--- a/lessons/3-3/downloads/3-3-notes-teacher.docx
+++ b/lessons/3-3/downloads/3-3-notes-teacher.docx
@@ -1176,6 +1176,468 @@
         </w:tc>
       </w:tr>
     </w:tbl>
+    <w:tbl>
+      <w:tblPr>
+        <w:tblW w:type="pct" w:w="100%"/>
+        <w:tblBorders>
+          <w:top w:val="none" w:color="FFFFFF" w:sz="0"/>
+          <w:left w:val="none" w:color="FFFFFF" w:sz="0"/>
+          <w:bottom w:val="single" w:color="C7D2DD" w:sz="4"/>
+          <w:right w:val="none" w:color="FFFFFF" w:sz="0"/>
+          <w:insideH w:val="none" w:color="FFFFFF" w:sz="0"/>
+          <w:insideV w:val="none" w:color="FFFFFF" w:sz="0"/>
+        </w:tblBorders>
+      </w:tblPr>
+      <w:tblGrid>
+        <w:gridCol w:w="1800"/>
+        <w:gridCol w:w="7560"/>
+      </w:tblGrid>
+      <w:tr>
+        <w:trPr>
+          <w:cantSplit/>
+        </w:trPr>
+        <w:tc>
+          <w:tcPr>
+            <w:tcW w:type="dxa" w:w="1800"/>
+            <w:tcMar>
+              <w:top w:type="dxa" w:w="100"/>
+              <w:left w:type="dxa" w:w="40"/>
+              <w:bottom w:type="dxa" w:w="100"/>
+              <w:right w:type="dxa" w:w="120"/>
+            </w:tcMar>
+            <w:vAlign w:val="center"/>
+          </w:tcPr>
+          <w:p>
+            <w:pPr>
+              <w:spacing w:after="0"/>
+              <w:jc w:val="center"/>
+            </w:pPr>
+            <w:r>
+              <w:drawing>
+                <wp:inline distT="0" distB="0" distL="0" distR="0">
+                  <wp:extent cx="1047750" cy="790575"/>
+                  <wp:effectExtent t="0" r="0" b="0" l="0"/>
+                  <wp:docPr id="1" name="" descr="" title=""/>
+                  <wp:cNvGraphicFramePr>
+                    <a:graphicFrameLocks xmlns:a="http://schemas.openxmlformats.org/drawingml/2006/main" noChangeAspect="1"/>
+                  </wp:cNvGraphicFramePr>
+                  <a:graphic xmlns:a="http://schemas.openxmlformats.org/drawingml/2006/main">
+                    <a:graphicData uri="http://schemas.openxmlformats.org/drawingml/2006/picture">
+                      <pic:pic xmlns:pic="http://schemas.openxmlformats.org/drawingml/2006/picture">
+                        <pic:nvPicPr>
+                          <pic:cNvPr id="0" name="" descr=""/>
+                          <pic:cNvPicPr>
+                            <a:picLocks noChangeAspect="1" noChangeArrowheads="1"/>
+                          </pic:cNvPicPr>
+                        </pic:nvPicPr>
+                        <pic:blipFill>
+                          <a:blip r:embed="rId11" cstate="none"/>
+                          <a:srcRect/>
+                          <a:stretch>
+                            <a:fillRect/>
+                          </a:stretch>
+                        </pic:blipFill>
+                        <pic:spPr bwMode="auto">
+                          <a:xfrm>
+                            <a:off x="0" y="0"/>
+                            <a:ext cx="1047750" cy="790575"/>
+                          </a:xfrm>
+                          <a:prstGeom prst="rect">
+                            <a:avLst/>
+                          </a:prstGeom>
+                        </pic:spPr>
+                      </pic:pic>
+                    </a:graphicData>
+                  </a:graphic>
+                </wp:inline>
+              </w:drawing>
+            </w:r>
+          </w:p>
+        </w:tc>
+        <w:tc>
+          <w:tcPr>
+            <w:tcW w:type="dxa" w:w="7560"/>
+            <w:tcMar>
+              <w:top w:type="dxa" w:w="100"/>
+              <w:left w:type="dxa" w:w="40"/>
+              <w:bottom w:type="dxa" w:w="100"/>
+              <w:right w:type="dxa" w:w="40"/>
+            </w:tcMar>
+            <w:vAlign w:val="center"/>
+          </w:tcPr>
+          <w:p>
+            <w:pPr>
+              <w:spacing w:after="50"/>
+            </w:pPr>
+            <w:r>
+              <w:rPr>
+                <w:b/>
+                <w:bCs/>
+                <w:color w:val="12355B"/>
+                <w:sz w:val="24"/>
+                <w:szCs w:val="24"/>
+              </w:rPr>
+              <w:t xml:space="preserve">Equivalent ratios</w:t>
+            </w:r>
+            <w:r>
+              <w:rPr>
+                <w:i/>
+                <w:iCs/>
+                <w:color w:val="5F6F80"/>
+                <w:sz w:val="19"/>
+                <w:szCs w:val="19"/>
+              </w:rPr>
+              <w:t xml:space="preserve">   Razones equivalentes</w:t>
+            </w:r>
+          </w:p>
+          <w:p>
+            <w:pPr>
+              <w:spacing w:after="40"/>
+            </w:pPr>
+            <w:r>
+              <w:rPr>
+                <w:sz w:val="21"/>
+                <w:szCs w:val="21"/>
+              </w:rPr>
+              <w:t xml:space="preserve">Ratios that use different numbers but compare the same way.</w:t>
+            </w:r>
+          </w:p>
+          <w:p>
+            <w:pPr>
+              <w:spacing w:after="0"/>
+            </w:pPr>
+            <w:r>
+              <w:rPr>
+                <w:b/>
+                <w:bCs/>
+                <w:color w:val="1FA6A2"/>
+                <w:sz w:val="18"/>
+                <w:szCs w:val="18"/>
+              </w:rPr>
+              <w:t xml:space="preserve">Example:  </w:t>
+            </w:r>
+            <w:r>
+              <w:rPr>
+                <w:i/>
+                <w:iCs/>
+                <w:color w:val="5F6F80"/>
+                <w:sz w:val="18"/>
+                <w:szCs w:val="18"/>
+              </w:rPr>
+              <w:t xml:space="preserve">5 : 2 = 15 : 6</w:t>
+            </w:r>
+          </w:p>
+        </w:tc>
+      </w:tr>
+    </w:tbl>
+    <w:tbl>
+      <w:tblPr>
+        <w:tblW w:type="pct" w:w="100%"/>
+        <w:tblBorders>
+          <w:top w:val="none" w:color="FFFFFF" w:sz="0"/>
+          <w:left w:val="none" w:color="FFFFFF" w:sz="0"/>
+          <w:bottom w:val="single" w:color="C7D2DD" w:sz="4"/>
+          <w:right w:val="none" w:color="FFFFFF" w:sz="0"/>
+          <w:insideH w:val="none" w:color="FFFFFF" w:sz="0"/>
+          <w:insideV w:val="none" w:color="FFFFFF" w:sz="0"/>
+        </w:tblBorders>
+      </w:tblPr>
+      <w:tblGrid>
+        <w:gridCol w:w="1800"/>
+        <w:gridCol w:w="7560"/>
+      </w:tblGrid>
+      <w:tr>
+        <w:trPr>
+          <w:cantSplit/>
+        </w:trPr>
+        <w:tc>
+          <w:tcPr>
+            <w:tcW w:type="dxa" w:w="1800"/>
+            <w:tcMar>
+              <w:top w:type="dxa" w:w="100"/>
+              <w:left w:type="dxa" w:w="40"/>
+              <w:bottom w:type="dxa" w:w="100"/>
+              <w:right w:type="dxa" w:w="120"/>
+            </w:tcMar>
+            <w:vAlign w:val="center"/>
+          </w:tcPr>
+          <w:p>
+            <w:pPr>
+              <w:spacing w:after="0"/>
+              <w:jc w:val="center"/>
+            </w:pPr>
+            <w:r>
+              <w:drawing>
+                <wp:inline distT="0" distB="0" distL="0" distR="0">
+                  <wp:extent cx="1047750" cy="790575"/>
+                  <wp:effectExtent t="0" r="0" b="0" l="0"/>
+                  <wp:docPr id="1" name="" descr="" title=""/>
+                  <wp:cNvGraphicFramePr>
+                    <a:graphicFrameLocks xmlns:a="http://schemas.openxmlformats.org/drawingml/2006/main" noChangeAspect="1"/>
+                  </wp:cNvGraphicFramePr>
+                  <a:graphic xmlns:a="http://schemas.openxmlformats.org/drawingml/2006/main">
+                    <a:graphicData uri="http://schemas.openxmlformats.org/drawingml/2006/picture">
+                      <pic:pic xmlns:pic="http://schemas.openxmlformats.org/drawingml/2006/picture">
+                        <pic:nvPicPr>
+                          <pic:cNvPr id="0" name="" descr=""/>
+                          <pic:cNvPicPr>
+                            <a:picLocks noChangeAspect="1" noChangeArrowheads="1"/>
+                          </pic:cNvPicPr>
+                        </pic:nvPicPr>
+                        <pic:blipFill>
+                          <a:blip r:embed="rId14" cstate="none"/>
+                          <a:srcRect/>
+                          <a:stretch>
+                            <a:fillRect/>
+                          </a:stretch>
+                        </pic:blipFill>
+                        <pic:spPr bwMode="auto">
+                          <a:xfrm>
+                            <a:off x="0" y="0"/>
+                            <a:ext cx="1047750" cy="790575"/>
+                          </a:xfrm>
+                          <a:prstGeom prst="rect">
+                            <a:avLst/>
+                          </a:prstGeom>
+                        </pic:spPr>
+                      </pic:pic>
+                    </a:graphicData>
+                  </a:graphic>
+                </wp:inline>
+              </w:drawing>
+            </w:r>
+          </w:p>
+        </w:tc>
+        <w:tc>
+          <w:tcPr>
+            <w:tcW w:type="dxa" w:w="7560"/>
+            <w:tcMar>
+              <w:top w:type="dxa" w:w="100"/>
+              <w:left w:type="dxa" w:w="40"/>
+              <w:bottom w:type="dxa" w:w="100"/>
+              <w:right w:type="dxa" w:w="40"/>
+            </w:tcMar>
+            <w:vAlign w:val="center"/>
+          </w:tcPr>
+          <w:p>
+            <w:pPr>
+              <w:spacing w:after="50"/>
+            </w:pPr>
+            <w:r>
+              <w:rPr>
+                <w:b/>
+                <w:bCs/>
+                <w:color w:val="12355B"/>
+                <w:sz w:val="24"/>
+                <w:szCs w:val="24"/>
+              </w:rPr>
+              <w:t xml:space="preserve">Simplify</w:t>
+            </w:r>
+            <w:r>
+              <w:rPr>
+                <w:i/>
+                <w:iCs/>
+                <w:color w:val="5F6F80"/>
+                <w:sz w:val="19"/>
+                <w:szCs w:val="19"/>
+              </w:rPr>
+              <w:t xml:space="preserve">   Simplificar</w:t>
+            </w:r>
+          </w:p>
+          <w:p>
+            <w:pPr>
+              <w:spacing w:after="40"/>
+            </w:pPr>
+            <w:r>
+              <w:rPr>
+                <w:sz w:val="21"/>
+                <w:szCs w:val="21"/>
+              </w:rPr>
+              <w:t xml:space="preserve">Divide both terms of a ratio by the same number.</w:t>
+            </w:r>
+          </w:p>
+          <w:p>
+            <w:pPr>
+              <w:spacing w:after="0"/>
+            </w:pPr>
+            <w:r>
+              <w:rPr>
+                <w:b/>
+                <w:bCs/>
+                <w:color w:val="1FA6A2"/>
+                <w:sz w:val="18"/>
+                <w:szCs w:val="18"/>
+              </w:rPr>
+              <w:t xml:space="preserve">Example:  </w:t>
+            </w:r>
+            <w:r>
+              <w:rPr>
+                <w:i/>
+                <w:iCs/>
+                <w:color w:val="5F6F80"/>
+                <w:sz w:val="18"/>
+                <w:szCs w:val="18"/>
+              </w:rPr>
+              <w:t xml:space="preserve">8 : 20 ÷ 4 = 2 : 5</w:t>
+            </w:r>
+          </w:p>
+        </w:tc>
+      </w:tr>
+    </w:tbl>
+    <w:tbl>
+      <w:tblPr>
+        <w:tblW w:type="pct" w:w="100%"/>
+        <w:tblBorders>
+          <w:top w:val="none" w:color="FFFFFF" w:sz="0"/>
+          <w:left w:val="none" w:color="FFFFFF" w:sz="0"/>
+          <w:bottom w:val="single" w:color="C7D2DD" w:sz="4"/>
+          <w:right w:val="none" w:color="FFFFFF" w:sz="0"/>
+          <w:insideH w:val="none" w:color="FFFFFF" w:sz="0"/>
+          <w:insideV w:val="none" w:color="FFFFFF" w:sz="0"/>
+        </w:tblBorders>
+      </w:tblPr>
+      <w:tblGrid>
+        <w:gridCol w:w="1800"/>
+        <w:gridCol w:w="7560"/>
+      </w:tblGrid>
+      <w:tr>
+        <w:trPr>
+          <w:cantSplit/>
+        </w:trPr>
+        <w:tc>
+          <w:tcPr>
+            <w:tcW w:type="dxa" w:w="1800"/>
+            <w:tcMar>
+              <w:top w:type="dxa" w:w="100"/>
+              <w:left w:type="dxa" w:w="40"/>
+              <w:bottom w:type="dxa" w:w="100"/>
+              <w:right w:type="dxa" w:w="120"/>
+            </w:tcMar>
+            <w:vAlign w:val="center"/>
+          </w:tcPr>
+          <w:p>
+            <w:pPr>
+              <w:spacing w:after="0"/>
+              <w:jc w:val="center"/>
+            </w:pPr>
+            <w:r>
+              <w:drawing>
+                <wp:inline distT="0" distB="0" distL="0" distR="0">
+                  <wp:extent cx="1047750" cy="790575"/>
+                  <wp:effectExtent t="0" r="0" b="0" l="0"/>
+                  <wp:docPr id="1" name="" descr="" title=""/>
+                  <wp:cNvGraphicFramePr>
+                    <a:graphicFrameLocks xmlns:a="http://schemas.openxmlformats.org/drawingml/2006/main" noChangeAspect="1"/>
+                  </wp:cNvGraphicFramePr>
+                  <a:graphic xmlns:a="http://schemas.openxmlformats.org/drawingml/2006/main">
+                    <a:graphicData uri="http://schemas.openxmlformats.org/drawingml/2006/picture">
+                      <pic:pic xmlns:pic="http://schemas.openxmlformats.org/drawingml/2006/picture">
+                        <pic:nvPicPr>
+                          <pic:cNvPr id="0" name="" descr=""/>
+                          <pic:cNvPicPr>
+                            <a:picLocks noChangeAspect="1" noChangeArrowheads="1"/>
+                          </pic:cNvPicPr>
+                        </pic:nvPicPr>
+                        <pic:blipFill>
+                          <a:blip r:embed="rId15" cstate="none"/>
+                          <a:srcRect/>
+                          <a:stretch>
+                            <a:fillRect/>
+                          </a:stretch>
+                        </pic:blipFill>
+                        <pic:spPr bwMode="auto">
+                          <a:xfrm>
+                            <a:off x="0" y="0"/>
+                            <a:ext cx="1047750" cy="790575"/>
+                          </a:xfrm>
+                          <a:prstGeom prst="rect">
+                            <a:avLst/>
+                          </a:prstGeom>
+                        </pic:spPr>
+                      </pic:pic>
+                    </a:graphicData>
+                  </a:graphic>
+                </wp:inline>
+              </w:drawing>
+            </w:r>
+          </w:p>
+        </w:tc>
+        <w:tc>
+          <w:tcPr>
+            <w:tcW w:type="dxa" w:w="7560"/>
+            <w:tcMar>
+              <w:top w:type="dxa" w:w="100"/>
+              <w:left w:type="dxa" w:w="40"/>
+              <w:bottom w:type="dxa" w:w="100"/>
+              <w:right w:type="dxa" w:w="40"/>
+            </w:tcMar>
+            <w:vAlign w:val="center"/>
+          </w:tcPr>
+          <w:p>
+            <w:pPr>
+              <w:spacing w:after="50"/>
+            </w:pPr>
+            <w:r>
+              <w:rPr>
+                <w:b/>
+                <w:bCs/>
+                <w:color w:val="12355B"/>
+                <w:sz w:val="24"/>
+                <w:szCs w:val="24"/>
+              </w:rPr>
+              <w:t xml:space="preserve">Greatest common factor</w:t>
+            </w:r>
+            <w:r>
+              <w:rPr>
+                <w:i/>
+                <w:iCs/>
+                <w:color w:val="5F6F80"/>
+                <w:sz w:val="19"/>
+                <w:szCs w:val="19"/>
+              </w:rPr>
+              <w:t xml:space="preserve">   Máximo común divisor</w:t>
+            </w:r>
+          </w:p>
+          <w:p>
+            <w:pPr>
+              <w:spacing w:after="40"/>
+            </w:pPr>
+            <w:r>
+              <w:rPr>
+                <w:sz w:val="21"/>
+                <w:szCs w:val="21"/>
+              </w:rPr>
+              <w:t xml:space="preserve">The largest number that divides both terms evenly.</w:t>
+            </w:r>
+          </w:p>
+          <w:p>
+            <w:pPr>
+              <w:spacing w:after="0"/>
+            </w:pPr>
+            <w:r>
+              <w:rPr>
+                <w:b/>
+                <w:bCs/>
+                <w:color w:val="1FA6A2"/>
+                <w:sz w:val="18"/>
+                <w:szCs w:val="18"/>
+              </w:rPr>
+              <w:t xml:space="preserve">Example:  </w:t>
+            </w:r>
+            <w:r>
+              <w:rPr>
+                <w:i/>
+                <w:iCs/>
+                <w:color w:val="5F6F80"/>
+                <w:sz w:val="18"/>
+                <w:szCs w:val="18"/>
+              </w:rPr>
+              <w:t xml:space="preserve">The GCF of 8 and 20 is 4.</w:t>
+            </w:r>
+          </w:p>
+        </w:tc>
+      </w:tr>
+    </w:tbl>
     <w:p>
       <w:pPr>
         <w:pStyle w:val="Heading1"/>
@@ -1264,7 +1726,7 @@
                 <w:sz w:val="21"/>
                 <w:szCs w:val="21"/>
               </w:rPr>
-              <w:t xml:space="preserve">Ratio Tables      •      Ratio table      •      Equivalent ratio      •      Scale factor      •      Pattern      •      Additive pattern</w:t>
+              <w:t xml:space="preserve">Ratio Tables      •      Ratio table      •      Equivalent ratio      •      Scale factor      •      Pattern      •      Additive pattern      •      Equivalent ratios      •      Simplify      •      Greatest common factor</w:t>
             </w:r>
           </w:p>
         </w:tc>
@@ -1512,6 +1974,117 @@
           <w:szCs w:val="22"/>
         </w:rPr>
         <w:t xml:space="preserve">A pattern where you add the same amount each step is an </w:t>
+      </w:r>
+      <w:r>
+        <w:rPr>
+          <w:sz w:val="22"/>
+          <w:szCs w:val="22"/>
+        </w:rPr>
+        <w:t xml:space="preserve">________________</w:t>
+      </w:r>
+      <w:r>
+        <w:rPr>
+          <w:sz w:val="22"/>
+          <w:szCs w:val="22"/>
+        </w:rPr>
+        <w:t xml:space="preserve">.</w:t>
+      </w:r>
+    </w:p>
+    <w:p>
+      <w:pPr>
+        <w:keepLines/>
+        <w:spacing w:after="260" w:before="200"/>
+      </w:pPr>
+      <w:r>
+        <w:rPr>
+          <w:b/>
+          <w:bCs/>
+          <w:color w:val="12355B"/>
+          <w:sz w:val="22"/>
+          <w:szCs w:val="22"/>
+        </w:rPr>
+        <w:t xml:space="preserve">7.  </w:t>
+      </w:r>
+      <w:r>
+        <w:rPr>
+          <w:sz w:val="22"/>
+          <w:szCs w:val="22"/>
+        </w:rPr>
+        <w:t xml:space="preserve">Ratios that compare the same way with different numbers are </w:t>
+      </w:r>
+      <w:r>
+        <w:rPr>
+          <w:sz w:val="22"/>
+          <w:szCs w:val="22"/>
+        </w:rPr>
+        <w:t xml:space="preserve">________________</w:t>
+      </w:r>
+      <w:r>
+        <w:rPr>
+          <w:sz w:val="22"/>
+          <w:szCs w:val="22"/>
+        </w:rPr>
+        <w:t xml:space="preserve">.</w:t>
+      </w:r>
+    </w:p>
+    <w:p>
+      <w:pPr>
+        <w:keepLines/>
+        <w:spacing w:after="260" w:before="200"/>
+      </w:pPr>
+      <w:r>
+        <w:rPr>
+          <w:b/>
+          <w:bCs/>
+          <w:color w:val="12355B"/>
+          <w:sz w:val="22"/>
+          <w:szCs w:val="22"/>
+        </w:rPr>
+        <w:t xml:space="preserve">8.  </w:t>
+      </w:r>
+      <w:r>
+        <w:rPr>
+          <w:sz w:val="22"/>
+          <w:szCs w:val="22"/>
+        </w:rPr>
+        <w:t xml:space="preserve">To divide both terms of a ratio by the same number is to </w:t>
+      </w:r>
+      <w:r>
+        <w:rPr>
+          <w:sz w:val="22"/>
+          <w:szCs w:val="22"/>
+        </w:rPr>
+        <w:t xml:space="preserve">________________</w:t>
+      </w:r>
+      <w:r>
+        <w:rPr>
+          <w:sz w:val="22"/>
+          <w:szCs w:val="22"/>
+        </w:rPr>
+        <w:t xml:space="preserve"> it.</w:t>
+      </w:r>
+    </w:p>
+    <w:p>
+      <w:pPr>
+        <w:keepLines/>
+        <w:spacing w:after="260" w:before="200"/>
+      </w:pPr>
+      <w:r>
+        <w:rPr>
+          <w:b/>
+          <w:bCs/>
+          <w:color w:val="12355B"/>
+          <w:sz w:val="22"/>
+          <w:szCs w:val="22"/>
+        </w:rPr>
+        <w:t xml:space="preserve">9.  </w:t>
+      </w:r>
+      <w:r>
+        <w:rPr>
+          <w:sz w:val="22"/>
+          <w:szCs w:val="22"/>
+        </w:rPr>
+        <w:t xml:space="preserve">The largest number that divides both terms is the </w:t>
       </w:r>
       <w:r>
         <w:rPr>
@@ -2584,7 +3157,7 @@
           <w:sz w:val="20"/>
           <w:szCs w:val="20"/>
         </w:rPr>
-        <w:t xml:space="preserve">A)  9</w:t>
+        <w:t xml:space="preserve">A)  6</w:t>
       </w:r>
     </w:p>
     <w:p>
@@ -2597,7 +3170,7 @@
           <w:sz w:val="20"/>
           <w:szCs w:val="20"/>
         </w:rPr>
-        <w:t xml:space="preserve">B)  6</w:t>
+        <w:t xml:space="preserve">B)  9</w:t>
       </w:r>
     </w:p>
     <w:p>
@@ -2691,7 +3264,7 @@
           <w:sz w:val="21"/>
           <w:szCs w:val="21"/>
         </w:rPr>
-        <w:t xml:space="preserve">A. 9</w:t>
+        <w:t xml:space="preserve">B. 9</w:t>
       </w:r>
     </w:p>
     <w:p>
@@ -3481,7 +4054,7 @@
           <w:sz w:val="20"/>
           <w:szCs w:val="20"/>
         </w:rPr>
-        <w:t xml:space="preserve">A)  12:28</w:t>
+        <w:t xml:space="preserve">A)  10:24</w:t>
       </w:r>
     </w:p>
     <w:p>
@@ -3494,7 +4067,7 @@
           <w:sz w:val="20"/>
           <w:szCs w:val="20"/>
         </w:rPr>
-        <w:t xml:space="preserve">B)  10:24</w:t>
+        <w:t xml:space="preserve">B)  12:28</w:t>
       </w:r>
     </w:p>
     <w:p>
@@ -3611,7 +4184,7 @@
           <w:sz w:val="20"/>
           <w:szCs w:val="20"/>
         </w:rPr>
-        <w:t xml:space="preserve">A)  6:15</w:t>
+        <w:t xml:space="preserve">A)  5:10</w:t>
       </w:r>
     </w:p>
     <w:p>
@@ -3624,7 +4197,7 @@
           <w:sz w:val="20"/>
           <w:szCs w:val="20"/>
         </w:rPr>
-        <w:t xml:space="preserve">B)  6:12</w:t>
+        <w:t xml:space="preserve">B)  6:15</w:t>
       </w:r>
     </w:p>
     <w:p>
@@ -3637,7 +4210,7 @@
           <w:sz w:val="20"/>
           <w:szCs w:val="20"/>
         </w:rPr>
-        <w:t xml:space="preserve">C)  8:15</w:t>
+        <w:t xml:space="preserve">C)  6:12</w:t>
       </w:r>
     </w:p>
     <w:p>
@@ -3650,7 +4223,7 @@
           <w:sz w:val="20"/>
           <w:szCs w:val="20"/>
         </w:rPr>
-        <w:t xml:space="preserve">D)  5:10</w:t>
+        <w:t xml:space="preserve">D)  8:15</w:t>
       </w:r>
     </w:p>
     <w:p>
@@ -3767,7 +4340,7 @@
           <w:sz w:val="20"/>
           <w:szCs w:val="20"/>
         </w:rPr>
-        <w:t xml:space="preserve">A)  8</w:t>
+        <w:t xml:space="preserve">A)  6</w:t>
       </w:r>
     </w:p>
     <w:p>
@@ -3780,7 +4353,7 @@
           <w:sz w:val="20"/>
           <w:szCs w:val="20"/>
         </w:rPr>
-        <w:t xml:space="preserve">B)  6</w:t>
+        <w:t xml:space="preserve">B)  8</w:t>
       </w:r>
     </w:p>
     <w:p>
@@ -3793,7 +4366,7 @@
           <w:sz w:val="20"/>
           <w:szCs w:val="20"/>
         </w:rPr>
-        <w:t xml:space="preserve">C)  10</w:t>
+        <w:t xml:space="preserve">C)  9</w:t>
       </w:r>
     </w:p>
     <w:p>
@@ -3806,7 +4379,7 @@
           <w:sz w:val="20"/>
           <w:szCs w:val="20"/>
         </w:rPr>
-        <w:t xml:space="preserve">D)  9</w:t>
+        <w:t xml:space="preserve">D)  10</w:t>
       </w:r>
     </w:p>
     <w:p>
@@ -3897,7 +4470,7 @@
           <w:sz w:val="20"/>
           <w:szCs w:val="20"/>
         </w:rPr>
-        <w:t xml:space="preserve">A)  3</w:t>
+        <w:t xml:space="preserve">A)  2</w:t>
       </w:r>
     </w:p>
     <w:p>
@@ -3910,7 +4483,7 @@
           <w:sz w:val="20"/>
           <w:szCs w:val="20"/>
         </w:rPr>
-        <w:t xml:space="preserve">B)  2</w:t>
+        <w:t xml:space="preserve">B)  3</w:t>
       </w:r>
     </w:p>
     <w:p>
@@ -4172,7 +4745,7 @@
           <w:sz w:val="21"/>
           <w:szCs w:val="21"/>
         </w:rPr>
-        <w:t xml:space="preserve">A)  8</w:t>
+        <w:t xml:space="preserve">A)  7</w:t>
       </w:r>
     </w:p>
     <w:p>
@@ -4185,7 +4758,7 @@
           <w:sz w:val="21"/>
           <w:szCs w:val="21"/>
         </w:rPr>
-        <w:t xml:space="preserve">B)  10</w:t>
+        <w:t xml:space="preserve">B)  8</w:t>
       </w:r>
     </w:p>
     <w:p>
@@ -4198,7 +4771,7 @@
           <w:sz w:val="21"/>
           <w:szCs w:val="21"/>
         </w:rPr>
-        <w:t xml:space="preserve">C)  7</w:t>
+        <w:t xml:space="preserve">C)  10</w:t>
       </w:r>
     </w:p>
     <w:p>
@@ -4403,6 +4976,69 @@
     </w:p>
     <w:p>
       <w:pPr>
+        <w:spacing w:after="80"/>
+      </w:pPr>
+      <w:r>
+        <w:rPr>
+          <w:b/>
+          <w:bCs/>
+          <w:sz w:val="21"/>
+          <w:szCs w:val="21"/>
+        </w:rPr>
+        <w:t xml:space="preserve">Notes 7:  </w:t>
+      </w:r>
+      <w:r>
+        <w:rPr>
+          <w:sz w:val="21"/>
+          <w:szCs w:val="21"/>
+        </w:rPr>
+        <w:t xml:space="preserve">Equivalent ratios</w:t>
+      </w:r>
+    </w:p>
+    <w:p>
+      <w:pPr>
+        <w:spacing w:after="80"/>
+      </w:pPr>
+      <w:r>
+        <w:rPr>
+          <w:b/>
+          <w:bCs/>
+          <w:sz w:val="21"/>
+          <w:szCs w:val="21"/>
+        </w:rPr>
+        <w:t xml:space="preserve">Notes 8:  </w:t>
+      </w:r>
+      <w:r>
+        <w:rPr>
+          <w:sz w:val="21"/>
+          <w:szCs w:val="21"/>
+        </w:rPr>
+        <w:t xml:space="preserve">Simplify</w:t>
+      </w:r>
+    </w:p>
+    <w:p>
+      <w:pPr>
+        <w:spacing w:after="80"/>
+      </w:pPr>
+      <w:r>
+        <w:rPr>
+          <w:b/>
+          <w:bCs/>
+          <w:sz w:val="21"/>
+          <w:szCs w:val="21"/>
+        </w:rPr>
+        <w:t xml:space="preserve">Notes 9:  </w:t>
+      </w:r>
+      <w:r>
+        <w:rPr>
+          <w:sz w:val="21"/>
+          <w:szCs w:val="21"/>
+        </w:rPr>
+        <w:t xml:space="preserve">Greatest common factor</w:t>
+      </w:r>
+    </w:p>
+    <w:p>
+      <w:pPr>
         <w:pStyle w:val="Heading2"/>
         <w:spacing w:after="80" w:before="180"/>
       </w:pPr>
@@ -4435,7 +5071,7 @@
           <w:sz w:val="21"/>
           <w:szCs w:val="21"/>
         </w:rPr>
-        <w:t xml:space="preserve">A. 9</w:t>
+        <w:t xml:space="preserve">B. 9</w:t>
       </w:r>
     </w:p>
     <w:p>
@@ -4534,7 +5170,7 @@
           <w:sz w:val="21"/>
           <w:szCs w:val="21"/>
         </w:rPr>
-        <w:t xml:space="preserve">A)  12:28</w:t>
+        <w:t xml:space="preserve">B)  12:28</w:t>
       </w:r>
       <w:r>
         <w:rPr>
@@ -4565,7 +5201,7 @@
           <w:sz w:val="21"/>
           <w:szCs w:val="21"/>
         </w:rPr>
-        <w:t xml:space="preserve">A)  6:15</w:t>
+        <w:t xml:space="preserve">B)  6:15</w:t>
       </w:r>
       <w:r>
         <w:rPr>
@@ -4612,7 +5248,7 @@
           <w:sz w:val="21"/>
           <w:szCs w:val="21"/>
         </w:rPr>
-        <w:t xml:space="preserve">A)  8</w:t>
+        <w:t xml:space="preserve">B)  8</w:t>
       </w:r>
       <w:r>
         <w:rPr>
@@ -4643,7 +5279,7 @@
           <w:sz w:val="21"/>
           <w:szCs w:val="21"/>
         </w:rPr>
-        <w:t xml:space="preserve">A)  3</w:t>
+        <w:t xml:space="preserve">B)  3</w:t>
       </w:r>
       <w:r>
         <w:rPr>
@@ -4728,7 +5364,7 @@
           <w:sz w:val="21"/>
           <w:szCs w:val="21"/>
         </w:rPr>
-        <w:t xml:space="preserve">A)  8</w:t>
+        <w:t xml:space="preserve">B)  8</w:t>
       </w:r>
       <w:r>
         <w:rPr>

--- a/lessons/3-3/downloads/3-3-notes-teacher.docx
+++ b/lessons/3-3/downloads/3-3-notes-teacher.docx
@@ -249,49 +249,269 @@
           <w:sz w:val="19"/>
           <w:szCs w:val="19"/>
         </w:rPr>
-        <w:t xml:space="preserve">Look at the picture, read the word, then read what it means.</w:t>
+        <w:t xml:space="preserve">Review each concept term, definition, non-example, and visual clue.</w:t>
       </w:r>
     </w:p>
     <w:tbl>
       <w:tblPr>
-        <w:tblW w:type="pct" w:w="100%"/>
+        <w:tblW w:type="dxa" w:w="9360"/>
         <w:tblBorders>
-          <w:top w:val="none" w:color="FFFFFF" w:sz="0"/>
-          <w:left w:val="none" w:color="FFFFFF" w:sz="0"/>
-          <w:bottom w:val="single" w:color="C7D2DD" w:sz="4"/>
-          <w:right w:val="none" w:color="FFFFFF" w:sz="0"/>
-          <w:insideH w:val="none" w:color="FFFFFF" w:sz="0"/>
-          <w:insideV w:val="none" w:color="FFFFFF" w:sz="0"/>
+          <w:top w:val="single" w:color="C7D2DD" w:sz="6"/>
+          <w:left w:val="single" w:color="C7D2DD" w:sz="6"/>
+          <w:bottom w:val="single" w:color="C7D2DD" w:sz="6"/>
+          <w:right w:val="single" w:color="C7D2DD" w:sz="6"/>
+          <w:insideH w:val="single" w:color="C7D2DD" w:sz="6"/>
+          <w:insideV w:val="single" w:color="C7D2DD" w:sz="6"/>
         </w:tblBorders>
       </w:tblPr>
       <w:tblGrid>
         <w:gridCol w:w="1800"/>
-        <w:gridCol w:w="7560"/>
+        <w:gridCol w:w="3160"/>
+        <w:gridCol w:w="2200"/>
+        <w:gridCol w:w="2200"/>
       </w:tblGrid>
       <w:tr>
         <w:trPr>
           <w:cantSplit/>
+          <w:tblHeader/>
         </w:trPr>
         <w:tc>
           <w:tcPr>
             <w:tcW w:type="dxa" w:w="1800"/>
-            <w:tcMar>
-              <w:top w:type="dxa" w:w="100"/>
-              <w:left w:type="dxa" w:w="40"/>
-              <w:bottom w:type="dxa" w:w="100"/>
-              <w:right w:type="dxa" w:w="120"/>
-            </w:tcMar>
-            <w:vAlign w:val="center"/>
+            <w:shd w:fill="EEF4F8" w:color="auto" w:val="clear"/>
+            <w:tcMar>
+              <w:top w:type="dxa" w:w="80"/>
+              <w:left w:type="dxa" w:w="100"/>
+              <w:bottom w:type="dxa" w:w="80"/>
+              <w:right w:type="dxa" w:w="100"/>
+            </w:tcMar>
           </w:tcPr>
           <w:p>
             <w:pPr>
               <w:spacing w:after="0"/>
+            </w:pPr>
+            <w:r>
+              <w:rPr>
+                <w:b/>
+                <w:bCs/>
+                <w:color w:val="12355B"/>
+                <w:sz w:val="19"/>
+                <w:szCs w:val="19"/>
+              </w:rPr>
+              <w:t xml:space="preserve">Concept Term</w:t>
+            </w:r>
+          </w:p>
+        </w:tc>
+        <w:tc>
+          <w:tcPr>
+            <w:tcW w:type="dxa" w:w="3160"/>
+            <w:shd w:fill="EEF4F8" w:color="auto" w:val="clear"/>
+            <w:tcMar>
+              <w:top w:type="dxa" w:w="80"/>
+              <w:left w:type="dxa" w:w="100"/>
+              <w:bottom w:type="dxa" w:w="80"/>
+              <w:right w:type="dxa" w:w="100"/>
+            </w:tcMar>
+          </w:tcPr>
+          <w:p>
+            <w:pPr>
+              <w:spacing w:after="0"/>
+            </w:pPr>
+            <w:r>
+              <w:rPr>
+                <w:b/>
+                <w:bCs/>
+                <w:color w:val="12355B"/>
+                <w:sz w:val="19"/>
+                <w:szCs w:val="19"/>
+              </w:rPr>
+              <w:t xml:space="preserve">Student-Friendly Definition</w:t>
+            </w:r>
+          </w:p>
+        </w:tc>
+        <w:tc>
+          <w:tcPr>
+            <w:tcW w:type="dxa" w:w="2200"/>
+            <w:shd w:fill="EEF4F8" w:color="auto" w:val="clear"/>
+            <w:tcMar>
+              <w:top w:type="dxa" w:w="80"/>
+              <w:left w:type="dxa" w:w="100"/>
+              <w:bottom w:type="dxa" w:w="80"/>
+              <w:right w:type="dxa" w:w="100"/>
+            </w:tcMar>
+          </w:tcPr>
+          <w:p>
+            <w:pPr>
+              <w:spacing w:after="0"/>
+            </w:pPr>
+            <w:r>
+              <w:rPr>
+                <w:b/>
+                <w:bCs/>
+                <w:color w:val="12355B"/>
+                <w:sz w:val="19"/>
+                <w:szCs w:val="19"/>
+              </w:rPr>
+              <w:t xml:space="preserve">Non-Example</w:t>
+            </w:r>
+          </w:p>
+        </w:tc>
+        <w:tc>
+          <w:tcPr>
+            <w:tcW w:type="dxa" w:w="2200"/>
+            <w:shd w:fill="EEF4F8" w:color="auto" w:val="clear"/>
+            <w:tcMar>
+              <w:top w:type="dxa" w:w="80"/>
+              <w:left w:type="dxa" w:w="100"/>
+              <w:bottom w:type="dxa" w:w="80"/>
+              <w:right w:type="dxa" w:w="100"/>
+            </w:tcMar>
+          </w:tcPr>
+          <w:p>
+            <w:pPr>
+              <w:spacing w:after="0"/>
+            </w:pPr>
+            <w:r>
+              <w:rPr>
+                <w:b/>
+                <w:bCs/>
+                <w:color w:val="12355B"/>
+                <w:sz w:val="19"/>
+                <w:szCs w:val="19"/>
+              </w:rPr>
+              <w:t xml:space="preserve">Visual Clue</w:t>
+            </w:r>
+          </w:p>
+        </w:tc>
+      </w:tr>
+      <w:tr>
+        <w:trPr>
+          <w:cantSplit/>
+        </w:trPr>
+        <w:tc>
+          <w:tcPr>
+            <w:tcW w:type="dxa" w:w="1800"/>
+            <w:tcMar>
+              <w:top w:type="dxa" w:w="80"/>
+              <w:left w:type="dxa" w:w="100"/>
+              <w:bottom w:type="dxa" w:w="80"/>
+              <w:right w:type="dxa" w:w="100"/>
+            </w:tcMar>
+            <w:vAlign w:val="top"/>
+          </w:tcPr>
+          <w:p>
+            <w:pPr>
+              <w:spacing w:after="30"/>
+            </w:pPr>
+            <w:r>
+              <w:rPr>
+                <w:b/>
+                <w:bCs/>
+                <w:color w:val="12355B"/>
+                <w:sz w:val="21"/>
+                <w:szCs w:val="21"/>
+              </w:rPr>
+              <w:t xml:space="preserve">Ratio Tables</w:t>
+            </w:r>
+          </w:p>
+          <w:p>
+            <w:pPr>
+              <w:spacing w:after="0"/>
+            </w:pPr>
+            <w:r>
+              <w:rPr>
+                <w:i/>
+                <w:iCs/>
+                <w:color w:val="5F6F80"/>
+                <w:sz w:val="18"/>
+                <w:szCs w:val="18"/>
+              </w:rPr>
+              <w:t xml:space="preserve">Tablas de razones</w:t>
+            </w:r>
+          </w:p>
+        </w:tc>
+        <w:tc>
+          <w:tcPr>
+            <w:tcW w:type="dxa" w:w="3160"/>
+            <w:tcMar>
+              <w:top w:type="dxa" w:w="80"/>
+              <w:left w:type="dxa" w:w="100"/>
+              <w:bottom w:type="dxa" w:w="80"/>
+              <w:right w:type="dxa" w:w="100"/>
+            </w:tcMar>
+            <w:vAlign w:val="top"/>
+          </w:tcPr>
+          <w:p>
+            <w:pPr>
+              <w:spacing w:after="0"/>
+            </w:pPr>
+            <w:r>
+              <w:rPr>
+                <w:sz w:val="20"/>
+                <w:szCs w:val="20"/>
+              </w:rPr>
+              <w:t xml:space="preserve">Tables that organize pairs of equivalent ratios.</w:t>
+            </w:r>
+          </w:p>
+        </w:tc>
+        <w:tc>
+          <w:tcPr>
+            <w:tcW w:type="dxa" w:w="2200"/>
+            <w:tcMar>
+              <w:top w:type="dxa" w:w="80"/>
+              <w:left w:type="dxa" w:w="100"/>
+              <w:bottom w:type="dxa" w:w="80"/>
+              <w:right w:type="dxa" w:w="100"/>
+            </w:tcMar>
+            <w:vAlign w:val="top"/>
+          </w:tcPr>
+          <w:p>
+            <w:pPr>
+              <w:spacing w:after="40"/>
+            </w:pPr>
+            <w:r>
+              <w:rPr>
+                <w:i/>
+                <w:iCs/>
+                <w:color w:val="5F6F80"/>
+                <w:sz w:val="19"/>
+                <w:szCs w:val="19"/>
+              </w:rPr>
+              <w:t xml:space="preserve">Not Ratio Tables: write a counter-example that breaks the definition.</w:t>
+            </w:r>
+          </w:p>
+          <w:p>
+            <w:pPr>
+              <w:pBdr>
+                <w:bottom w:val="single" w:color="AFBECC" w:sz="6"/>
+              </w:pBdr>
+              <w:spacing w:after="30" w:before="150"/>
+            </w:pPr>
+            <w:r>
+              <w:t xml:space="preserve"/>
+            </w:r>
+          </w:p>
+        </w:tc>
+        <w:tc>
+          <w:tcPr>
+            <w:tcW w:type="dxa" w:w="2200"/>
+            <w:tcMar>
+              <w:top w:type="dxa" w:w="80"/>
+              <w:left w:type="dxa" w:w="100"/>
+              <w:bottom w:type="dxa" w:w="80"/>
+              <w:right w:type="dxa" w:w="100"/>
+            </w:tcMar>
+            <w:vAlign w:val="top"/>
+          </w:tcPr>
+          <w:p>
+            <w:pPr>
+              <w:spacing w:after="40"/>
               <w:jc w:val="center"/>
             </w:pPr>
             <w:r>
               <w:drawing>
                 <wp:inline distT="0" distB="0" distL="0" distR="0">
-                  <wp:extent cx="1047750" cy="790575"/>
+                  <wp:extent cx="876300" cy="657225"/>
                   <wp:effectExtent t="0" r="0" b="0" l="0"/>
                   <wp:docPr id="1" name="" descr="" title=""/>
                   <wp:cNvGraphicFramePr>
@@ -316,7 +536,7 @@
                         <pic:spPr bwMode="auto">
                           <a:xfrm>
                             <a:off x="0" y="0"/>
-                            <a:ext cx="1047750" cy="790575"/>
+                            <a:ext cx="876300" cy="657225"/>
                           </a:xfrm>
                           <a:prstGeom prst="rect">
                             <a:avLst/>
@@ -329,32 +549,108 @@
               </w:drawing>
             </w:r>
           </w:p>
-        </w:tc>
-        <w:tc>
-          <w:tcPr>
-            <w:tcW w:type="dxa" w:w="7560"/>
-            <w:tcMar>
-              <w:top w:type="dxa" w:w="100"/>
-              <w:left w:type="dxa" w:w="40"/>
-              <w:bottom w:type="dxa" w:w="100"/>
-              <w:right w:type="dxa" w:w="40"/>
-            </w:tcMar>
-            <w:vAlign w:val="center"/>
-          </w:tcPr>
-          <w:p>
-            <w:pPr>
-              <w:spacing w:after="50"/>
+          <w:p>
+            <w:pPr>
+              <w:spacing w:after="0"/>
+            </w:pPr>
+            <w:r>
+              <w:rPr>
+                <w:i/>
+                <w:iCs/>
+                <w:color w:val="5F6F80"/>
+                <w:sz w:val="18"/>
+                <w:szCs w:val="18"/>
+              </w:rPr>
+              <w:t xml:space="preserve">2:3, 4:6, and 6:9 belong in the same ratio table.</w:t>
+            </w:r>
+          </w:p>
+        </w:tc>
+      </w:tr>
+      <w:tr>
+        <w:trPr>
+          <w:cantSplit/>
+        </w:trPr>
+        <w:tc>
+          <w:tcPr>
+            <w:tcW w:type="dxa" w:w="1800"/>
+            <w:tcMar>
+              <w:top w:type="dxa" w:w="80"/>
+              <w:left w:type="dxa" w:w="100"/>
+              <w:bottom w:type="dxa" w:w="80"/>
+              <w:right w:type="dxa" w:w="100"/>
+            </w:tcMar>
+            <w:vAlign w:val="top"/>
+          </w:tcPr>
+          <w:p>
+            <w:pPr>
+              <w:spacing w:after="30"/>
             </w:pPr>
             <w:r>
               <w:rPr>
                 <w:b/>
                 <w:bCs/>
                 <w:color w:val="12355B"/>
-                <w:sz w:val="24"/>
-                <w:szCs w:val="24"/>
-              </w:rPr>
-              <w:t xml:space="preserve">Ratio Tables</w:t>
-            </w:r>
+                <w:sz w:val="21"/>
+                <w:szCs w:val="21"/>
+              </w:rPr>
+              <w:t xml:space="preserve">Ratio table</w:t>
+            </w:r>
+          </w:p>
+          <w:p>
+            <w:pPr>
+              <w:spacing w:after="0"/>
+            </w:pPr>
+            <w:r>
+              <w:rPr>
+                <w:i/>
+                <w:iCs/>
+                <w:color w:val="5F6F80"/>
+                <w:sz w:val="18"/>
+                <w:szCs w:val="18"/>
+              </w:rPr>
+              <w:t xml:space="preserve">Tabla de razones</w:t>
+            </w:r>
+          </w:p>
+        </w:tc>
+        <w:tc>
+          <w:tcPr>
+            <w:tcW w:type="dxa" w:w="3160"/>
+            <w:tcMar>
+              <w:top w:type="dxa" w:w="80"/>
+              <w:left w:type="dxa" w:w="100"/>
+              <w:bottom w:type="dxa" w:w="80"/>
+              <w:right w:type="dxa" w:w="100"/>
+            </w:tcMar>
+            <w:vAlign w:val="top"/>
+          </w:tcPr>
+          <w:p>
+            <w:pPr>
+              <w:spacing w:after="0"/>
+            </w:pPr>
+            <w:r>
+              <w:rPr>
+                <w:sz w:val="20"/>
+                <w:szCs w:val="20"/>
+              </w:rPr>
+              <w:t xml:space="preserve">A table of equal ratios that shows a pattern.</w:t>
+            </w:r>
+          </w:p>
+        </w:tc>
+        <w:tc>
+          <w:tcPr>
+            <w:tcW w:type="dxa" w:w="2200"/>
+            <w:tcMar>
+              <w:top w:type="dxa" w:w="80"/>
+              <w:left w:type="dxa" w:w="100"/>
+              <w:bottom w:type="dxa" w:w="80"/>
+              <w:right w:type="dxa" w:w="100"/>
+            </w:tcMar>
+            <w:vAlign w:val="top"/>
+          </w:tcPr>
+          <w:p>
+            <w:pPr>
+              <w:spacing w:after="40"/>
+            </w:pPr>
             <w:r>
               <w:rPr>
                 <w:i/>
@@ -363,89 +659,41 @@
                 <w:sz w:val="19"/>
                 <w:szCs w:val="19"/>
               </w:rPr>
-              <w:t xml:space="preserve">   Tablas de razones</w:t>
-            </w:r>
-          </w:p>
+              <w:t xml:space="preserve">Not Ratio table: write a counter-example that breaks the definition.</w:t>
+            </w:r>
+          </w:p>
+          <w:p>
+            <w:pPr>
+              <w:pBdr>
+                <w:bottom w:val="single" w:color="AFBECC" w:sz="6"/>
+              </w:pBdr>
+              <w:spacing w:after="30" w:before="150"/>
+            </w:pPr>
+            <w:r>
+              <w:t xml:space="preserve"/>
+            </w:r>
+          </w:p>
+        </w:tc>
+        <w:tc>
+          <w:tcPr>
+            <w:tcW w:type="dxa" w:w="2200"/>
+            <w:tcMar>
+              <w:top w:type="dxa" w:w="80"/>
+              <w:left w:type="dxa" w:w="100"/>
+              <w:bottom w:type="dxa" w:w="80"/>
+              <w:right w:type="dxa" w:w="100"/>
+            </w:tcMar>
+            <w:vAlign w:val="top"/>
+          </w:tcPr>
           <w:p>
             <w:pPr>
               <w:spacing w:after="40"/>
-            </w:pPr>
-            <w:r>
-              <w:rPr>
-                <w:sz w:val="21"/>
-                <w:szCs w:val="21"/>
-              </w:rPr>
-              <w:t xml:space="preserve">Tables that organize pairs of equivalent ratios.</w:t>
-            </w:r>
-          </w:p>
-          <w:p>
-            <w:pPr>
-              <w:spacing w:after="0"/>
-            </w:pPr>
-            <w:r>
-              <w:rPr>
-                <w:b/>
-                <w:bCs/>
-                <w:color w:val="1FA6A2"/>
-                <w:sz w:val="18"/>
-                <w:szCs w:val="18"/>
-              </w:rPr>
-              <w:t xml:space="preserve">Example:  </w:t>
-            </w:r>
-            <w:r>
-              <w:rPr>
-                <w:i/>
-                <w:iCs/>
-                <w:color w:val="5F6F80"/>
-                <w:sz w:val="18"/>
-                <w:szCs w:val="18"/>
-              </w:rPr>
-              <w:t xml:space="preserve">2:3, 4:6, and 6:9 belong in the same ratio table.</w:t>
-            </w:r>
-          </w:p>
-        </w:tc>
-      </w:tr>
-    </w:tbl>
-    <w:tbl>
-      <w:tblPr>
-        <w:tblW w:type="pct" w:w="100%"/>
-        <w:tblBorders>
-          <w:top w:val="none" w:color="FFFFFF" w:sz="0"/>
-          <w:left w:val="none" w:color="FFFFFF" w:sz="0"/>
-          <w:bottom w:val="single" w:color="C7D2DD" w:sz="4"/>
-          <w:right w:val="none" w:color="FFFFFF" w:sz="0"/>
-          <w:insideH w:val="none" w:color="FFFFFF" w:sz="0"/>
-          <w:insideV w:val="none" w:color="FFFFFF" w:sz="0"/>
-        </w:tblBorders>
-      </w:tblPr>
-      <w:tblGrid>
-        <w:gridCol w:w="1800"/>
-        <w:gridCol w:w="7560"/>
-      </w:tblGrid>
-      <w:tr>
-        <w:trPr>
-          <w:cantSplit/>
-        </w:trPr>
-        <w:tc>
-          <w:tcPr>
-            <w:tcW w:type="dxa" w:w="1800"/>
-            <w:tcMar>
-              <w:top w:type="dxa" w:w="100"/>
-              <w:left w:type="dxa" w:w="40"/>
-              <w:bottom w:type="dxa" w:w="100"/>
-              <w:right w:type="dxa" w:w="120"/>
-            </w:tcMar>
-            <w:vAlign w:val="center"/>
-          </w:tcPr>
-          <w:p>
-            <w:pPr>
-              <w:spacing w:after="0"/>
               <w:jc w:val="center"/>
             </w:pPr>
             <w:r>
               <w:drawing>
                 <wp:inline distT="0" distB="0" distL="0" distR="0">
-                  <wp:extent cx="1047750" cy="790575"/>
+                  <wp:extent cx="876300" cy="657225"/>
                   <wp:effectExtent t="0" r="0" b="0" l="0"/>
                   <wp:docPr id="1" name="" descr="" title=""/>
                   <wp:cNvGraphicFramePr>
@@ -470,7 +718,7 @@
                         <pic:spPr bwMode="auto">
                           <a:xfrm>
                             <a:off x="0" y="0"/>
-                            <a:ext cx="1047750" cy="790575"/>
+                            <a:ext cx="876300" cy="657225"/>
                           </a:xfrm>
                           <a:prstGeom prst="rect">
                             <a:avLst/>
@@ -483,32 +731,108 @@
               </w:drawing>
             </w:r>
           </w:p>
-        </w:tc>
-        <w:tc>
-          <w:tcPr>
-            <w:tcW w:type="dxa" w:w="7560"/>
-            <w:tcMar>
-              <w:top w:type="dxa" w:w="100"/>
-              <w:left w:type="dxa" w:w="40"/>
-              <w:bottom w:type="dxa" w:w="100"/>
-              <w:right w:type="dxa" w:w="40"/>
-            </w:tcMar>
-            <w:vAlign w:val="center"/>
-          </w:tcPr>
-          <w:p>
-            <w:pPr>
-              <w:spacing w:after="50"/>
+          <w:p>
+            <w:pPr>
+              <w:spacing w:after="0"/>
+            </w:pPr>
+            <w:r>
+              <w:rPr>
+                <w:i/>
+                <w:iCs/>
+                <w:color w:val="5F6F80"/>
+                <w:sz w:val="18"/>
+                <w:szCs w:val="18"/>
+              </w:rPr>
+              <w:t xml:space="preserve">Cups of juice: 2, 4, 6 | Cups of water: 3, 6, 9</w:t>
+            </w:r>
+          </w:p>
+        </w:tc>
+      </w:tr>
+      <w:tr>
+        <w:trPr>
+          <w:cantSplit/>
+        </w:trPr>
+        <w:tc>
+          <w:tcPr>
+            <w:tcW w:type="dxa" w:w="1800"/>
+            <w:tcMar>
+              <w:top w:type="dxa" w:w="80"/>
+              <w:left w:type="dxa" w:w="100"/>
+              <w:bottom w:type="dxa" w:w="80"/>
+              <w:right w:type="dxa" w:w="100"/>
+            </w:tcMar>
+            <w:vAlign w:val="top"/>
+          </w:tcPr>
+          <w:p>
+            <w:pPr>
+              <w:spacing w:after="30"/>
             </w:pPr>
             <w:r>
               <w:rPr>
                 <w:b/>
                 <w:bCs/>
                 <w:color w:val="12355B"/>
-                <w:sz w:val="24"/>
-                <w:szCs w:val="24"/>
-              </w:rPr>
-              <w:t xml:space="preserve">Ratio table</w:t>
-            </w:r>
+                <w:sz w:val="21"/>
+                <w:szCs w:val="21"/>
+              </w:rPr>
+              <w:t xml:space="preserve">Equivalent ratio</w:t>
+            </w:r>
+          </w:p>
+          <w:p>
+            <w:pPr>
+              <w:spacing w:after="0"/>
+            </w:pPr>
+            <w:r>
+              <w:rPr>
+                <w:i/>
+                <w:iCs/>
+                <w:color w:val="5F6F80"/>
+                <w:sz w:val="18"/>
+                <w:szCs w:val="18"/>
+              </w:rPr>
+              <w:t xml:space="preserve">Razón equivalente</w:t>
+            </w:r>
+          </w:p>
+        </w:tc>
+        <w:tc>
+          <w:tcPr>
+            <w:tcW w:type="dxa" w:w="3160"/>
+            <w:tcMar>
+              <w:top w:type="dxa" w:w="80"/>
+              <w:left w:type="dxa" w:w="100"/>
+              <w:bottom w:type="dxa" w:w="80"/>
+              <w:right w:type="dxa" w:w="100"/>
+            </w:tcMar>
+            <w:vAlign w:val="top"/>
+          </w:tcPr>
+          <w:p>
+            <w:pPr>
+              <w:spacing w:after="0"/>
+            </w:pPr>
+            <w:r>
+              <w:rPr>
+                <w:sz w:val="20"/>
+                <w:szCs w:val="20"/>
+              </w:rPr>
+              <w:t xml:space="preserve">Two ratios that mean the same thing, like 1:2 and 2:4.</w:t>
+            </w:r>
+          </w:p>
+        </w:tc>
+        <w:tc>
+          <w:tcPr>
+            <w:tcW w:type="dxa" w:w="2200"/>
+            <w:tcMar>
+              <w:top w:type="dxa" w:w="80"/>
+              <w:left w:type="dxa" w:w="100"/>
+              <w:bottom w:type="dxa" w:w="80"/>
+              <w:right w:type="dxa" w:w="100"/>
+            </w:tcMar>
+            <w:vAlign w:val="top"/>
+          </w:tcPr>
+          <w:p>
+            <w:pPr>
+              <w:spacing w:after="40"/>
+            </w:pPr>
             <w:r>
               <w:rPr>
                 <w:i/>
@@ -517,89 +841,41 @@
                 <w:sz w:val="19"/>
                 <w:szCs w:val="19"/>
               </w:rPr>
-              <w:t xml:space="preserve">   Tabla de razones</w:t>
-            </w:r>
-          </w:p>
+              <w:t xml:space="preserve">Not Equivalent ratio: write a counter-example that breaks the definition.</w:t>
+            </w:r>
+          </w:p>
+          <w:p>
+            <w:pPr>
+              <w:pBdr>
+                <w:bottom w:val="single" w:color="AFBECC" w:sz="6"/>
+              </w:pBdr>
+              <w:spacing w:after="30" w:before="150"/>
+            </w:pPr>
+            <w:r>
+              <w:t xml:space="preserve"/>
+            </w:r>
+          </w:p>
+        </w:tc>
+        <w:tc>
+          <w:tcPr>
+            <w:tcW w:type="dxa" w:w="2200"/>
+            <w:tcMar>
+              <w:top w:type="dxa" w:w="80"/>
+              <w:left w:type="dxa" w:w="100"/>
+              <w:bottom w:type="dxa" w:w="80"/>
+              <w:right w:type="dxa" w:w="100"/>
+            </w:tcMar>
+            <w:vAlign w:val="top"/>
+          </w:tcPr>
           <w:p>
             <w:pPr>
               <w:spacing w:after="40"/>
-            </w:pPr>
-            <w:r>
-              <w:rPr>
-                <w:sz w:val="21"/>
-                <w:szCs w:val="21"/>
-              </w:rPr>
-              <w:t xml:space="preserve">A table of equal ratios that shows a pattern.</w:t>
-            </w:r>
-          </w:p>
-          <w:p>
-            <w:pPr>
-              <w:spacing w:after="0"/>
-            </w:pPr>
-            <w:r>
-              <w:rPr>
-                <w:b/>
-                <w:bCs/>
-                <w:color w:val="1FA6A2"/>
-                <w:sz w:val="18"/>
-                <w:szCs w:val="18"/>
-              </w:rPr>
-              <w:t xml:space="preserve">Example:  </w:t>
-            </w:r>
-            <w:r>
-              <w:rPr>
-                <w:i/>
-                <w:iCs/>
-                <w:color w:val="5F6F80"/>
-                <w:sz w:val="18"/>
-                <w:szCs w:val="18"/>
-              </w:rPr>
-              <w:t xml:space="preserve">Cups of juice: 2, 4, 6 | Cups of water: 3, 6, 9</w:t>
-            </w:r>
-          </w:p>
-        </w:tc>
-      </w:tr>
-    </w:tbl>
-    <w:tbl>
-      <w:tblPr>
-        <w:tblW w:type="pct" w:w="100%"/>
-        <w:tblBorders>
-          <w:top w:val="none" w:color="FFFFFF" w:sz="0"/>
-          <w:left w:val="none" w:color="FFFFFF" w:sz="0"/>
-          <w:bottom w:val="single" w:color="C7D2DD" w:sz="4"/>
-          <w:right w:val="none" w:color="FFFFFF" w:sz="0"/>
-          <w:insideH w:val="none" w:color="FFFFFF" w:sz="0"/>
-          <w:insideV w:val="none" w:color="FFFFFF" w:sz="0"/>
-        </w:tblBorders>
-      </w:tblPr>
-      <w:tblGrid>
-        <w:gridCol w:w="1800"/>
-        <w:gridCol w:w="7560"/>
-      </w:tblGrid>
-      <w:tr>
-        <w:trPr>
-          <w:cantSplit/>
-        </w:trPr>
-        <w:tc>
-          <w:tcPr>
-            <w:tcW w:type="dxa" w:w="1800"/>
-            <w:tcMar>
-              <w:top w:type="dxa" w:w="100"/>
-              <w:left w:type="dxa" w:w="40"/>
-              <w:bottom w:type="dxa" w:w="100"/>
-              <w:right w:type="dxa" w:w="120"/>
-            </w:tcMar>
-            <w:vAlign w:val="center"/>
-          </w:tcPr>
-          <w:p>
-            <w:pPr>
-              <w:spacing w:after="0"/>
               <w:jc w:val="center"/>
             </w:pPr>
             <w:r>
               <w:drawing>
                 <wp:inline distT="0" distB="0" distL="0" distR="0">
-                  <wp:extent cx="1047750" cy="790575"/>
+                  <wp:extent cx="876300" cy="657225"/>
                   <wp:effectExtent t="0" r="0" b="0" l="0"/>
                   <wp:docPr id="1" name="" descr="" title=""/>
                   <wp:cNvGraphicFramePr>
@@ -624,7 +900,7 @@
                         <pic:spPr bwMode="auto">
                           <a:xfrm>
                             <a:off x="0" y="0"/>
-                            <a:ext cx="1047750" cy="790575"/>
+                            <a:ext cx="876300" cy="657225"/>
                           </a:xfrm>
                           <a:prstGeom prst="rect">
                             <a:avLst/>
@@ -637,32 +913,108 @@
               </w:drawing>
             </w:r>
           </w:p>
-        </w:tc>
-        <w:tc>
-          <w:tcPr>
-            <w:tcW w:type="dxa" w:w="7560"/>
-            <w:tcMar>
-              <w:top w:type="dxa" w:w="100"/>
-              <w:left w:type="dxa" w:w="40"/>
-              <w:bottom w:type="dxa" w:w="100"/>
-              <w:right w:type="dxa" w:w="40"/>
-            </w:tcMar>
-            <w:vAlign w:val="center"/>
-          </w:tcPr>
-          <w:p>
-            <w:pPr>
-              <w:spacing w:after="50"/>
+          <w:p>
+            <w:pPr>
+              <w:spacing w:after="0"/>
+            </w:pPr>
+            <w:r>
+              <w:rPr>
+                <w:i/>
+                <w:iCs/>
+                <w:color w:val="5F6F80"/>
+                <w:sz w:val="18"/>
+                <w:szCs w:val="18"/>
+              </w:rPr>
+              <w:t xml:space="preserve">2:3 = 4:6 = 6:9</w:t>
+            </w:r>
+          </w:p>
+        </w:tc>
+      </w:tr>
+      <w:tr>
+        <w:trPr>
+          <w:cantSplit/>
+        </w:trPr>
+        <w:tc>
+          <w:tcPr>
+            <w:tcW w:type="dxa" w:w="1800"/>
+            <w:tcMar>
+              <w:top w:type="dxa" w:w="80"/>
+              <w:left w:type="dxa" w:w="100"/>
+              <w:bottom w:type="dxa" w:w="80"/>
+              <w:right w:type="dxa" w:w="100"/>
+            </w:tcMar>
+            <w:vAlign w:val="top"/>
+          </w:tcPr>
+          <w:p>
+            <w:pPr>
+              <w:spacing w:after="30"/>
             </w:pPr>
             <w:r>
               <w:rPr>
                 <w:b/>
                 <w:bCs/>
                 <w:color w:val="12355B"/>
-                <w:sz w:val="24"/>
-                <w:szCs w:val="24"/>
-              </w:rPr>
-              <w:t xml:space="preserve">Equivalent ratio</w:t>
-            </w:r>
+                <w:sz w:val="21"/>
+                <w:szCs w:val="21"/>
+              </w:rPr>
+              <w:t xml:space="preserve">Scale factor</w:t>
+            </w:r>
+          </w:p>
+          <w:p>
+            <w:pPr>
+              <w:spacing w:after="0"/>
+            </w:pPr>
+            <w:r>
+              <w:rPr>
+                <w:i/>
+                <w:iCs/>
+                <w:color w:val="5F6F80"/>
+                <w:sz w:val="18"/>
+                <w:szCs w:val="18"/>
+              </w:rPr>
+              <w:t xml:space="preserve">Factor de escala</w:t>
+            </w:r>
+          </w:p>
+        </w:tc>
+        <w:tc>
+          <w:tcPr>
+            <w:tcW w:type="dxa" w:w="3160"/>
+            <w:tcMar>
+              <w:top w:type="dxa" w:w="80"/>
+              <w:left w:type="dxa" w:w="100"/>
+              <w:bottom w:type="dxa" w:w="80"/>
+              <w:right w:type="dxa" w:w="100"/>
+            </w:tcMar>
+            <w:vAlign w:val="top"/>
+          </w:tcPr>
+          <w:p>
+            <w:pPr>
+              <w:spacing w:after="0"/>
+            </w:pPr>
+            <w:r>
+              <w:rPr>
+                <w:sz w:val="20"/>
+                <w:szCs w:val="20"/>
+              </w:rPr>
+              <w:t xml:space="preserve">The number you multiply both parts of a ratio by to get an equal ratio.</w:t>
+            </w:r>
+          </w:p>
+        </w:tc>
+        <w:tc>
+          <w:tcPr>
+            <w:tcW w:type="dxa" w:w="2200"/>
+            <w:tcMar>
+              <w:top w:type="dxa" w:w="80"/>
+              <w:left w:type="dxa" w:w="100"/>
+              <w:bottom w:type="dxa" w:w="80"/>
+              <w:right w:type="dxa" w:w="100"/>
+            </w:tcMar>
+            <w:vAlign w:val="top"/>
+          </w:tcPr>
+          <w:p>
+            <w:pPr>
+              <w:spacing w:after="40"/>
+            </w:pPr>
             <w:r>
               <w:rPr>
                 <w:i/>
@@ -671,89 +1023,41 @@
                 <w:sz w:val="19"/>
                 <w:szCs w:val="19"/>
               </w:rPr>
-              <w:t xml:space="preserve">   Razón equivalente</w:t>
-            </w:r>
-          </w:p>
+              <w:t xml:space="preserve">Not Scale factor: write a counter-example that breaks the definition.</w:t>
+            </w:r>
+          </w:p>
+          <w:p>
+            <w:pPr>
+              <w:pBdr>
+                <w:bottom w:val="single" w:color="AFBECC" w:sz="6"/>
+              </w:pBdr>
+              <w:spacing w:after="30" w:before="150"/>
+            </w:pPr>
+            <w:r>
+              <w:t xml:space="preserve"/>
+            </w:r>
+          </w:p>
+        </w:tc>
+        <w:tc>
+          <w:tcPr>
+            <w:tcW w:type="dxa" w:w="2200"/>
+            <w:tcMar>
+              <w:top w:type="dxa" w:w="80"/>
+              <w:left w:type="dxa" w:w="100"/>
+              <w:bottom w:type="dxa" w:w="80"/>
+              <w:right w:type="dxa" w:w="100"/>
+            </w:tcMar>
+            <w:vAlign w:val="top"/>
+          </w:tcPr>
           <w:p>
             <w:pPr>
               <w:spacing w:after="40"/>
-            </w:pPr>
-            <w:r>
-              <w:rPr>
-                <w:sz w:val="21"/>
-                <w:szCs w:val="21"/>
-              </w:rPr>
-              <w:t xml:space="preserve">Two ratios that mean the same thing, like 1:2 and 2:4.</w:t>
-            </w:r>
-          </w:p>
-          <w:p>
-            <w:pPr>
-              <w:spacing w:after="0"/>
-            </w:pPr>
-            <w:r>
-              <w:rPr>
-                <w:b/>
-                <w:bCs/>
-                <w:color w:val="1FA6A2"/>
-                <w:sz w:val="18"/>
-                <w:szCs w:val="18"/>
-              </w:rPr>
-              <w:t xml:space="preserve">Example:  </w:t>
-            </w:r>
-            <w:r>
-              <w:rPr>
-                <w:i/>
-                <w:iCs/>
-                <w:color w:val="5F6F80"/>
-                <w:sz w:val="18"/>
-                <w:szCs w:val="18"/>
-              </w:rPr>
-              <w:t xml:space="preserve">2:3 = 4:6 = 6:9</w:t>
-            </w:r>
-          </w:p>
-        </w:tc>
-      </w:tr>
-    </w:tbl>
-    <w:tbl>
-      <w:tblPr>
-        <w:tblW w:type="pct" w:w="100%"/>
-        <w:tblBorders>
-          <w:top w:val="none" w:color="FFFFFF" w:sz="0"/>
-          <w:left w:val="none" w:color="FFFFFF" w:sz="0"/>
-          <w:bottom w:val="single" w:color="C7D2DD" w:sz="4"/>
-          <w:right w:val="none" w:color="FFFFFF" w:sz="0"/>
-          <w:insideH w:val="none" w:color="FFFFFF" w:sz="0"/>
-          <w:insideV w:val="none" w:color="FFFFFF" w:sz="0"/>
-        </w:tblBorders>
-      </w:tblPr>
-      <w:tblGrid>
-        <w:gridCol w:w="1800"/>
-        <w:gridCol w:w="7560"/>
-      </w:tblGrid>
-      <w:tr>
-        <w:trPr>
-          <w:cantSplit/>
-        </w:trPr>
-        <w:tc>
-          <w:tcPr>
-            <w:tcW w:type="dxa" w:w="1800"/>
-            <w:tcMar>
-              <w:top w:type="dxa" w:w="100"/>
-              <w:left w:type="dxa" w:w="40"/>
-              <w:bottom w:type="dxa" w:w="100"/>
-              <w:right w:type="dxa" w:w="120"/>
-            </w:tcMar>
-            <w:vAlign w:val="center"/>
-          </w:tcPr>
-          <w:p>
-            <w:pPr>
-              <w:spacing w:after="0"/>
               <w:jc w:val="center"/>
             </w:pPr>
             <w:r>
               <w:drawing>
                 <wp:inline distT="0" distB="0" distL="0" distR="0">
-                  <wp:extent cx="1047750" cy="790575"/>
+                  <wp:extent cx="876300" cy="657225"/>
                   <wp:effectExtent t="0" r="0" b="0" l="0"/>
                   <wp:docPr id="1" name="" descr="" title=""/>
                   <wp:cNvGraphicFramePr>
@@ -778,7 +1082,7 @@
                         <pic:spPr bwMode="auto">
                           <a:xfrm>
                             <a:off x="0" y="0"/>
-                            <a:ext cx="1047750" cy="790575"/>
+                            <a:ext cx="876300" cy="657225"/>
                           </a:xfrm>
                           <a:prstGeom prst="rect">
                             <a:avLst/>
@@ -791,32 +1095,108 @@
               </w:drawing>
             </w:r>
           </w:p>
-        </w:tc>
-        <w:tc>
-          <w:tcPr>
-            <w:tcW w:type="dxa" w:w="7560"/>
-            <w:tcMar>
-              <w:top w:type="dxa" w:w="100"/>
-              <w:left w:type="dxa" w:w="40"/>
-              <w:bottom w:type="dxa" w:w="100"/>
-              <w:right w:type="dxa" w:w="40"/>
-            </w:tcMar>
-            <w:vAlign w:val="center"/>
-          </w:tcPr>
-          <w:p>
-            <w:pPr>
-              <w:spacing w:after="50"/>
+          <w:p>
+            <w:pPr>
+              <w:spacing w:after="0"/>
+            </w:pPr>
+            <w:r>
+              <w:rPr>
+                <w:i/>
+                <w:iCs/>
+                <w:color w:val="5F6F80"/>
+                <w:sz w:val="18"/>
+                <w:szCs w:val="18"/>
+              </w:rPr>
+              <w:t xml:space="preserve">2:3 × 2 → 4:6 (scale factor is 2)</w:t>
+            </w:r>
+          </w:p>
+        </w:tc>
+      </w:tr>
+      <w:tr>
+        <w:trPr>
+          <w:cantSplit/>
+        </w:trPr>
+        <w:tc>
+          <w:tcPr>
+            <w:tcW w:type="dxa" w:w="1800"/>
+            <w:tcMar>
+              <w:top w:type="dxa" w:w="80"/>
+              <w:left w:type="dxa" w:w="100"/>
+              <w:bottom w:type="dxa" w:w="80"/>
+              <w:right w:type="dxa" w:w="100"/>
+            </w:tcMar>
+            <w:vAlign w:val="top"/>
+          </w:tcPr>
+          <w:p>
+            <w:pPr>
+              <w:spacing w:after="30"/>
             </w:pPr>
             <w:r>
               <w:rPr>
                 <w:b/>
                 <w:bCs/>
                 <w:color w:val="12355B"/>
-                <w:sz w:val="24"/>
-                <w:szCs w:val="24"/>
-              </w:rPr>
-              <w:t xml:space="preserve">Scale factor</w:t>
-            </w:r>
+                <w:sz w:val="21"/>
+                <w:szCs w:val="21"/>
+              </w:rPr>
+              <w:t xml:space="preserve">Pattern</w:t>
+            </w:r>
+          </w:p>
+          <w:p>
+            <w:pPr>
+              <w:spacing w:after="0"/>
+            </w:pPr>
+            <w:r>
+              <w:rPr>
+                <w:i/>
+                <w:iCs/>
+                <w:color w:val="5F6F80"/>
+                <w:sz w:val="18"/>
+                <w:szCs w:val="18"/>
+              </w:rPr>
+              <w:t xml:space="preserve">Patrón</w:t>
+            </w:r>
+          </w:p>
+        </w:tc>
+        <w:tc>
+          <w:tcPr>
+            <w:tcW w:type="dxa" w:w="3160"/>
+            <w:tcMar>
+              <w:top w:type="dxa" w:w="80"/>
+              <w:left w:type="dxa" w:w="100"/>
+              <w:bottom w:type="dxa" w:w="80"/>
+              <w:right w:type="dxa" w:w="100"/>
+            </w:tcMar>
+            <w:vAlign w:val="top"/>
+          </w:tcPr>
+          <w:p>
+            <w:pPr>
+              <w:spacing w:after="0"/>
+            </w:pPr>
+            <w:r>
+              <w:rPr>
+                <w:sz w:val="20"/>
+                <w:szCs w:val="20"/>
+              </w:rPr>
+              <w:t xml:space="preserve">A rule that numbers follow again and again.</w:t>
+            </w:r>
+          </w:p>
+        </w:tc>
+        <w:tc>
+          <w:tcPr>
+            <w:tcW w:type="dxa" w:w="2200"/>
+            <w:tcMar>
+              <w:top w:type="dxa" w:w="80"/>
+              <w:left w:type="dxa" w:w="100"/>
+              <w:bottom w:type="dxa" w:w="80"/>
+              <w:right w:type="dxa" w:w="100"/>
+            </w:tcMar>
+            <w:vAlign w:val="top"/>
+          </w:tcPr>
+          <w:p>
+            <w:pPr>
+              <w:spacing w:after="40"/>
+            </w:pPr>
             <w:r>
               <w:rPr>
                 <w:i/>
@@ -825,89 +1205,41 @@
                 <w:sz w:val="19"/>
                 <w:szCs w:val="19"/>
               </w:rPr>
-              <w:t xml:space="preserve">   Factor de escala</w:t>
-            </w:r>
-          </w:p>
+              <w:t xml:space="preserve">Not Pattern: write a counter-example that breaks the definition.</w:t>
+            </w:r>
+          </w:p>
+          <w:p>
+            <w:pPr>
+              <w:pBdr>
+                <w:bottom w:val="single" w:color="AFBECC" w:sz="6"/>
+              </w:pBdr>
+              <w:spacing w:after="30" w:before="150"/>
+            </w:pPr>
+            <w:r>
+              <w:t xml:space="preserve"/>
+            </w:r>
+          </w:p>
+        </w:tc>
+        <w:tc>
+          <w:tcPr>
+            <w:tcW w:type="dxa" w:w="2200"/>
+            <w:tcMar>
+              <w:top w:type="dxa" w:w="80"/>
+              <w:left w:type="dxa" w:w="100"/>
+              <w:bottom w:type="dxa" w:w="80"/>
+              <w:right w:type="dxa" w:w="100"/>
+            </w:tcMar>
+            <w:vAlign w:val="top"/>
+          </w:tcPr>
           <w:p>
             <w:pPr>
               <w:spacing w:after="40"/>
-            </w:pPr>
-            <w:r>
-              <w:rPr>
-                <w:sz w:val="21"/>
-                <w:szCs w:val="21"/>
-              </w:rPr>
-              <w:t xml:space="preserve">The number you multiply both parts of a ratio by to get an equal ratio.</w:t>
-            </w:r>
-          </w:p>
-          <w:p>
-            <w:pPr>
-              <w:spacing w:after="0"/>
-            </w:pPr>
-            <w:r>
-              <w:rPr>
-                <w:b/>
-                <w:bCs/>
-                <w:color w:val="1FA6A2"/>
-                <w:sz w:val="18"/>
-                <w:szCs w:val="18"/>
-              </w:rPr>
-              <w:t xml:space="preserve">Example:  </w:t>
-            </w:r>
-            <w:r>
-              <w:rPr>
-                <w:i/>
-                <w:iCs/>
-                <w:color w:val="5F6F80"/>
-                <w:sz w:val="18"/>
-                <w:szCs w:val="18"/>
-              </w:rPr>
-              <w:t xml:space="preserve">2:3 × 2 → 4:6 (scale factor is 2)</w:t>
-            </w:r>
-          </w:p>
-        </w:tc>
-      </w:tr>
-    </w:tbl>
-    <w:tbl>
-      <w:tblPr>
-        <w:tblW w:type="pct" w:w="100%"/>
-        <w:tblBorders>
-          <w:top w:val="none" w:color="FFFFFF" w:sz="0"/>
-          <w:left w:val="none" w:color="FFFFFF" w:sz="0"/>
-          <w:bottom w:val="single" w:color="C7D2DD" w:sz="4"/>
-          <w:right w:val="none" w:color="FFFFFF" w:sz="0"/>
-          <w:insideH w:val="none" w:color="FFFFFF" w:sz="0"/>
-          <w:insideV w:val="none" w:color="FFFFFF" w:sz="0"/>
-        </w:tblBorders>
-      </w:tblPr>
-      <w:tblGrid>
-        <w:gridCol w:w="1800"/>
-        <w:gridCol w:w="7560"/>
-      </w:tblGrid>
-      <w:tr>
-        <w:trPr>
-          <w:cantSplit/>
-        </w:trPr>
-        <w:tc>
-          <w:tcPr>
-            <w:tcW w:type="dxa" w:w="1800"/>
-            <w:tcMar>
-              <w:top w:type="dxa" w:w="100"/>
-              <w:left w:type="dxa" w:w="40"/>
-              <w:bottom w:type="dxa" w:w="100"/>
-              <w:right w:type="dxa" w:w="120"/>
-            </w:tcMar>
-            <w:vAlign w:val="center"/>
-          </w:tcPr>
-          <w:p>
-            <w:pPr>
-              <w:spacing w:after="0"/>
               <w:jc w:val="center"/>
             </w:pPr>
             <w:r>
               <w:drawing>
                 <wp:inline distT="0" distB="0" distL="0" distR="0">
-                  <wp:extent cx="1047750" cy="790575"/>
+                  <wp:extent cx="876300" cy="657225"/>
                   <wp:effectExtent t="0" r="0" b="0" l="0"/>
                   <wp:docPr id="1" name="" descr="" title=""/>
                   <wp:cNvGraphicFramePr>
@@ -932,7 +1264,7 @@
                         <pic:spPr bwMode="auto">
                           <a:xfrm>
                             <a:off x="0" y="0"/>
-                            <a:ext cx="1047750" cy="790575"/>
+                            <a:ext cx="876300" cy="657225"/>
                           </a:xfrm>
                           <a:prstGeom prst="rect">
                             <a:avLst/>
@@ -945,32 +1277,108 @@
               </w:drawing>
             </w:r>
           </w:p>
-        </w:tc>
-        <w:tc>
-          <w:tcPr>
-            <w:tcW w:type="dxa" w:w="7560"/>
-            <w:tcMar>
-              <w:top w:type="dxa" w:w="100"/>
-              <w:left w:type="dxa" w:w="40"/>
-              <w:bottom w:type="dxa" w:w="100"/>
-              <w:right w:type="dxa" w:w="40"/>
-            </w:tcMar>
-            <w:vAlign w:val="center"/>
-          </w:tcPr>
-          <w:p>
-            <w:pPr>
-              <w:spacing w:after="50"/>
+          <w:p>
+            <w:pPr>
+              <w:spacing w:after="0"/>
+            </w:pPr>
+            <w:r>
+              <w:rPr>
+                <w:i/>
+                <w:iCs/>
+                <w:color w:val="5F6F80"/>
+                <w:sz w:val="18"/>
+                <w:szCs w:val="18"/>
+              </w:rPr>
+              <w:t xml:space="preserve">Each row adds 2 cups juice and 3 cups water</w:t>
+            </w:r>
+          </w:p>
+        </w:tc>
+      </w:tr>
+      <w:tr>
+        <w:trPr>
+          <w:cantSplit/>
+        </w:trPr>
+        <w:tc>
+          <w:tcPr>
+            <w:tcW w:type="dxa" w:w="1800"/>
+            <w:tcMar>
+              <w:top w:type="dxa" w:w="80"/>
+              <w:left w:type="dxa" w:w="100"/>
+              <w:bottom w:type="dxa" w:w="80"/>
+              <w:right w:type="dxa" w:w="100"/>
+            </w:tcMar>
+            <w:vAlign w:val="top"/>
+          </w:tcPr>
+          <w:p>
+            <w:pPr>
+              <w:spacing w:after="30"/>
             </w:pPr>
             <w:r>
               <w:rPr>
                 <w:b/>
                 <w:bCs/>
                 <w:color w:val="12355B"/>
-                <w:sz w:val="24"/>
-                <w:szCs w:val="24"/>
-              </w:rPr>
-              <w:t xml:space="preserve">Pattern</w:t>
-            </w:r>
+                <w:sz w:val="21"/>
+                <w:szCs w:val="21"/>
+              </w:rPr>
+              <w:t xml:space="preserve">Additive pattern</w:t>
+            </w:r>
+          </w:p>
+          <w:p>
+            <w:pPr>
+              <w:spacing w:after="0"/>
+            </w:pPr>
+            <w:r>
+              <w:rPr>
+                <w:i/>
+                <w:iCs/>
+                <w:color w:val="5F6F80"/>
+                <w:sz w:val="18"/>
+                <w:szCs w:val="18"/>
+              </w:rPr>
+              <w:t xml:space="preserve">Patrón aditivo</w:t>
+            </w:r>
+          </w:p>
+        </w:tc>
+        <w:tc>
+          <w:tcPr>
+            <w:tcW w:type="dxa" w:w="3160"/>
+            <w:tcMar>
+              <w:top w:type="dxa" w:w="80"/>
+              <w:left w:type="dxa" w:w="100"/>
+              <w:bottom w:type="dxa" w:w="80"/>
+              <w:right w:type="dxa" w:w="100"/>
+            </w:tcMar>
+            <w:vAlign w:val="top"/>
+          </w:tcPr>
+          <w:p>
+            <w:pPr>
+              <w:spacing w:after="0"/>
+            </w:pPr>
+            <w:r>
+              <w:rPr>
+                <w:sz w:val="20"/>
+                <w:szCs w:val="20"/>
+              </w:rPr>
+              <w:t xml:space="preserve">Building new rows of a ratio table by adding each column's own constant amount, so the two columns grow together.</w:t>
+            </w:r>
+          </w:p>
+        </w:tc>
+        <w:tc>
+          <w:tcPr>
+            <w:tcW w:type="dxa" w:w="2200"/>
+            <w:tcMar>
+              <w:top w:type="dxa" w:w="80"/>
+              <w:left w:type="dxa" w:w="100"/>
+              <w:bottom w:type="dxa" w:w="80"/>
+              <w:right w:type="dxa" w:w="100"/>
+            </w:tcMar>
+            <w:vAlign w:val="top"/>
+          </w:tcPr>
+          <w:p>
+            <w:pPr>
+              <w:spacing w:after="40"/>
+            </w:pPr>
             <w:r>
               <w:rPr>
                 <w:i/>
@@ -979,89 +1387,41 @@
                 <w:sz w:val="19"/>
                 <w:szCs w:val="19"/>
               </w:rPr>
-              <w:t xml:space="preserve">   Patrón</w:t>
-            </w:r>
-          </w:p>
+              <w:t xml:space="preserve">Not Additive pattern: write a counter-example that breaks the definition.</w:t>
+            </w:r>
+          </w:p>
+          <w:p>
+            <w:pPr>
+              <w:pBdr>
+                <w:bottom w:val="single" w:color="AFBECC" w:sz="6"/>
+              </w:pBdr>
+              <w:spacing w:after="30" w:before="150"/>
+            </w:pPr>
+            <w:r>
+              <w:t xml:space="preserve"/>
+            </w:r>
+          </w:p>
+        </w:tc>
+        <w:tc>
+          <w:tcPr>
+            <w:tcW w:type="dxa" w:w="2200"/>
+            <w:tcMar>
+              <w:top w:type="dxa" w:w="80"/>
+              <w:left w:type="dxa" w:w="100"/>
+              <w:bottom w:type="dxa" w:w="80"/>
+              <w:right w:type="dxa" w:w="100"/>
+            </w:tcMar>
+            <w:vAlign w:val="top"/>
+          </w:tcPr>
           <w:p>
             <w:pPr>
               <w:spacing w:after="40"/>
-            </w:pPr>
-            <w:r>
-              <w:rPr>
-                <w:sz w:val="21"/>
-                <w:szCs w:val="21"/>
-              </w:rPr>
-              <w:t xml:space="preserve">A rule that numbers follow again and again.</w:t>
-            </w:r>
-          </w:p>
-          <w:p>
-            <w:pPr>
-              <w:spacing w:after="0"/>
-            </w:pPr>
-            <w:r>
-              <w:rPr>
-                <w:b/>
-                <w:bCs/>
-                <w:color w:val="1FA6A2"/>
-                <w:sz w:val="18"/>
-                <w:szCs w:val="18"/>
-              </w:rPr>
-              <w:t xml:space="preserve">Example:  </w:t>
-            </w:r>
-            <w:r>
-              <w:rPr>
-                <w:i/>
-                <w:iCs/>
-                <w:color w:val="5F6F80"/>
-                <w:sz w:val="18"/>
-                <w:szCs w:val="18"/>
-              </w:rPr>
-              <w:t xml:space="preserve">Each row adds 2 cups juice and 3 cups water</w:t>
-            </w:r>
-          </w:p>
-        </w:tc>
-      </w:tr>
-    </w:tbl>
-    <w:tbl>
-      <w:tblPr>
-        <w:tblW w:type="pct" w:w="100%"/>
-        <w:tblBorders>
-          <w:top w:val="none" w:color="FFFFFF" w:sz="0"/>
-          <w:left w:val="none" w:color="FFFFFF" w:sz="0"/>
-          <w:bottom w:val="single" w:color="C7D2DD" w:sz="4"/>
-          <w:right w:val="none" w:color="FFFFFF" w:sz="0"/>
-          <w:insideH w:val="none" w:color="FFFFFF" w:sz="0"/>
-          <w:insideV w:val="none" w:color="FFFFFF" w:sz="0"/>
-        </w:tblBorders>
-      </w:tblPr>
-      <w:tblGrid>
-        <w:gridCol w:w="1800"/>
-        <w:gridCol w:w="7560"/>
-      </w:tblGrid>
-      <w:tr>
-        <w:trPr>
-          <w:cantSplit/>
-        </w:trPr>
-        <w:tc>
-          <w:tcPr>
-            <w:tcW w:type="dxa" w:w="1800"/>
-            <w:tcMar>
-              <w:top w:type="dxa" w:w="100"/>
-              <w:left w:type="dxa" w:w="40"/>
-              <w:bottom w:type="dxa" w:w="100"/>
-              <w:right w:type="dxa" w:w="120"/>
-            </w:tcMar>
-            <w:vAlign w:val="center"/>
-          </w:tcPr>
-          <w:p>
-            <w:pPr>
-              <w:spacing w:after="0"/>
               <w:jc w:val="center"/>
             </w:pPr>
             <w:r>
               <w:drawing>
                 <wp:inline distT="0" distB="0" distL="0" distR="0">
-                  <wp:extent cx="1047750" cy="790575"/>
+                  <wp:extent cx="876300" cy="657225"/>
                   <wp:effectExtent t="0" r="0" b="0" l="0"/>
                   <wp:docPr id="1" name="" descr="" title=""/>
                   <wp:cNvGraphicFramePr>
@@ -1086,7 +1446,7 @@
                         <pic:spPr bwMode="auto">
                           <a:xfrm>
                             <a:off x="0" y="0"/>
-                            <a:ext cx="1047750" cy="790575"/>
+                            <a:ext cx="876300" cy="657225"/>
                           </a:xfrm>
                           <a:prstGeom prst="rect">
                             <a:avLst/>
@@ -1099,32 +1459,108 @@
               </w:drawing>
             </w:r>
           </w:p>
-        </w:tc>
-        <w:tc>
-          <w:tcPr>
-            <w:tcW w:type="dxa" w:w="7560"/>
-            <w:tcMar>
-              <w:top w:type="dxa" w:w="100"/>
-              <w:left w:type="dxa" w:w="40"/>
-              <w:bottom w:type="dxa" w:w="100"/>
-              <w:right w:type="dxa" w:w="40"/>
-            </w:tcMar>
-            <w:vAlign w:val="center"/>
-          </w:tcPr>
-          <w:p>
-            <w:pPr>
-              <w:spacing w:after="50"/>
+          <w:p>
+            <w:pPr>
+              <w:spacing w:after="0"/>
+            </w:pPr>
+            <w:r>
+              <w:rPr>
+                <w:i/>
+                <w:iCs/>
+                <w:color w:val="5F6F80"/>
+                <w:sz w:val="18"/>
+                <w:szCs w:val="18"/>
+              </w:rPr>
+              <w:t xml:space="preserve">2:3 → 4:6 → 6:9 (add 2 and 3 each time)</w:t>
+            </w:r>
+          </w:p>
+        </w:tc>
+      </w:tr>
+      <w:tr>
+        <w:trPr>
+          <w:cantSplit/>
+        </w:trPr>
+        <w:tc>
+          <w:tcPr>
+            <w:tcW w:type="dxa" w:w="1800"/>
+            <w:tcMar>
+              <w:top w:type="dxa" w:w="80"/>
+              <w:left w:type="dxa" w:w="100"/>
+              <w:bottom w:type="dxa" w:w="80"/>
+              <w:right w:type="dxa" w:w="100"/>
+            </w:tcMar>
+            <w:vAlign w:val="top"/>
+          </w:tcPr>
+          <w:p>
+            <w:pPr>
+              <w:spacing w:after="30"/>
             </w:pPr>
             <w:r>
               <w:rPr>
                 <w:b/>
                 <w:bCs/>
                 <w:color w:val="12355B"/>
-                <w:sz w:val="24"/>
-                <w:szCs w:val="24"/>
-              </w:rPr>
-              <w:t xml:space="preserve">Additive pattern</w:t>
-            </w:r>
+                <w:sz w:val="21"/>
+                <w:szCs w:val="21"/>
+              </w:rPr>
+              <w:t xml:space="preserve">Equivalent ratios</w:t>
+            </w:r>
+          </w:p>
+          <w:p>
+            <w:pPr>
+              <w:spacing w:after="0"/>
+            </w:pPr>
+            <w:r>
+              <w:rPr>
+                <w:i/>
+                <w:iCs/>
+                <w:color w:val="5F6F80"/>
+                <w:sz w:val="18"/>
+                <w:szCs w:val="18"/>
+              </w:rPr>
+              <w:t xml:space="preserve">Razones equivalentes</w:t>
+            </w:r>
+          </w:p>
+        </w:tc>
+        <w:tc>
+          <w:tcPr>
+            <w:tcW w:type="dxa" w:w="3160"/>
+            <w:tcMar>
+              <w:top w:type="dxa" w:w="80"/>
+              <w:left w:type="dxa" w:w="100"/>
+              <w:bottom w:type="dxa" w:w="80"/>
+              <w:right w:type="dxa" w:w="100"/>
+            </w:tcMar>
+            <w:vAlign w:val="top"/>
+          </w:tcPr>
+          <w:p>
+            <w:pPr>
+              <w:spacing w:after="0"/>
+            </w:pPr>
+            <w:r>
+              <w:rPr>
+                <w:sz w:val="20"/>
+                <w:szCs w:val="20"/>
+              </w:rPr>
+              <w:t xml:space="preserve">Ratios that use different numbers but compare the same way.</w:t>
+            </w:r>
+          </w:p>
+        </w:tc>
+        <w:tc>
+          <w:tcPr>
+            <w:tcW w:type="dxa" w:w="2200"/>
+            <w:tcMar>
+              <w:top w:type="dxa" w:w="80"/>
+              <w:left w:type="dxa" w:w="100"/>
+              <w:bottom w:type="dxa" w:w="80"/>
+              <w:right w:type="dxa" w:w="100"/>
+            </w:tcMar>
+            <w:vAlign w:val="top"/>
+          </w:tcPr>
+          <w:p>
+            <w:pPr>
+              <w:spacing w:after="40"/>
+            </w:pPr>
             <w:r>
               <w:rPr>
                 <w:i/>
@@ -1133,89 +1569,41 @@
                 <w:sz w:val="19"/>
                 <w:szCs w:val="19"/>
               </w:rPr>
-              <w:t xml:space="preserve">   Patrón aditivo</w:t>
-            </w:r>
-          </w:p>
+              <w:t xml:space="preserve">Not Equivalent ratios: write a counter-example that breaks the definition.</w:t>
+            </w:r>
+          </w:p>
+          <w:p>
+            <w:pPr>
+              <w:pBdr>
+                <w:bottom w:val="single" w:color="AFBECC" w:sz="6"/>
+              </w:pBdr>
+              <w:spacing w:after="30" w:before="150"/>
+            </w:pPr>
+            <w:r>
+              <w:t xml:space="preserve"/>
+            </w:r>
+          </w:p>
+        </w:tc>
+        <w:tc>
+          <w:tcPr>
+            <w:tcW w:type="dxa" w:w="2200"/>
+            <w:tcMar>
+              <w:top w:type="dxa" w:w="80"/>
+              <w:left w:type="dxa" w:w="100"/>
+              <w:bottom w:type="dxa" w:w="80"/>
+              <w:right w:type="dxa" w:w="100"/>
+            </w:tcMar>
+            <w:vAlign w:val="top"/>
+          </w:tcPr>
           <w:p>
             <w:pPr>
               <w:spacing w:after="40"/>
-            </w:pPr>
-            <w:r>
-              <w:rPr>
-                <w:sz w:val="21"/>
-                <w:szCs w:val="21"/>
-              </w:rPr>
-              <w:t xml:space="preserve">Building new rows of a ratio table by adding each column's own constant amount, so the two columns grow together.</w:t>
-            </w:r>
-          </w:p>
-          <w:p>
-            <w:pPr>
-              <w:spacing w:after="0"/>
-            </w:pPr>
-            <w:r>
-              <w:rPr>
-                <w:b/>
-                <w:bCs/>
-                <w:color w:val="1FA6A2"/>
-                <w:sz w:val="18"/>
-                <w:szCs w:val="18"/>
-              </w:rPr>
-              <w:t xml:space="preserve">Example:  </w:t>
-            </w:r>
-            <w:r>
-              <w:rPr>
-                <w:i/>
-                <w:iCs/>
-                <w:color w:val="5F6F80"/>
-                <w:sz w:val="18"/>
-                <w:szCs w:val="18"/>
-              </w:rPr>
-              <w:t xml:space="preserve">2:3 → 4:6 → 6:9 (add 2 and 3 each time)</w:t>
-            </w:r>
-          </w:p>
-        </w:tc>
-      </w:tr>
-    </w:tbl>
-    <w:tbl>
-      <w:tblPr>
-        <w:tblW w:type="pct" w:w="100%"/>
-        <w:tblBorders>
-          <w:top w:val="none" w:color="FFFFFF" w:sz="0"/>
-          <w:left w:val="none" w:color="FFFFFF" w:sz="0"/>
-          <w:bottom w:val="single" w:color="C7D2DD" w:sz="4"/>
-          <w:right w:val="none" w:color="FFFFFF" w:sz="0"/>
-          <w:insideH w:val="none" w:color="FFFFFF" w:sz="0"/>
-          <w:insideV w:val="none" w:color="FFFFFF" w:sz="0"/>
-        </w:tblBorders>
-      </w:tblPr>
-      <w:tblGrid>
-        <w:gridCol w:w="1800"/>
-        <w:gridCol w:w="7560"/>
-      </w:tblGrid>
-      <w:tr>
-        <w:trPr>
-          <w:cantSplit/>
-        </w:trPr>
-        <w:tc>
-          <w:tcPr>
-            <w:tcW w:type="dxa" w:w="1800"/>
-            <w:tcMar>
-              <w:top w:type="dxa" w:w="100"/>
-              <w:left w:type="dxa" w:w="40"/>
-              <w:bottom w:type="dxa" w:w="100"/>
-              <w:right w:type="dxa" w:w="120"/>
-            </w:tcMar>
-            <w:vAlign w:val="center"/>
-          </w:tcPr>
-          <w:p>
-            <w:pPr>
-              <w:spacing w:after="0"/>
               <w:jc w:val="center"/>
             </w:pPr>
             <w:r>
               <w:drawing>
                 <wp:inline distT="0" distB="0" distL="0" distR="0">
-                  <wp:extent cx="1047750" cy="790575"/>
+                  <wp:extent cx="876300" cy="657225"/>
                   <wp:effectExtent t="0" r="0" b="0" l="0"/>
                   <wp:docPr id="1" name="" descr="" title=""/>
                   <wp:cNvGraphicFramePr>
@@ -1240,7 +1628,7 @@
                         <pic:spPr bwMode="auto">
                           <a:xfrm>
                             <a:off x="0" y="0"/>
-                            <a:ext cx="1047750" cy="790575"/>
+                            <a:ext cx="876300" cy="657225"/>
                           </a:xfrm>
                           <a:prstGeom prst="rect">
                             <a:avLst/>
@@ -1253,32 +1641,108 @@
               </w:drawing>
             </w:r>
           </w:p>
-        </w:tc>
-        <w:tc>
-          <w:tcPr>
-            <w:tcW w:type="dxa" w:w="7560"/>
-            <w:tcMar>
-              <w:top w:type="dxa" w:w="100"/>
-              <w:left w:type="dxa" w:w="40"/>
-              <w:bottom w:type="dxa" w:w="100"/>
-              <w:right w:type="dxa" w:w="40"/>
-            </w:tcMar>
-            <w:vAlign w:val="center"/>
-          </w:tcPr>
-          <w:p>
-            <w:pPr>
-              <w:spacing w:after="50"/>
+          <w:p>
+            <w:pPr>
+              <w:spacing w:after="0"/>
+            </w:pPr>
+            <w:r>
+              <w:rPr>
+                <w:i/>
+                <w:iCs/>
+                <w:color w:val="5F6F80"/>
+                <w:sz w:val="18"/>
+                <w:szCs w:val="18"/>
+              </w:rPr>
+              <w:t xml:space="preserve">5 : 2 = 15 : 6</w:t>
+            </w:r>
+          </w:p>
+        </w:tc>
+      </w:tr>
+      <w:tr>
+        <w:trPr>
+          <w:cantSplit/>
+        </w:trPr>
+        <w:tc>
+          <w:tcPr>
+            <w:tcW w:type="dxa" w:w="1800"/>
+            <w:tcMar>
+              <w:top w:type="dxa" w:w="80"/>
+              <w:left w:type="dxa" w:w="100"/>
+              <w:bottom w:type="dxa" w:w="80"/>
+              <w:right w:type="dxa" w:w="100"/>
+            </w:tcMar>
+            <w:vAlign w:val="top"/>
+          </w:tcPr>
+          <w:p>
+            <w:pPr>
+              <w:spacing w:after="30"/>
             </w:pPr>
             <w:r>
               <w:rPr>
                 <w:b/>
                 <w:bCs/>
                 <w:color w:val="12355B"/>
-                <w:sz w:val="24"/>
-                <w:szCs w:val="24"/>
-              </w:rPr>
-              <w:t xml:space="preserve">Equivalent ratios</w:t>
-            </w:r>
+                <w:sz w:val="21"/>
+                <w:szCs w:val="21"/>
+              </w:rPr>
+              <w:t xml:space="preserve">Simplify</w:t>
+            </w:r>
+          </w:p>
+          <w:p>
+            <w:pPr>
+              <w:spacing w:after="0"/>
+            </w:pPr>
+            <w:r>
+              <w:rPr>
+                <w:i/>
+                <w:iCs/>
+                <w:color w:val="5F6F80"/>
+                <w:sz w:val="18"/>
+                <w:szCs w:val="18"/>
+              </w:rPr>
+              <w:t xml:space="preserve">Simplificar</w:t>
+            </w:r>
+          </w:p>
+        </w:tc>
+        <w:tc>
+          <w:tcPr>
+            <w:tcW w:type="dxa" w:w="3160"/>
+            <w:tcMar>
+              <w:top w:type="dxa" w:w="80"/>
+              <w:left w:type="dxa" w:w="100"/>
+              <w:bottom w:type="dxa" w:w="80"/>
+              <w:right w:type="dxa" w:w="100"/>
+            </w:tcMar>
+            <w:vAlign w:val="top"/>
+          </w:tcPr>
+          <w:p>
+            <w:pPr>
+              <w:spacing w:after="0"/>
+            </w:pPr>
+            <w:r>
+              <w:rPr>
+                <w:sz w:val="20"/>
+                <w:szCs w:val="20"/>
+              </w:rPr>
+              <w:t xml:space="preserve">Divide both terms of a ratio by the same number.</w:t>
+            </w:r>
+          </w:p>
+        </w:tc>
+        <w:tc>
+          <w:tcPr>
+            <w:tcW w:type="dxa" w:w="2200"/>
+            <w:tcMar>
+              <w:top w:type="dxa" w:w="80"/>
+              <w:left w:type="dxa" w:w="100"/>
+              <w:bottom w:type="dxa" w:w="80"/>
+              <w:right w:type="dxa" w:w="100"/>
+            </w:tcMar>
+            <w:vAlign w:val="top"/>
+          </w:tcPr>
+          <w:p>
+            <w:pPr>
+              <w:spacing w:after="40"/>
+            </w:pPr>
             <w:r>
               <w:rPr>
                 <w:i/>
@@ -1287,89 +1751,41 @@
                 <w:sz w:val="19"/>
                 <w:szCs w:val="19"/>
               </w:rPr>
-              <w:t xml:space="preserve">   Razones equivalentes</w:t>
-            </w:r>
-          </w:p>
+              <w:t xml:space="preserve">Not Simplify: write a counter-example that breaks the definition.</w:t>
+            </w:r>
+          </w:p>
+          <w:p>
+            <w:pPr>
+              <w:pBdr>
+                <w:bottom w:val="single" w:color="AFBECC" w:sz="6"/>
+              </w:pBdr>
+              <w:spacing w:after="30" w:before="150"/>
+            </w:pPr>
+            <w:r>
+              <w:t xml:space="preserve"/>
+            </w:r>
+          </w:p>
+        </w:tc>
+        <w:tc>
+          <w:tcPr>
+            <w:tcW w:type="dxa" w:w="2200"/>
+            <w:tcMar>
+              <w:top w:type="dxa" w:w="80"/>
+              <w:left w:type="dxa" w:w="100"/>
+              <w:bottom w:type="dxa" w:w="80"/>
+              <w:right w:type="dxa" w:w="100"/>
+            </w:tcMar>
+            <w:vAlign w:val="top"/>
+          </w:tcPr>
           <w:p>
             <w:pPr>
               <w:spacing w:after="40"/>
-            </w:pPr>
-            <w:r>
-              <w:rPr>
-                <w:sz w:val="21"/>
-                <w:szCs w:val="21"/>
-              </w:rPr>
-              <w:t xml:space="preserve">Ratios that use different numbers but compare the same way.</w:t>
-            </w:r>
-          </w:p>
-          <w:p>
-            <w:pPr>
-              <w:spacing w:after="0"/>
-            </w:pPr>
-            <w:r>
-              <w:rPr>
-                <w:b/>
-                <w:bCs/>
-                <w:color w:val="1FA6A2"/>
-                <w:sz w:val="18"/>
-                <w:szCs w:val="18"/>
-              </w:rPr>
-              <w:t xml:space="preserve">Example:  </w:t>
-            </w:r>
-            <w:r>
-              <w:rPr>
-                <w:i/>
-                <w:iCs/>
-                <w:color w:val="5F6F80"/>
-                <w:sz w:val="18"/>
-                <w:szCs w:val="18"/>
-              </w:rPr>
-              <w:t xml:space="preserve">5 : 2 = 15 : 6</w:t>
-            </w:r>
-          </w:p>
-        </w:tc>
-      </w:tr>
-    </w:tbl>
-    <w:tbl>
-      <w:tblPr>
-        <w:tblW w:type="pct" w:w="100%"/>
-        <w:tblBorders>
-          <w:top w:val="none" w:color="FFFFFF" w:sz="0"/>
-          <w:left w:val="none" w:color="FFFFFF" w:sz="0"/>
-          <w:bottom w:val="single" w:color="C7D2DD" w:sz="4"/>
-          <w:right w:val="none" w:color="FFFFFF" w:sz="0"/>
-          <w:insideH w:val="none" w:color="FFFFFF" w:sz="0"/>
-          <w:insideV w:val="none" w:color="FFFFFF" w:sz="0"/>
-        </w:tblBorders>
-      </w:tblPr>
-      <w:tblGrid>
-        <w:gridCol w:w="1800"/>
-        <w:gridCol w:w="7560"/>
-      </w:tblGrid>
-      <w:tr>
-        <w:trPr>
-          <w:cantSplit/>
-        </w:trPr>
-        <w:tc>
-          <w:tcPr>
-            <w:tcW w:type="dxa" w:w="1800"/>
-            <w:tcMar>
-              <w:top w:type="dxa" w:w="100"/>
-              <w:left w:type="dxa" w:w="40"/>
-              <w:bottom w:type="dxa" w:w="100"/>
-              <w:right w:type="dxa" w:w="120"/>
-            </w:tcMar>
-            <w:vAlign w:val="center"/>
-          </w:tcPr>
-          <w:p>
-            <w:pPr>
-              <w:spacing w:after="0"/>
               <w:jc w:val="center"/>
             </w:pPr>
             <w:r>
               <w:drawing>
                 <wp:inline distT="0" distB="0" distL="0" distR="0">
-                  <wp:extent cx="1047750" cy="790575"/>
+                  <wp:extent cx="876300" cy="657225"/>
                   <wp:effectExtent t="0" r="0" b="0" l="0"/>
                   <wp:docPr id="1" name="" descr="" title=""/>
                   <wp:cNvGraphicFramePr>
@@ -1394,7 +1810,7 @@
                         <pic:spPr bwMode="auto">
                           <a:xfrm>
                             <a:off x="0" y="0"/>
-                            <a:ext cx="1047750" cy="790575"/>
+                            <a:ext cx="876300" cy="657225"/>
                           </a:xfrm>
                           <a:prstGeom prst="rect">
                             <a:avLst/>
@@ -1407,32 +1823,108 @@
               </w:drawing>
             </w:r>
           </w:p>
-        </w:tc>
-        <w:tc>
-          <w:tcPr>
-            <w:tcW w:type="dxa" w:w="7560"/>
-            <w:tcMar>
-              <w:top w:type="dxa" w:w="100"/>
-              <w:left w:type="dxa" w:w="40"/>
-              <w:bottom w:type="dxa" w:w="100"/>
-              <w:right w:type="dxa" w:w="40"/>
-            </w:tcMar>
-            <w:vAlign w:val="center"/>
-          </w:tcPr>
-          <w:p>
-            <w:pPr>
-              <w:spacing w:after="50"/>
+          <w:p>
+            <w:pPr>
+              <w:spacing w:after="0"/>
+            </w:pPr>
+            <w:r>
+              <w:rPr>
+                <w:i/>
+                <w:iCs/>
+                <w:color w:val="5F6F80"/>
+                <w:sz w:val="18"/>
+                <w:szCs w:val="18"/>
+              </w:rPr>
+              <w:t xml:space="preserve">8 : 20 ÷ 4 = 2 : 5</w:t>
+            </w:r>
+          </w:p>
+        </w:tc>
+      </w:tr>
+      <w:tr>
+        <w:trPr>
+          <w:cantSplit/>
+        </w:trPr>
+        <w:tc>
+          <w:tcPr>
+            <w:tcW w:type="dxa" w:w="1800"/>
+            <w:tcMar>
+              <w:top w:type="dxa" w:w="80"/>
+              <w:left w:type="dxa" w:w="100"/>
+              <w:bottom w:type="dxa" w:w="80"/>
+              <w:right w:type="dxa" w:w="100"/>
+            </w:tcMar>
+            <w:vAlign w:val="top"/>
+          </w:tcPr>
+          <w:p>
+            <w:pPr>
+              <w:spacing w:after="30"/>
             </w:pPr>
             <w:r>
               <w:rPr>
                 <w:b/>
                 <w:bCs/>
                 <w:color w:val="12355B"/>
-                <w:sz w:val="24"/>
-                <w:szCs w:val="24"/>
-              </w:rPr>
-              <w:t xml:space="preserve">Simplify</w:t>
-            </w:r>
+                <w:sz w:val="21"/>
+                <w:szCs w:val="21"/>
+              </w:rPr>
+              <w:t xml:space="preserve">Greatest common factor</w:t>
+            </w:r>
+          </w:p>
+          <w:p>
+            <w:pPr>
+              <w:spacing w:after="0"/>
+            </w:pPr>
+            <w:r>
+              <w:rPr>
+                <w:i/>
+                <w:iCs/>
+                <w:color w:val="5F6F80"/>
+                <w:sz w:val="18"/>
+                <w:szCs w:val="18"/>
+              </w:rPr>
+              <w:t xml:space="preserve">Máximo común divisor</w:t>
+            </w:r>
+          </w:p>
+        </w:tc>
+        <w:tc>
+          <w:tcPr>
+            <w:tcW w:type="dxa" w:w="3160"/>
+            <w:tcMar>
+              <w:top w:type="dxa" w:w="80"/>
+              <w:left w:type="dxa" w:w="100"/>
+              <w:bottom w:type="dxa" w:w="80"/>
+              <w:right w:type="dxa" w:w="100"/>
+            </w:tcMar>
+            <w:vAlign w:val="top"/>
+          </w:tcPr>
+          <w:p>
+            <w:pPr>
+              <w:spacing w:after="0"/>
+            </w:pPr>
+            <w:r>
+              <w:rPr>
+                <w:sz w:val="20"/>
+                <w:szCs w:val="20"/>
+              </w:rPr>
+              <w:t xml:space="preserve">The largest number that divides both terms evenly.</w:t>
+            </w:r>
+          </w:p>
+        </w:tc>
+        <w:tc>
+          <w:tcPr>
+            <w:tcW w:type="dxa" w:w="2200"/>
+            <w:tcMar>
+              <w:top w:type="dxa" w:w="80"/>
+              <w:left w:type="dxa" w:w="100"/>
+              <w:bottom w:type="dxa" w:w="80"/>
+              <w:right w:type="dxa" w:w="100"/>
+            </w:tcMar>
+            <w:vAlign w:val="top"/>
+          </w:tcPr>
+          <w:p>
+            <w:pPr>
+              <w:spacing w:after="40"/>
+            </w:pPr>
             <w:r>
               <w:rPr>
                 <w:i/>
@@ -1441,89 +1933,41 @@
                 <w:sz w:val="19"/>
                 <w:szCs w:val="19"/>
               </w:rPr>
-              <w:t xml:space="preserve">   Simplificar</w:t>
-            </w:r>
-          </w:p>
+              <w:t xml:space="preserve">Not Greatest common factor: write a counter-example that breaks the definition.</w:t>
+            </w:r>
+          </w:p>
+          <w:p>
+            <w:pPr>
+              <w:pBdr>
+                <w:bottom w:val="single" w:color="AFBECC" w:sz="6"/>
+              </w:pBdr>
+              <w:spacing w:after="30" w:before="150"/>
+            </w:pPr>
+            <w:r>
+              <w:t xml:space="preserve"/>
+            </w:r>
+          </w:p>
+        </w:tc>
+        <w:tc>
+          <w:tcPr>
+            <w:tcW w:type="dxa" w:w="2200"/>
+            <w:tcMar>
+              <w:top w:type="dxa" w:w="80"/>
+              <w:left w:type="dxa" w:w="100"/>
+              <w:bottom w:type="dxa" w:w="80"/>
+              <w:right w:type="dxa" w:w="100"/>
+            </w:tcMar>
+            <w:vAlign w:val="top"/>
+          </w:tcPr>
           <w:p>
             <w:pPr>
               <w:spacing w:after="40"/>
-            </w:pPr>
-            <w:r>
-              <w:rPr>
-                <w:sz w:val="21"/>
-                <w:szCs w:val="21"/>
-              </w:rPr>
-              <w:t xml:space="preserve">Divide both terms of a ratio by the same number.</w:t>
-            </w:r>
-          </w:p>
-          <w:p>
-            <w:pPr>
-              <w:spacing w:after="0"/>
-            </w:pPr>
-            <w:r>
-              <w:rPr>
-                <w:b/>
-                <w:bCs/>
-                <w:color w:val="1FA6A2"/>
-                <w:sz w:val="18"/>
-                <w:szCs w:val="18"/>
-              </w:rPr>
-              <w:t xml:space="preserve">Example:  </w:t>
-            </w:r>
-            <w:r>
-              <w:rPr>
-                <w:i/>
-                <w:iCs/>
-                <w:color w:val="5F6F80"/>
-                <w:sz w:val="18"/>
-                <w:szCs w:val="18"/>
-              </w:rPr>
-              <w:t xml:space="preserve">8 : 20 ÷ 4 = 2 : 5</w:t>
-            </w:r>
-          </w:p>
-        </w:tc>
-      </w:tr>
-    </w:tbl>
-    <w:tbl>
-      <w:tblPr>
-        <w:tblW w:type="pct" w:w="100%"/>
-        <w:tblBorders>
-          <w:top w:val="none" w:color="FFFFFF" w:sz="0"/>
-          <w:left w:val="none" w:color="FFFFFF" w:sz="0"/>
-          <w:bottom w:val="single" w:color="C7D2DD" w:sz="4"/>
-          <w:right w:val="none" w:color="FFFFFF" w:sz="0"/>
-          <w:insideH w:val="none" w:color="FFFFFF" w:sz="0"/>
-          <w:insideV w:val="none" w:color="FFFFFF" w:sz="0"/>
-        </w:tblBorders>
-      </w:tblPr>
-      <w:tblGrid>
-        <w:gridCol w:w="1800"/>
-        <w:gridCol w:w="7560"/>
-      </w:tblGrid>
-      <w:tr>
-        <w:trPr>
-          <w:cantSplit/>
-        </w:trPr>
-        <w:tc>
-          <w:tcPr>
-            <w:tcW w:type="dxa" w:w="1800"/>
-            <w:tcMar>
-              <w:top w:type="dxa" w:w="100"/>
-              <w:left w:type="dxa" w:w="40"/>
-              <w:bottom w:type="dxa" w:w="100"/>
-              <w:right w:type="dxa" w:w="120"/>
-            </w:tcMar>
-            <w:vAlign w:val="center"/>
-          </w:tcPr>
-          <w:p>
-            <w:pPr>
-              <w:spacing w:after="0"/>
               <w:jc w:val="center"/>
             </w:pPr>
             <w:r>
               <w:drawing>
                 <wp:inline distT="0" distB="0" distL="0" distR="0">
-                  <wp:extent cx="1047750" cy="790575"/>
+                  <wp:extent cx="876300" cy="657225"/>
                   <wp:effectExtent t="0" r="0" b="0" l="0"/>
                   <wp:docPr id="1" name="" descr="" title=""/>
                   <wp:cNvGraphicFramePr>
@@ -1548,7 +1992,7 @@
                         <pic:spPr bwMode="auto">
                           <a:xfrm>
                             <a:off x="0" y="0"/>
-                            <a:ext cx="1047750" cy="790575"/>
+                            <a:ext cx="876300" cy="657225"/>
                           </a:xfrm>
                           <a:prstGeom prst="rect">
                             <a:avLst/>
@@ -1561,69 +2005,10 @@
               </w:drawing>
             </w:r>
           </w:p>
-        </w:tc>
-        <w:tc>
-          <w:tcPr>
-            <w:tcW w:type="dxa" w:w="7560"/>
-            <w:tcMar>
-              <w:top w:type="dxa" w:w="100"/>
-              <w:left w:type="dxa" w:w="40"/>
-              <w:bottom w:type="dxa" w:w="100"/>
-              <w:right w:type="dxa" w:w="40"/>
-            </w:tcMar>
-            <w:vAlign w:val="center"/>
-          </w:tcPr>
-          <w:p>
-            <w:pPr>
-              <w:spacing w:after="50"/>
-            </w:pPr>
-            <w:r>
-              <w:rPr>
-                <w:b/>
-                <w:bCs/>
-                <w:color w:val="12355B"/>
-                <w:sz w:val="24"/>
-                <w:szCs w:val="24"/>
-              </w:rPr>
-              <w:t xml:space="preserve">Greatest common factor</w:t>
-            </w:r>
-            <w:r>
-              <w:rPr>
-                <w:i/>
-                <w:iCs/>
-                <w:color w:val="5F6F80"/>
-                <w:sz w:val="19"/>
-                <w:szCs w:val="19"/>
-              </w:rPr>
-              <w:t xml:space="preserve">   Máximo común divisor</w:t>
-            </w:r>
-          </w:p>
-          <w:p>
-            <w:pPr>
-              <w:spacing w:after="40"/>
-            </w:pPr>
-            <w:r>
-              <w:rPr>
-                <w:sz w:val="21"/>
-                <w:szCs w:val="21"/>
-              </w:rPr>
-              <w:t xml:space="preserve">The largest number that divides both terms evenly.</w:t>
-            </w:r>
-          </w:p>
           <w:p>
             <w:pPr>
               <w:spacing w:after="0"/>
             </w:pPr>
-            <w:r>
-              <w:rPr>
-                <w:b/>
-                <w:bCs/>
-                <w:color w:val="1FA6A2"/>
-                <w:sz w:val="18"/>
-                <w:szCs w:val="18"/>
-              </w:rPr>
-              <w:t xml:space="preserve">Example:  </w:t>
-            </w:r>
             <w:r>
               <w:rPr>
                 <w:i/>
@@ -2158,7 +2543,7 @@
                 <w:sz w:val="21"/>
                 <w:szCs w:val="21"/>
               </w:rPr>
-              <w:t xml:space="preserve">A juice bar makes a Berry Blast smoothie with 3 scoops of frozen berries for every 2 cups of yogurt. A customer orders enough for a party of 20 people, and each person gets one serving. The juice bar needs to use a ratio table to figure out how many scoops and cups to prepare?</w:t>
+              <w:t xml:space="preserve">The Chef Academy food truck makes a Berry Blast smoothie with 3 scoops of frozen berries for every 2 cups of yogurt. A customer orders enough for a party of 20 people, and each person gets one serving. The food truck needs to use a ratio table to figure out how many scoops and cups to prepare?</w:t>
             </w:r>
           </w:p>
         </w:tc>
@@ -3513,7 +3898,7 @@
                 <w:sz w:val="21"/>
                 <w:szCs w:val="21"/>
               </w:rPr>
-              <w:t xml:space="preserve">A juice bar makes a Berry Blast smoothie with 3 scoops of frozen berries for every 2 cups of yogurt. A customer orders enough for a party of 20 people, and each person gets one serving. The juice bar needs to use a ratio table to figure out how many scoops and cups to prepare.</w:t>
+              <w:t xml:space="preserve">The Chef Academy food truck makes a Berry Blast smoothie with 3 scoops of frozen berries for every 2 cups of yogurt. A customer orders enough for a party of 20 people, and each person gets one serving. The food truck needs to use a ratio table to figure out how many scoops and cups to prepare.</w:t>
             </w:r>
           </w:p>
         </w:tc>
@@ -3800,7 +4185,7 @@
           <w:sz w:val="21"/>
           <w:szCs w:val="21"/>
         </w:rPr>
-        <w:t xml:space="preserve">The juice bar makes a smoothie with 3 scoops of berries for every 2 cups of yogurt and needs enough for 20 people. How is this the same as our pancake table?</w:t>
+        <w:t xml:space="preserve">The Chef Academy food truck makes a smoothie with 3 scoops of berries for every 2 cups of yogurt and needs enough for 20 people. How is this the same as our pancake table?</w:t>
       </w:r>
     </w:p>
     <w:p>
@@ -3975,7 +4360,7 @@
           <w:sz w:val="19"/>
           <w:szCs w:val="19"/>
         </w:rPr>
-        <w:t xml:space="preserve">   You Do — show your work</w:t>
+        <w:t xml:space="preserve">   You Do — show your work and reasoning</w:t>
       </w:r>
     </w:p>
     <w:p>
@@ -3990,7 +4375,7 @@
           <w:sz w:val="19"/>
           <w:szCs w:val="19"/>
         </w:rPr>
-        <w:t xml:space="preserve">Solve each problem. Show your thinking in the work box.</w:t>
+        <w:t xml:space="preserve">Solve each problem in the middle column and explain your reasoning using the sentence starters on the right.</w:t>
       </w:r>
     </w:p>
     <w:p>
@@ -4019,120 +4404,258 @@
         <w:t xml:space="preserve">   extra scaffolding</w:t>
       </w:r>
     </w:p>
-    <w:p>
-      <w:pPr>
-        <w:keepNext/>
-        <w:spacing w:after="60" w:before="160"/>
-      </w:pPr>
-      <w:r>
-        <w:rPr>
-          <w:b/>
-          <w:bCs/>
-          <w:color w:val="12355B"/>
-          <w:sz w:val="22"/>
-          <w:szCs w:val="22"/>
-        </w:rPr>
-        <w:t xml:space="preserve">1.  </w:t>
-      </w:r>
-      <w:r>
-        <w:rPr>
-          <w:b/>
-          <w:bCs/>
-          <w:sz w:val="21"/>
-          <w:szCs w:val="21"/>
-        </w:rPr>
-        <w:t xml:space="preserve">A ratio table shows 3:7, 6:14, and 9:21. What is the next row?</w:t>
-      </w:r>
-    </w:p>
-    <w:p>
-      <w:pPr>
-        <w:spacing w:after="40"/>
-        <w:ind w:left="420"/>
-      </w:pPr>
-      <w:r>
-        <w:rPr>
-          <w:sz w:val="20"/>
-          <w:szCs w:val="20"/>
-        </w:rPr>
-        <w:t xml:space="preserve">A)  10:24</w:t>
-      </w:r>
-    </w:p>
-    <w:p>
-      <w:pPr>
-        <w:spacing w:after="40"/>
-        <w:ind w:left="420"/>
-      </w:pPr>
-      <w:r>
-        <w:rPr>
-          <w:sz w:val="20"/>
-          <w:szCs w:val="20"/>
-        </w:rPr>
-        <w:t xml:space="preserve">B)  12:28</w:t>
-      </w:r>
-    </w:p>
-    <w:p>
-      <w:pPr>
-        <w:spacing w:after="40"/>
-        <w:ind w:left="420"/>
-      </w:pPr>
-      <w:r>
-        <w:rPr>
-          <w:sz w:val="20"/>
-          <w:szCs w:val="20"/>
-        </w:rPr>
-        <w:t xml:space="preserve">C)  12:24</w:t>
-      </w:r>
-    </w:p>
-    <w:p>
-      <w:pPr>
-        <w:spacing w:after="40"/>
-        <w:ind w:left="420"/>
-      </w:pPr>
-      <w:r>
-        <w:rPr>
-          <w:sz w:val="20"/>
-          <w:szCs w:val="20"/>
-        </w:rPr>
-        <w:t xml:space="preserve">D)  15:28</w:t>
-      </w:r>
-    </w:p>
-    <w:p>
-      <w:pPr>
-        <w:spacing w:after="20"/>
-      </w:pPr>
-      <w:r>
-        <w:t xml:space="preserve"/>
-      </w:r>
-    </w:p>
     <w:tbl>
       <w:tblPr>
-        <w:tblW w:type="pct" w:w="100%"/>
+        <w:tblW w:type="dxa" w:w="9360"/>
         <w:tblBorders>
           <w:top w:val="single" w:color="C7D2DD" w:sz="6"/>
           <w:left w:val="single" w:color="C7D2DD" w:sz="6"/>
           <w:bottom w:val="single" w:color="C7D2DD" w:sz="6"/>
           <w:right w:val="single" w:color="C7D2DD" w:sz="6"/>
-          <w:insideH w:val="single" w:color="auto" w:sz="4"/>
-          <w:insideV w:val="single" w:color="auto" w:sz="4"/>
+          <w:insideH w:val="single" w:color="C7D2DD" w:sz="6"/>
+          <w:insideV w:val="single" w:color="C7D2DD" w:sz="6"/>
         </w:tblBorders>
       </w:tblPr>
       <w:tblGrid>
-        <w:gridCol w:w="100"/>
+        <w:gridCol w:w="2800"/>
+        <w:gridCol w:w="3560"/>
+        <w:gridCol w:w="3000"/>
       </w:tblGrid>
       <w:tr>
-        <w:tc>
-          <w:tcPr>
+        <w:trPr>
+          <w:cantSplit/>
+          <w:tblHeader/>
+        </w:trPr>
+        <w:tc>
+          <w:tcPr>
+            <w:tcW w:type="dxa" w:w="2800"/>
+            <w:shd w:fill="EEF4F8" w:color="auto" w:val="clear"/>
+            <w:tcMar>
+              <w:top w:type="dxa" w:w="60"/>
+              <w:left w:type="dxa" w:w="100"/>
+              <w:bottom w:type="dxa" w:w="60"/>
+              <w:right w:type="dxa" w:w="100"/>
+            </w:tcMar>
+          </w:tcPr>
+          <w:p>
+            <w:pPr>
+              <w:spacing w:after="0"/>
+            </w:pPr>
+            <w:r>
+              <w:rPr>
+                <w:b/>
+                <w:bCs/>
+                <w:color w:val="12355B"/>
+                <w:sz w:val="16"/>
+                <w:szCs w:val="16"/>
+              </w:rPr>
+              <w:t xml:space="preserve">CORE PROBLEM / GIVEN REPRESENTATION</w:t>
+            </w:r>
+          </w:p>
+        </w:tc>
+        <w:tc>
+          <w:tcPr>
+            <w:tcW w:type="dxa" w:w="3560"/>
+            <w:shd w:fill="EEF4F8" w:color="auto" w:val="clear"/>
+            <w:tcMar>
+              <w:top w:type="dxa" w:w="60"/>
+              <w:left w:type="dxa" w:w="100"/>
+              <w:bottom w:type="dxa" w:w="60"/>
+              <w:right w:type="dxa" w:w="100"/>
+            </w:tcMar>
+          </w:tcPr>
+          <w:p>
+            <w:pPr>
+              <w:spacing w:after="0"/>
+            </w:pPr>
+            <w:r>
+              <w:rPr>
+                <w:b/>
+                <w:bCs/>
+                <w:color w:val="12355B"/>
+                <w:sz w:val="16"/>
+                <w:szCs w:val="16"/>
+              </w:rPr>
+              <w:t xml:space="preserve">WORKING SPACE / CALCULATION STEPS</w:t>
+            </w:r>
+          </w:p>
+        </w:tc>
+        <w:tc>
+          <w:tcPr>
+            <w:tcW w:type="dxa" w:w="3000"/>
             <w:shd w:fill="FBF3E2" w:color="auto" w:val="clear"/>
             <w:tcMar>
               <w:top w:type="dxa" w:w="60"/>
-              <w:left w:type="dxa" w:w="120"/>
+              <w:left w:type="dxa" w:w="100"/>
               <w:bottom w:type="dxa" w:w="60"/>
-              <w:right w:type="dxa" w:w="120"/>
-            </w:tcMar>
-          </w:tcPr>
-          <w:p>
-            <w:pPr>
-              <w:spacing w:after="0" w:line="320"/>
+              <w:right w:type="dxa" w:w="100"/>
+            </w:tcMar>
+          </w:tcPr>
+          <w:p>
+            <w:pPr>
+              <w:spacing w:after="0"/>
+            </w:pPr>
+            <w:r>
+              <w:rPr>
+                <w:b/>
+                <w:bCs/>
+                <w:color w:val="B97A12"/>
+                <w:sz w:val="16"/>
+                <w:szCs w:val="16"/>
+              </w:rPr>
+              <w:t xml:space="preserve">EXPLAIN YOUR REASONING</w:t>
+            </w:r>
+          </w:p>
+        </w:tc>
+      </w:tr>
+      <w:tr>
+        <w:trPr>
+          <w:cantSplit/>
+        </w:trPr>
+        <w:tc>
+          <w:tcPr>
+            <w:tcW w:type="dxa" w:w="2800"/>
+            <w:tcMar>
+              <w:top w:type="dxa" w:w="80"/>
+              <w:left w:type="dxa" w:w="100"/>
+              <w:bottom w:type="dxa" w:w="80"/>
+              <w:right w:type="dxa" w:w="100"/>
+            </w:tcMar>
+            <w:vAlign w:val="top"/>
+          </w:tcPr>
+          <w:p>
+            <w:pPr>
+              <w:spacing w:after="60"/>
+            </w:pPr>
+            <w:r>
+              <w:rPr>
+                <w:b/>
+                <w:bCs/>
+                <w:color w:val="12355B"/>
+                <w:sz w:val="21"/>
+                <w:szCs w:val="21"/>
+              </w:rPr>
+              <w:t xml:space="preserve">1.  </w:t>
+            </w:r>
+            <w:r>
+              <w:rPr>
+                <w:b/>
+                <w:bCs/>
+                <w:sz w:val="20"/>
+                <w:szCs w:val="20"/>
+              </w:rPr>
+              <w:t xml:space="preserve">A ratio table shows 3:7, 6:14, and 9:21. What is the next row?</w:t>
+            </w:r>
+          </w:p>
+          <w:p>
+            <w:pPr>
+              <w:spacing w:after="30"/>
+              <w:ind w:left="180"/>
+            </w:pPr>
+            <w:r>
+              <w:rPr>
+                <w:sz w:val="19"/>
+                <w:szCs w:val="19"/>
+              </w:rPr>
+              <w:t xml:space="preserve">A)  10:24</w:t>
+            </w:r>
+          </w:p>
+          <w:p>
+            <w:pPr>
+              <w:spacing w:after="30"/>
+              <w:ind w:left="180"/>
+            </w:pPr>
+            <w:r>
+              <w:rPr>
+                <w:sz w:val="19"/>
+                <w:szCs w:val="19"/>
+              </w:rPr>
+              <w:t xml:space="preserve">B)  12:28</w:t>
+            </w:r>
+          </w:p>
+          <w:p>
+            <w:pPr>
+              <w:spacing w:after="30"/>
+              <w:ind w:left="180"/>
+            </w:pPr>
+            <w:r>
+              <w:rPr>
+                <w:sz w:val="19"/>
+                <w:szCs w:val="19"/>
+              </w:rPr>
+              <w:t xml:space="preserve">C)  12:24</w:t>
+            </w:r>
+          </w:p>
+          <w:p>
+            <w:pPr>
+              <w:spacing w:after="30"/>
+              <w:ind w:left="180"/>
+            </w:pPr>
+            <w:r>
+              <w:rPr>
+                <w:sz w:val="19"/>
+                <w:szCs w:val="19"/>
+              </w:rPr>
+              <w:t xml:space="preserve">D)  15:28</w:t>
+            </w:r>
+          </w:p>
+        </w:tc>
+        <w:tc>
+          <w:tcPr>
+            <w:tcW w:type="dxa" w:w="3560"/>
+            <w:tcMar>
+              <w:top w:type="dxa" w:w="80"/>
+              <w:left w:type="dxa" w:w="100"/>
+              <w:bottom w:type="dxa" w:w="80"/>
+              <w:right w:type="dxa" w:w="100"/>
+            </w:tcMar>
+            <w:vAlign w:val="top"/>
+          </w:tcPr>
+          <w:p>
+            <w:pPr>
+              <w:spacing w:after="40"/>
+            </w:pPr>
+            <w:r>
+              <w:rPr>
+                <w:b/>
+                <w:bCs/>
+                <w:color w:val="1FA6A2"/>
+                <w:sz w:val="19"/>
+                <w:szCs w:val="19"/>
+              </w:rPr>
+              <w:t xml:space="preserve">Solution:  </w:t>
+            </w:r>
+            <w:r>
+              <w:rPr>
+                <w:b/>
+                <w:bCs/>
+                <w:sz w:val="19"/>
+                <w:szCs w:val="19"/>
+              </w:rPr>
+              <w:t xml:space="preserve">B)  12:28</w:t>
+            </w:r>
+          </w:p>
+          <w:p>
+            <w:pPr>
+              <w:spacing w:after="40"/>
+            </w:pPr>
+            <w:r>
+              <w:rPr>
+                <w:i/>
+                <w:iCs/>
+                <w:color w:val="5F6F80"/>
+                <w:sz w:val="18"/>
+                <w:szCs w:val="18"/>
+              </w:rPr>
+              <w:t xml:space="preserve">The pattern adds 3 to the first value and 7 to the second each time. After 9:21: 9+3=12 and 21+7=28. The next row is 12:28.</w:t>
+            </w:r>
+          </w:p>
+          <w:p>
+            <w:pPr>
+              <w:pBdr>
+                <w:bottom w:val="single" w:color="AFBECC" w:sz="6"/>
+              </w:pBdr>
+              <w:spacing w:after="30" w:before="150"/>
             </w:pPr>
             <w:r>
               <w:t xml:space="preserve"/>
@@ -4140,7 +4663,125 @@
           </w:p>
           <w:p>
             <w:pPr>
-              <w:spacing w:after="0" w:line="320"/>
+              <w:pBdr>
+                <w:bottom w:val="single" w:color="AFBECC" w:sz="6"/>
+              </w:pBdr>
+              <w:spacing w:after="30" w:before="150"/>
+            </w:pPr>
+            <w:r>
+              <w:t xml:space="preserve"/>
+            </w:r>
+          </w:p>
+        </w:tc>
+        <w:tc>
+          <w:tcPr>
+            <w:tcW w:type="dxa" w:w="3000"/>
+            <w:shd w:fill="FBF3E2" w:color="auto" w:val="clear"/>
+            <w:tcMar>
+              <w:top w:type="dxa" w:w="80"/>
+              <w:left w:type="dxa" w:w="100"/>
+              <w:bottom w:type="dxa" w:w="80"/>
+              <w:right w:type="dxa" w:w="100"/>
+            </w:tcMar>
+            <w:vAlign w:val="top"/>
+          </w:tcPr>
+          <w:p>
+            <w:pPr>
+              <w:spacing w:after="40"/>
+            </w:pPr>
+            <w:r>
+              <w:rPr>
+                <w:b/>
+                <w:bCs/>
+                <w:color w:val="12355B"/>
+                <w:sz w:val="19"/>
+                <w:szCs w:val="19"/>
+              </w:rPr>
+              <w:t xml:space="preserve">Because... </w:t>
+            </w:r>
+            <w:r>
+              <w:rPr>
+                <w:color w:val="AFBECC"/>
+                <w:sz w:val="19"/>
+                <w:szCs w:val="19"/>
+              </w:rPr>
+              <w:t xml:space="preserve">________________</w:t>
+            </w:r>
+          </w:p>
+          <w:p>
+            <w:pPr>
+              <w:pBdr>
+                <w:bottom w:val="single" w:color="AFBECC" w:sz="6"/>
+              </w:pBdr>
+              <w:spacing w:after="30" w:before="150"/>
+            </w:pPr>
+            <w:r>
+              <w:t xml:space="preserve"/>
+            </w:r>
+          </w:p>
+          <w:p>
+            <w:pPr>
+              <w:spacing w:after="40" w:before="80"/>
+            </w:pPr>
+            <w:r>
+              <w:rPr>
+                <w:b/>
+                <w:bCs/>
+                <w:color w:val="6B4FA0"/>
+                <w:sz w:val="19"/>
+                <w:szCs w:val="19"/>
+              </w:rPr>
+              <w:t xml:space="preserve">Although... </w:t>
+            </w:r>
+            <w:r>
+              <w:rPr>
+                <w:color w:val="AFBECC"/>
+                <w:sz w:val="19"/>
+                <w:szCs w:val="19"/>
+              </w:rPr>
+              <w:t xml:space="preserve">_______________</w:t>
+            </w:r>
+          </w:p>
+          <w:p>
+            <w:pPr>
+              <w:pBdr>
+                <w:bottom w:val="single" w:color="AFBECC" w:sz="6"/>
+              </w:pBdr>
+              <w:spacing w:after="30" w:before="150"/>
+            </w:pPr>
+            <w:r>
+              <w:t xml:space="preserve"/>
+            </w:r>
+          </w:p>
+          <w:p>
+            <w:pPr>
+              <w:spacing w:after="40" w:before="80"/>
+            </w:pPr>
+            <w:r>
+              <w:rPr>
+                <w:b/>
+                <w:bCs/>
+                <w:color w:val="1FA6A2"/>
+                <w:sz w:val="19"/>
+                <w:szCs w:val="19"/>
+              </w:rPr>
+              <w:t xml:space="preserve">Therefore... </w:t>
+            </w:r>
+            <w:r>
+              <w:rPr>
+                <w:color w:val="AFBECC"/>
+                <w:sz w:val="19"/>
+                <w:szCs w:val="19"/>
+              </w:rPr>
+              <w:t xml:space="preserve">______________</w:t>
+            </w:r>
+          </w:p>
+          <w:p>
+            <w:pPr>
+              <w:pBdr>
+                <w:bottom w:val="single" w:color="AFBECC" w:sz="6"/>
+              </w:pBdr>
+              <w:spacing w:after="30" w:before="150"/>
             </w:pPr>
             <w:r>
               <w:t xml:space="preserve"/>
@@ -4151,84 +4792,7 @@
     </w:tbl>
     <w:p>
       <w:pPr>
-        <w:keepNext/>
-        <w:spacing w:after="60" w:before="160"/>
-      </w:pPr>
-      <w:r>
-        <w:rPr>
-          <w:b/>
-          <w:bCs/>
-          <w:color w:val="12355B"/>
-          <w:sz w:val="22"/>
-          <w:szCs w:val="22"/>
-        </w:rPr>
-        <w:t xml:space="preserve">2.  </w:t>
-      </w:r>
-      <w:r>
-        <w:rPr>
-          <w:b/>
-          <w:bCs/>
-          <w:sz w:val="21"/>
-          <w:szCs w:val="21"/>
-        </w:rPr>
-        <w:t xml:space="preserve">A ratio table for 2:5 starts with 2:5, 4:10. What is the third row?</w:t>
-      </w:r>
-    </w:p>
-    <w:p>
-      <w:pPr>
-        <w:spacing w:after="40"/>
-        <w:ind w:left="420"/>
-      </w:pPr>
-      <w:r>
-        <w:rPr>
-          <w:sz w:val="20"/>
-          <w:szCs w:val="20"/>
-        </w:rPr>
-        <w:t xml:space="preserve">A)  5:10</w:t>
-      </w:r>
-    </w:p>
-    <w:p>
-      <w:pPr>
-        <w:spacing w:after="40"/>
-        <w:ind w:left="420"/>
-      </w:pPr>
-      <w:r>
-        <w:rPr>
-          <w:sz w:val="20"/>
-          <w:szCs w:val="20"/>
-        </w:rPr>
-        <w:t xml:space="preserve">B)  6:15</w:t>
-      </w:r>
-    </w:p>
-    <w:p>
-      <w:pPr>
-        <w:spacing w:after="40"/>
-        <w:ind w:left="420"/>
-      </w:pPr>
-      <w:r>
-        <w:rPr>
-          <w:sz w:val="20"/>
-          <w:szCs w:val="20"/>
-        </w:rPr>
-        <w:t xml:space="preserve">C)  6:12</w:t>
-      </w:r>
-    </w:p>
-    <w:p>
-      <w:pPr>
-        <w:spacing w:after="40"/>
-        <w:ind w:left="420"/>
-      </w:pPr>
-      <w:r>
-        <w:rPr>
-          <w:sz w:val="20"/>
-          <w:szCs w:val="20"/>
-        </w:rPr>
-        <w:t xml:space="preserve">D)  8:15</w:t>
-      </w:r>
-    </w:p>
-    <w:p>
-      <w:pPr>
-        <w:spacing w:after="20"/>
+        <w:spacing w:after="80"/>
       </w:pPr>
       <w:r>
         <w:t xml:space="preserve"/>
@@ -4236,33 +4800,256 @@
     </w:p>
     <w:tbl>
       <w:tblPr>
-        <w:tblW w:type="pct" w:w="100%"/>
+        <w:tblW w:type="dxa" w:w="9360"/>
         <w:tblBorders>
           <w:top w:val="single" w:color="C7D2DD" w:sz="6"/>
           <w:left w:val="single" w:color="C7D2DD" w:sz="6"/>
           <w:bottom w:val="single" w:color="C7D2DD" w:sz="6"/>
           <w:right w:val="single" w:color="C7D2DD" w:sz="6"/>
-          <w:insideH w:val="single" w:color="auto" w:sz="4"/>
-          <w:insideV w:val="single" w:color="auto" w:sz="4"/>
+          <w:insideH w:val="single" w:color="C7D2DD" w:sz="6"/>
+          <w:insideV w:val="single" w:color="C7D2DD" w:sz="6"/>
         </w:tblBorders>
       </w:tblPr>
       <w:tblGrid>
-        <w:gridCol w:w="100"/>
+        <w:gridCol w:w="2800"/>
+        <w:gridCol w:w="3560"/>
+        <w:gridCol w:w="3000"/>
       </w:tblGrid>
       <w:tr>
-        <w:tc>
-          <w:tcPr>
+        <w:trPr>
+          <w:cantSplit/>
+          <w:tblHeader/>
+        </w:trPr>
+        <w:tc>
+          <w:tcPr>
+            <w:tcW w:type="dxa" w:w="2800"/>
+            <w:shd w:fill="EEF4F8" w:color="auto" w:val="clear"/>
+            <w:tcMar>
+              <w:top w:type="dxa" w:w="60"/>
+              <w:left w:type="dxa" w:w="100"/>
+              <w:bottom w:type="dxa" w:w="60"/>
+              <w:right w:type="dxa" w:w="100"/>
+            </w:tcMar>
+          </w:tcPr>
+          <w:p>
+            <w:pPr>
+              <w:spacing w:after="0"/>
+            </w:pPr>
+            <w:r>
+              <w:rPr>
+                <w:b/>
+                <w:bCs/>
+                <w:color w:val="12355B"/>
+                <w:sz w:val="16"/>
+                <w:szCs w:val="16"/>
+              </w:rPr>
+              <w:t xml:space="preserve">CORE PROBLEM / GIVEN REPRESENTATION</w:t>
+            </w:r>
+          </w:p>
+        </w:tc>
+        <w:tc>
+          <w:tcPr>
+            <w:tcW w:type="dxa" w:w="3560"/>
+            <w:shd w:fill="EEF4F8" w:color="auto" w:val="clear"/>
+            <w:tcMar>
+              <w:top w:type="dxa" w:w="60"/>
+              <w:left w:type="dxa" w:w="100"/>
+              <w:bottom w:type="dxa" w:w="60"/>
+              <w:right w:type="dxa" w:w="100"/>
+            </w:tcMar>
+          </w:tcPr>
+          <w:p>
+            <w:pPr>
+              <w:spacing w:after="0"/>
+            </w:pPr>
+            <w:r>
+              <w:rPr>
+                <w:b/>
+                <w:bCs/>
+                <w:color w:val="12355B"/>
+                <w:sz w:val="16"/>
+                <w:szCs w:val="16"/>
+              </w:rPr>
+              <w:t xml:space="preserve">WORKING SPACE / CALCULATION STEPS</w:t>
+            </w:r>
+          </w:p>
+        </w:tc>
+        <w:tc>
+          <w:tcPr>
+            <w:tcW w:type="dxa" w:w="3000"/>
             <w:shd w:fill="FBF3E2" w:color="auto" w:val="clear"/>
             <w:tcMar>
               <w:top w:type="dxa" w:w="60"/>
-              <w:left w:type="dxa" w:w="120"/>
+              <w:left w:type="dxa" w:w="100"/>
               <w:bottom w:type="dxa" w:w="60"/>
-              <w:right w:type="dxa" w:w="120"/>
-            </w:tcMar>
-          </w:tcPr>
-          <w:p>
-            <w:pPr>
-              <w:spacing w:after="0" w:line="320"/>
+              <w:right w:type="dxa" w:w="100"/>
+            </w:tcMar>
+          </w:tcPr>
+          <w:p>
+            <w:pPr>
+              <w:spacing w:after="0"/>
+            </w:pPr>
+            <w:r>
+              <w:rPr>
+                <w:b/>
+                <w:bCs/>
+                <w:color w:val="B97A12"/>
+                <w:sz w:val="16"/>
+                <w:szCs w:val="16"/>
+              </w:rPr>
+              <w:t xml:space="preserve">EXPLAIN YOUR REASONING</w:t>
+            </w:r>
+          </w:p>
+        </w:tc>
+      </w:tr>
+      <w:tr>
+        <w:trPr>
+          <w:cantSplit/>
+        </w:trPr>
+        <w:tc>
+          <w:tcPr>
+            <w:tcW w:type="dxa" w:w="2800"/>
+            <w:tcMar>
+              <w:top w:type="dxa" w:w="80"/>
+              <w:left w:type="dxa" w:w="100"/>
+              <w:bottom w:type="dxa" w:w="80"/>
+              <w:right w:type="dxa" w:w="100"/>
+            </w:tcMar>
+            <w:vAlign w:val="top"/>
+          </w:tcPr>
+          <w:p>
+            <w:pPr>
+              <w:spacing w:after="60"/>
+            </w:pPr>
+            <w:r>
+              <w:rPr>
+                <w:b/>
+                <w:bCs/>
+                <w:color w:val="12355B"/>
+                <w:sz w:val="21"/>
+                <w:szCs w:val="21"/>
+              </w:rPr>
+              <w:t xml:space="preserve">2.  </w:t>
+            </w:r>
+            <w:r>
+              <w:rPr>
+                <w:b/>
+                <w:bCs/>
+                <w:sz w:val="20"/>
+                <w:szCs w:val="20"/>
+              </w:rPr>
+              <w:t xml:space="preserve">A ratio table for 2:5 starts with 2:5, 4:10. What is the third row?</w:t>
+            </w:r>
+          </w:p>
+          <w:p>
+            <w:pPr>
+              <w:spacing w:after="30"/>
+              <w:ind w:left="180"/>
+            </w:pPr>
+            <w:r>
+              <w:rPr>
+                <w:sz w:val="19"/>
+                <w:szCs w:val="19"/>
+              </w:rPr>
+              <w:t xml:space="preserve">A)  5:10</w:t>
+            </w:r>
+          </w:p>
+          <w:p>
+            <w:pPr>
+              <w:spacing w:after="30"/>
+              <w:ind w:left="180"/>
+            </w:pPr>
+            <w:r>
+              <w:rPr>
+                <w:sz w:val="19"/>
+                <w:szCs w:val="19"/>
+              </w:rPr>
+              <w:t xml:space="preserve">B)  6:15</w:t>
+            </w:r>
+          </w:p>
+          <w:p>
+            <w:pPr>
+              <w:spacing w:after="30"/>
+              <w:ind w:left="180"/>
+            </w:pPr>
+            <w:r>
+              <w:rPr>
+                <w:sz w:val="19"/>
+                <w:szCs w:val="19"/>
+              </w:rPr>
+              <w:t xml:space="preserve">C)  6:12</w:t>
+            </w:r>
+          </w:p>
+          <w:p>
+            <w:pPr>
+              <w:spacing w:after="30"/>
+              <w:ind w:left="180"/>
+            </w:pPr>
+            <w:r>
+              <w:rPr>
+                <w:sz w:val="19"/>
+                <w:szCs w:val="19"/>
+              </w:rPr>
+              <w:t xml:space="preserve">D)  8:15</w:t>
+            </w:r>
+          </w:p>
+        </w:tc>
+        <w:tc>
+          <w:tcPr>
+            <w:tcW w:type="dxa" w:w="3560"/>
+            <w:tcMar>
+              <w:top w:type="dxa" w:w="80"/>
+              <w:left w:type="dxa" w:w="100"/>
+              <w:bottom w:type="dxa" w:w="80"/>
+              <w:right w:type="dxa" w:w="100"/>
+            </w:tcMar>
+            <w:vAlign w:val="top"/>
+          </w:tcPr>
+          <w:p>
+            <w:pPr>
+              <w:spacing w:after="40"/>
+            </w:pPr>
+            <w:r>
+              <w:rPr>
+                <w:b/>
+                <w:bCs/>
+                <w:color w:val="1FA6A2"/>
+                <w:sz w:val="19"/>
+                <w:szCs w:val="19"/>
+              </w:rPr>
+              <w:t xml:space="preserve">Solution:  </w:t>
+            </w:r>
+            <w:r>
+              <w:rPr>
+                <w:b/>
+                <w:bCs/>
+                <w:sz w:val="19"/>
+                <w:szCs w:val="19"/>
+              </w:rPr>
+              <w:t xml:space="preserve">B)  6:15</w:t>
+            </w:r>
+          </w:p>
+          <w:p>
+            <w:pPr>
+              <w:spacing w:after="40"/>
+            </w:pPr>
+            <w:r>
+              <w:rPr>
+                <w:i/>
+                <w:iCs/>
+                <w:color w:val="5F6F80"/>
+                <w:sz w:val="18"/>
+                <w:szCs w:val="18"/>
+              </w:rPr>
+              <w:t xml:space="preserve">The additive pattern adds 2 to the first value and 5 to the second. 4+2=6 and 10+5=15. The third row is 6:15.</w:t>
+            </w:r>
+          </w:p>
+          <w:p>
+            <w:pPr>
+              <w:pBdr>
+                <w:bottom w:val="single" w:color="AFBECC" w:sz="6"/>
+              </w:pBdr>
+              <w:spacing w:after="30" w:before="150"/>
             </w:pPr>
             <w:r>
               <w:t xml:space="preserve"/>
@@ -4270,7 +5057,125 @@
           </w:p>
           <w:p>
             <w:pPr>
-              <w:spacing w:after="0" w:line="320"/>
+              <w:pBdr>
+                <w:bottom w:val="single" w:color="AFBECC" w:sz="6"/>
+              </w:pBdr>
+              <w:spacing w:after="30" w:before="150"/>
+            </w:pPr>
+            <w:r>
+              <w:t xml:space="preserve"/>
+            </w:r>
+          </w:p>
+        </w:tc>
+        <w:tc>
+          <w:tcPr>
+            <w:tcW w:type="dxa" w:w="3000"/>
+            <w:shd w:fill="FBF3E2" w:color="auto" w:val="clear"/>
+            <w:tcMar>
+              <w:top w:type="dxa" w:w="80"/>
+              <w:left w:type="dxa" w:w="100"/>
+              <w:bottom w:type="dxa" w:w="80"/>
+              <w:right w:type="dxa" w:w="100"/>
+            </w:tcMar>
+            <w:vAlign w:val="top"/>
+          </w:tcPr>
+          <w:p>
+            <w:pPr>
+              <w:spacing w:after="40"/>
+            </w:pPr>
+            <w:r>
+              <w:rPr>
+                <w:b/>
+                <w:bCs/>
+                <w:color w:val="12355B"/>
+                <w:sz w:val="19"/>
+                <w:szCs w:val="19"/>
+              </w:rPr>
+              <w:t xml:space="preserve">Because... </w:t>
+            </w:r>
+            <w:r>
+              <w:rPr>
+                <w:color w:val="AFBECC"/>
+                <w:sz w:val="19"/>
+                <w:szCs w:val="19"/>
+              </w:rPr>
+              <w:t xml:space="preserve">________________</w:t>
+            </w:r>
+          </w:p>
+          <w:p>
+            <w:pPr>
+              <w:pBdr>
+                <w:bottom w:val="single" w:color="AFBECC" w:sz="6"/>
+              </w:pBdr>
+              <w:spacing w:after="30" w:before="150"/>
+            </w:pPr>
+            <w:r>
+              <w:t xml:space="preserve"/>
+            </w:r>
+          </w:p>
+          <w:p>
+            <w:pPr>
+              <w:spacing w:after="40" w:before="80"/>
+            </w:pPr>
+            <w:r>
+              <w:rPr>
+                <w:b/>
+                <w:bCs/>
+                <w:color w:val="6B4FA0"/>
+                <w:sz w:val="19"/>
+                <w:szCs w:val="19"/>
+              </w:rPr>
+              <w:t xml:space="preserve">Although... </w:t>
+            </w:r>
+            <w:r>
+              <w:rPr>
+                <w:color w:val="AFBECC"/>
+                <w:sz w:val="19"/>
+                <w:szCs w:val="19"/>
+              </w:rPr>
+              <w:t xml:space="preserve">_______________</w:t>
+            </w:r>
+          </w:p>
+          <w:p>
+            <w:pPr>
+              <w:pBdr>
+                <w:bottom w:val="single" w:color="AFBECC" w:sz="6"/>
+              </w:pBdr>
+              <w:spacing w:after="30" w:before="150"/>
+            </w:pPr>
+            <w:r>
+              <w:t xml:space="preserve"/>
+            </w:r>
+          </w:p>
+          <w:p>
+            <w:pPr>
+              <w:spacing w:after="40" w:before="80"/>
+            </w:pPr>
+            <w:r>
+              <w:rPr>
+                <w:b/>
+                <w:bCs/>
+                <w:color w:val="1FA6A2"/>
+                <w:sz w:val="19"/>
+                <w:szCs w:val="19"/>
+              </w:rPr>
+              <w:t xml:space="preserve">Therefore... </w:t>
+            </w:r>
+            <w:r>
+              <w:rPr>
+                <w:color w:val="AFBECC"/>
+                <w:sz w:val="19"/>
+                <w:szCs w:val="19"/>
+              </w:rPr>
+              <w:t xml:space="preserve">______________</w:t>
+            </w:r>
+          </w:p>
+          <w:p>
+            <w:pPr>
+              <w:pBdr>
+                <w:bottom w:val="single" w:color="AFBECC" w:sz="6"/>
+              </w:pBdr>
+              <w:spacing w:after="30" w:before="150"/>
             </w:pPr>
             <w:r>
               <w:t xml:space="preserve"/>
@@ -4279,6 +5184,14 @@
         </w:tc>
       </w:tr>
     </w:tbl>
+    <w:p>
+      <w:pPr>
+        <w:spacing w:after="80"/>
+      </w:pPr>
+      <w:r>
+        <w:t xml:space="preserve"/>
+      </w:r>
+    </w:p>
     <w:p>
       <w:pPr>
         <w:pStyle w:val="Heading2"/>
@@ -4305,120 +5218,258 @@
         <w:t xml:space="preserve">   grade-level practice</w:t>
       </w:r>
     </w:p>
-    <w:p>
-      <w:pPr>
-        <w:keepNext/>
-        <w:spacing w:after="60" w:before="160"/>
-      </w:pPr>
-      <w:r>
-        <w:rPr>
-          <w:b/>
-          <w:bCs/>
-          <w:color w:val="12355B"/>
-          <w:sz w:val="22"/>
-          <w:szCs w:val="22"/>
-        </w:rPr>
-        <w:t xml:space="preserve">3.  </w:t>
-      </w:r>
-      <w:r>
-        <w:rPr>
-          <w:b/>
-          <w:bCs/>
-          <w:sz w:val="21"/>
-          <w:szCs w:val="21"/>
-        </w:rPr>
-        <w:t xml:space="preserve">In a ratio table, the ratio of sugar to butter is 3:2. If you use 12 cups of sugar, how many cups of butter do you need?</w:t>
-      </w:r>
-    </w:p>
-    <w:p>
-      <w:pPr>
-        <w:spacing w:after="40"/>
-        <w:ind w:left="420"/>
-      </w:pPr>
-      <w:r>
-        <w:rPr>
-          <w:sz w:val="20"/>
-          <w:szCs w:val="20"/>
-        </w:rPr>
-        <w:t xml:space="preserve">A)  6</w:t>
-      </w:r>
-    </w:p>
-    <w:p>
-      <w:pPr>
-        <w:spacing w:after="40"/>
-        <w:ind w:left="420"/>
-      </w:pPr>
-      <w:r>
-        <w:rPr>
-          <w:sz w:val="20"/>
-          <w:szCs w:val="20"/>
-        </w:rPr>
-        <w:t xml:space="preserve">B)  8</w:t>
-      </w:r>
-    </w:p>
-    <w:p>
-      <w:pPr>
-        <w:spacing w:after="40"/>
-        <w:ind w:left="420"/>
-      </w:pPr>
-      <w:r>
-        <w:rPr>
-          <w:sz w:val="20"/>
-          <w:szCs w:val="20"/>
-        </w:rPr>
-        <w:t xml:space="preserve">C)  9</w:t>
-      </w:r>
-    </w:p>
-    <w:p>
-      <w:pPr>
-        <w:spacing w:after="40"/>
-        <w:ind w:left="420"/>
-      </w:pPr>
-      <w:r>
-        <w:rPr>
-          <w:sz w:val="20"/>
-          <w:szCs w:val="20"/>
-        </w:rPr>
-        <w:t xml:space="preserve">D)  10</w:t>
-      </w:r>
-    </w:p>
-    <w:p>
-      <w:pPr>
-        <w:spacing w:after="20"/>
-      </w:pPr>
-      <w:r>
-        <w:t xml:space="preserve"/>
-      </w:r>
-    </w:p>
     <w:tbl>
       <w:tblPr>
-        <w:tblW w:type="pct" w:w="100%"/>
+        <w:tblW w:type="dxa" w:w="9360"/>
         <w:tblBorders>
           <w:top w:val="single" w:color="C7D2DD" w:sz="6"/>
           <w:left w:val="single" w:color="C7D2DD" w:sz="6"/>
           <w:bottom w:val="single" w:color="C7D2DD" w:sz="6"/>
           <w:right w:val="single" w:color="C7D2DD" w:sz="6"/>
-          <w:insideH w:val="single" w:color="auto" w:sz="4"/>
-          <w:insideV w:val="single" w:color="auto" w:sz="4"/>
+          <w:insideH w:val="single" w:color="C7D2DD" w:sz="6"/>
+          <w:insideV w:val="single" w:color="C7D2DD" w:sz="6"/>
         </w:tblBorders>
       </w:tblPr>
       <w:tblGrid>
-        <w:gridCol w:w="100"/>
+        <w:gridCol w:w="2800"/>
+        <w:gridCol w:w="3560"/>
+        <w:gridCol w:w="3000"/>
       </w:tblGrid>
       <w:tr>
-        <w:tc>
-          <w:tcPr>
+        <w:trPr>
+          <w:cantSplit/>
+          <w:tblHeader/>
+        </w:trPr>
+        <w:tc>
+          <w:tcPr>
+            <w:tcW w:type="dxa" w:w="2800"/>
+            <w:shd w:fill="EEF4F8" w:color="auto" w:val="clear"/>
+            <w:tcMar>
+              <w:top w:type="dxa" w:w="60"/>
+              <w:left w:type="dxa" w:w="100"/>
+              <w:bottom w:type="dxa" w:w="60"/>
+              <w:right w:type="dxa" w:w="100"/>
+            </w:tcMar>
+          </w:tcPr>
+          <w:p>
+            <w:pPr>
+              <w:spacing w:after="0"/>
+            </w:pPr>
+            <w:r>
+              <w:rPr>
+                <w:b/>
+                <w:bCs/>
+                <w:color w:val="12355B"/>
+                <w:sz w:val="16"/>
+                <w:szCs w:val="16"/>
+              </w:rPr>
+              <w:t xml:space="preserve">CORE PROBLEM / GIVEN REPRESENTATION</w:t>
+            </w:r>
+          </w:p>
+        </w:tc>
+        <w:tc>
+          <w:tcPr>
+            <w:tcW w:type="dxa" w:w="3560"/>
+            <w:shd w:fill="EEF4F8" w:color="auto" w:val="clear"/>
+            <w:tcMar>
+              <w:top w:type="dxa" w:w="60"/>
+              <w:left w:type="dxa" w:w="100"/>
+              <w:bottom w:type="dxa" w:w="60"/>
+              <w:right w:type="dxa" w:w="100"/>
+            </w:tcMar>
+          </w:tcPr>
+          <w:p>
+            <w:pPr>
+              <w:spacing w:after="0"/>
+            </w:pPr>
+            <w:r>
+              <w:rPr>
+                <w:b/>
+                <w:bCs/>
+                <w:color w:val="12355B"/>
+                <w:sz w:val="16"/>
+                <w:szCs w:val="16"/>
+              </w:rPr>
+              <w:t xml:space="preserve">WORKING SPACE / CALCULATION STEPS</w:t>
+            </w:r>
+          </w:p>
+        </w:tc>
+        <w:tc>
+          <w:tcPr>
+            <w:tcW w:type="dxa" w:w="3000"/>
             <w:shd w:fill="FBF3E2" w:color="auto" w:val="clear"/>
             <w:tcMar>
               <w:top w:type="dxa" w:w="60"/>
-              <w:left w:type="dxa" w:w="120"/>
+              <w:left w:type="dxa" w:w="100"/>
               <w:bottom w:type="dxa" w:w="60"/>
-              <w:right w:type="dxa" w:w="120"/>
-            </w:tcMar>
-          </w:tcPr>
-          <w:p>
-            <w:pPr>
-              <w:spacing w:after="0" w:line="320"/>
+              <w:right w:type="dxa" w:w="100"/>
+            </w:tcMar>
+          </w:tcPr>
+          <w:p>
+            <w:pPr>
+              <w:spacing w:after="0"/>
+            </w:pPr>
+            <w:r>
+              <w:rPr>
+                <w:b/>
+                <w:bCs/>
+                <w:color w:val="B97A12"/>
+                <w:sz w:val="16"/>
+                <w:szCs w:val="16"/>
+              </w:rPr>
+              <w:t xml:space="preserve">EXPLAIN YOUR REASONING</w:t>
+            </w:r>
+          </w:p>
+        </w:tc>
+      </w:tr>
+      <w:tr>
+        <w:trPr>
+          <w:cantSplit/>
+        </w:trPr>
+        <w:tc>
+          <w:tcPr>
+            <w:tcW w:type="dxa" w:w="2800"/>
+            <w:tcMar>
+              <w:top w:type="dxa" w:w="80"/>
+              <w:left w:type="dxa" w:w="100"/>
+              <w:bottom w:type="dxa" w:w="80"/>
+              <w:right w:type="dxa" w:w="100"/>
+            </w:tcMar>
+            <w:vAlign w:val="top"/>
+          </w:tcPr>
+          <w:p>
+            <w:pPr>
+              <w:spacing w:after="60"/>
+            </w:pPr>
+            <w:r>
+              <w:rPr>
+                <w:b/>
+                <w:bCs/>
+                <w:color w:val="12355B"/>
+                <w:sz w:val="21"/>
+                <w:szCs w:val="21"/>
+              </w:rPr>
+              <w:t xml:space="preserve">3.  </w:t>
+            </w:r>
+            <w:r>
+              <w:rPr>
+                <w:b/>
+                <w:bCs/>
+                <w:sz w:val="20"/>
+                <w:szCs w:val="20"/>
+              </w:rPr>
+              <w:t xml:space="preserve">In a ratio table, the ratio of sugar to butter is 3:2. If you use 12 cups of sugar, how many cups of butter do you need?</w:t>
+            </w:r>
+          </w:p>
+          <w:p>
+            <w:pPr>
+              <w:spacing w:after="30"/>
+              <w:ind w:left="180"/>
+            </w:pPr>
+            <w:r>
+              <w:rPr>
+                <w:sz w:val="19"/>
+                <w:szCs w:val="19"/>
+              </w:rPr>
+              <w:t xml:space="preserve">A)  6</w:t>
+            </w:r>
+          </w:p>
+          <w:p>
+            <w:pPr>
+              <w:spacing w:after="30"/>
+              <w:ind w:left="180"/>
+            </w:pPr>
+            <w:r>
+              <w:rPr>
+                <w:sz w:val="19"/>
+                <w:szCs w:val="19"/>
+              </w:rPr>
+              <w:t xml:space="preserve">B)  8</w:t>
+            </w:r>
+          </w:p>
+          <w:p>
+            <w:pPr>
+              <w:spacing w:after="30"/>
+              <w:ind w:left="180"/>
+            </w:pPr>
+            <w:r>
+              <w:rPr>
+                <w:sz w:val="19"/>
+                <w:szCs w:val="19"/>
+              </w:rPr>
+              <w:t xml:space="preserve">C)  9</w:t>
+            </w:r>
+          </w:p>
+          <w:p>
+            <w:pPr>
+              <w:spacing w:after="30"/>
+              <w:ind w:left="180"/>
+            </w:pPr>
+            <w:r>
+              <w:rPr>
+                <w:sz w:val="19"/>
+                <w:szCs w:val="19"/>
+              </w:rPr>
+              <w:t xml:space="preserve">D)  10</w:t>
+            </w:r>
+          </w:p>
+        </w:tc>
+        <w:tc>
+          <w:tcPr>
+            <w:tcW w:type="dxa" w:w="3560"/>
+            <w:tcMar>
+              <w:top w:type="dxa" w:w="80"/>
+              <w:left w:type="dxa" w:w="100"/>
+              <w:bottom w:type="dxa" w:w="80"/>
+              <w:right w:type="dxa" w:w="100"/>
+            </w:tcMar>
+            <w:vAlign w:val="top"/>
+          </w:tcPr>
+          <w:p>
+            <w:pPr>
+              <w:spacing w:after="40"/>
+            </w:pPr>
+            <w:r>
+              <w:rPr>
+                <w:b/>
+                <w:bCs/>
+                <w:color w:val="1FA6A2"/>
+                <w:sz w:val="19"/>
+                <w:szCs w:val="19"/>
+              </w:rPr>
+              <w:t xml:space="preserve">Solution:  </w:t>
+            </w:r>
+            <w:r>
+              <w:rPr>
+                <w:b/>
+                <w:bCs/>
+                <w:sz w:val="19"/>
+                <w:szCs w:val="19"/>
+              </w:rPr>
+              <w:t xml:space="preserve">B)  8</w:t>
+            </w:r>
+          </w:p>
+          <w:p>
+            <w:pPr>
+              <w:spacing w:after="40"/>
+            </w:pPr>
+            <w:r>
+              <w:rPr>
+                <w:i/>
+                <w:iCs/>
+                <w:color w:val="5F6F80"/>
+                <w:sz w:val="18"/>
+                <w:szCs w:val="18"/>
+              </w:rPr>
+              <w:t xml:space="preserve">Scale factor: 12 ÷ 3 = 4. Multiply butter by 4: 2 × 4 = 8 cups of butter.</w:t>
+            </w:r>
+          </w:p>
+          <w:p>
+            <w:pPr>
+              <w:pBdr>
+                <w:bottom w:val="single" w:color="AFBECC" w:sz="6"/>
+              </w:pBdr>
+              <w:spacing w:after="30" w:before="150"/>
             </w:pPr>
             <w:r>
               <w:t xml:space="preserve"/>
@@ -4426,7 +5477,125 @@
           </w:p>
           <w:p>
             <w:pPr>
-              <w:spacing w:after="0" w:line="320"/>
+              <w:pBdr>
+                <w:bottom w:val="single" w:color="AFBECC" w:sz="6"/>
+              </w:pBdr>
+              <w:spacing w:after="30" w:before="150"/>
+            </w:pPr>
+            <w:r>
+              <w:t xml:space="preserve"/>
+            </w:r>
+          </w:p>
+        </w:tc>
+        <w:tc>
+          <w:tcPr>
+            <w:tcW w:type="dxa" w:w="3000"/>
+            <w:shd w:fill="FBF3E2" w:color="auto" w:val="clear"/>
+            <w:tcMar>
+              <w:top w:type="dxa" w:w="80"/>
+              <w:left w:type="dxa" w:w="100"/>
+              <w:bottom w:type="dxa" w:w="80"/>
+              <w:right w:type="dxa" w:w="100"/>
+            </w:tcMar>
+            <w:vAlign w:val="top"/>
+          </w:tcPr>
+          <w:p>
+            <w:pPr>
+              <w:spacing w:after="40"/>
+            </w:pPr>
+            <w:r>
+              <w:rPr>
+                <w:b/>
+                <w:bCs/>
+                <w:color w:val="12355B"/>
+                <w:sz w:val="19"/>
+                <w:szCs w:val="19"/>
+              </w:rPr>
+              <w:t xml:space="preserve">Because... </w:t>
+            </w:r>
+            <w:r>
+              <w:rPr>
+                <w:color w:val="AFBECC"/>
+                <w:sz w:val="19"/>
+                <w:szCs w:val="19"/>
+              </w:rPr>
+              <w:t xml:space="preserve">________________</w:t>
+            </w:r>
+          </w:p>
+          <w:p>
+            <w:pPr>
+              <w:pBdr>
+                <w:bottom w:val="single" w:color="AFBECC" w:sz="6"/>
+              </w:pBdr>
+              <w:spacing w:after="30" w:before="150"/>
+            </w:pPr>
+            <w:r>
+              <w:t xml:space="preserve"/>
+            </w:r>
+          </w:p>
+          <w:p>
+            <w:pPr>
+              <w:spacing w:after="40" w:before="80"/>
+            </w:pPr>
+            <w:r>
+              <w:rPr>
+                <w:b/>
+                <w:bCs/>
+                <w:color w:val="6B4FA0"/>
+                <w:sz w:val="19"/>
+                <w:szCs w:val="19"/>
+              </w:rPr>
+              <w:t xml:space="preserve">Although... </w:t>
+            </w:r>
+            <w:r>
+              <w:rPr>
+                <w:color w:val="AFBECC"/>
+                <w:sz w:val="19"/>
+                <w:szCs w:val="19"/>
+              </w:rPr>
+              <w:t xml:space="preserve">_______________</w:t>
+            </w:r>
+          </w:p>
+          <w:p>
+            <w:pPr>
+              <w:pBdr>
+                <w:bottom w:val="single" w:color="AFBECC" w:sz="6"/>
+              </w:pBdr>
+              <w:spacing w:after="30" w:before="150"/>
+            </w:pPr>
+            <w:r>
+              <w:t xml:space="preserve"/>
+            </w:r>
+          </w:p>
+          <w:p>
+            <w:pPr>
+              <w:spacing w:after="40" w:before="80"/>
+            </w:pPr>
+            <w:r>
+              <w:rPr>
+                <w:b/>
+                <w:bCs/>
+                <w:color w:val="1FA6A2"/>
+                <w:sz w:val="19"/>
+                <w:szCs w:val="19"/>
+              </w:rPr>
+              <w:t xml:space="preserve">Therefore... </w:t>
+            </w:r>
+            <w:r>
+              <w:rPr>
+                <w:color w:val="AFBECC"/>
+                <w:sz w:val="19"/>
+                <w:szCs w:val="19"/>
+              </w:rPr>
+              <w:t xml:space="preserve">______________</w:t>
+            </w:r>
+          </w:p>
+          <w:p>
+            <w:pPr>
+              <w:pBdr>
+                <w:bottom w:val="single" w:color="AFBECC" w:sz="6"/>
+              </w:pBdr>
+              <w:spacing w:after="30" w:before="150"/>
             </w:pPr>
             <w:r>
               <w:t xml:space="preserve"/>
@@ -4437,84 +5606,7 @@
     </w:tbl>
     <w:p>
       <w:pPr>
-        <w:keepNext/>
-        <w:spacing w:after="60" w:before="160"/>
-      </w:pPr>
-      <w:r>
-        <w:rPr>
-          <w:b/>
-          <w:bCs/>
-          <w:color w:val="12355B"/>
-          <w:sz w:val="22"/>
-          <w:szCs w:val="22"/>
-        </w:rPr>
-        <w:t xml:space="preserve">4.  </w:t>
-      </w:r>
-      <w:r>
-        <w:rPr>
-          <w:b/>
-          <w:bCs/>
-          <w:sz w:val="21"/>
-          <w:szCs w:val="21"/>
-        </w:rPr>
-        <w:t xml:space="preserve">A ratio table shows 5:8, 10:16, 15:24. What scale factor was used from the first row to the third row?</w:t>
-      </w:r>
-    </w:p>
-    <w:p>
-      <w:pPr>
-        <w:spacing w:after="40"/>
-        <w:ind w:left="420"/>
-      </w:pPr>
-      <w:r>
-        <w:rPr>
-          <w:sz w:val="20"/>
-          <w:szCs w:val="20"/>
-        </w:rPr>
-        <w:t xml:space="preserve">A)  2</w:t>
-      </w:r>
-    </w:p>
-    <w:p>
-      <w:pPr>
-        <w:spacing w:after="40"/>
-        <w:ind w:left="420"/>
-      </w:pPr>
-      <w:r>
-        <w:rPr>
-          <w:sz w:val="20"/>
-          <w:szCs w:val="20"/>
-        </w:rPr>
-        <w:t xml:space="preserve">B)  3</w:t>
-      </w:r>
-    </w:p>
-    <w:p>
-      <w:pPr>
-        <w:spacing w:after="40"/>
-        <w:ind w:left="420"/>
-      </w:pPr>
-      <w:r>
-        <w:rPr>
-          <w:sz w:val="20"/>
-          <w:szCs w:val="20"/>
-        </w:rPr>
-        <w:t xml:space="preserve">C)  5</w:t>
-      </w:r>
-    </w:p>
-    <w:p>
-      <w:pPr>
-        <w:spacing w:after="40"/>
-        <w:ind w:left="420"/>
-      </w:pPr>
-      <w:r>
-        <w:rPr>
-          <w:sz w:val="20"/>
-          <w:szCs w:val="20"/>
-        </w:rPr>
-        <w:t xml:space="preserve">D)  8</w:t>
-      </w:r>
-    </w:p>
-    <w:p>
-      <w:pPr>
-        <w:spacing w:after="20"/>
+        <w:spacing w:after="80"/>
       </w:pPr>
       <w:r>
         <w:t xml:space="preserve"/>
@@ -4522,33 +5614,256 @@
     </w:p>
     <w:tbl>
       <w:tblPr>
-        <w:tblW w:type="pct" w:w="100%"/>
+        <w:tblW w:type="dxa" w:w="9360"/>
         <w:tblBorders>
           <w:top w:val="single" w:color="C7D2DD" w:sz="6"/>
           <w:left w:val="single" w:color="C7D2DD" w:sz="6"/>
           <w:bottom w:val="single" w:color="C7D2DD" w:sz="6"/>
           <w:right w:val="single" w:color="C7D2DD" w:sz="6"/>
-          <w:insideH w:val="single" w:color="auto" w:sz="4"/>
-          <w:insideV w:val="single" w:color="auto" w:sz="4"/>
+          <w:insideH w:val="single" w:color="C7D2DD" w:sz="6"/>
+          <w:insideV w:val="single" w:color="C7D2DD" w:sz="6"/>
         </w:tblBorders>
       </w:tblPr>
       <w:tblGrid>
-        <w:gridCol w:w="100"/>
+        <w:gridCol w:w="2800"/>
+        <w:gridCol w:w="3560"/>
+        <w:gridCol w:w="3000"/>
       </w:tblGrid>
       <w:tr>
-        <w:tc>
-          <w:tcPr>
+        <w:trPr>
+          <w:cantSplit/>
+          <w:tblHeader/>
+        </w:trPr>
+        <w:tc>
+          <w:tcPr>
+            <w:tcW w:type="dxa" w:w="2800"/>
+            <w:shd w:fill="EEF4F8" w:color="auto" w:val="clear"/>
+            <w:tcMar>
+              <w:top w:type="dxa" w:w="60"/>
+              <w:left w:type="dxa" w:w="100"/>
+              <w:bottom w:type="dxa" w:w="60"/>
+              <w:right w:type="dxa" w:w="100"/>
+            </w:tcMar>
+          </w:tcPr>
+          <w:p>
+            <w:pPr>
+              <w:spacing w:after="0"/>
+            </w:pPr>
+            <w:r>
+              <w:rPr>
+                <w:b/>
+                <w:bCs/>
+                <w:color w:val="12355B"/>
+                <w:sz w:val="16"/>
+                <w:szCs w:val="16"/>
+              </w:rPr>
+              <w:t xml:space="preserve">CORE PROBLEM / GIVEN REPRESENTATION</w:t>
+            </w:r>
+          </w:p>
+        </w:tc>
+        <w:tc>
+          <w:tcPr>
+            <w:tcW w:type="dxa" w:w="3560"/>
+            <w:shd w:fill="EEF4F8" w:color="auto" w:val="clear"/>
+            <w:tcMar>
+              <w:top w:type="dxa" w:w="60"/>
+              <w:left w:type="dxa" w:w="100"/>
+              <w:bottom w:type="dxa" w:w="60"/>
+              <w:right w:type="dxa" w:w="100"/>
+            </w:tcMar>
+          </w:tcPr>
+          <w:p>
+            <w:pPr>
+              <w:spacing w:after="0"/>
+            </w:pPr>
+            <w:r>
+              <w:rPr>
+                <w:b/>
+                <w:bCs/>
+                <w:color w:val="12355B"/>
+                <w:sz w:val="16"/>
+                <w:szCs w:val="16"/>
+              </w:rPr>
+              <w:t xml:space="preserve">WORKING SPACE / CALCULATION STEPS</w:t>
+            </w:r>
+          </w:p>
+        </w:tc>
+        <w:tc>
+          <w:tcPr>
+            <w:tcW w:type="dxa" w:w="3000"/>
             <w:shd w:fill="FBF3E2" w:color="auto" w:val="clear"/>
             <w:tcMar>
               <w:top w:type="dxa" w:w="60"/>
-              <w:left w:type="dxa" w:w="120"/>
+              <w:left w:type="dxa" w:w="100"/>
               <w:bottom w:type="dxa" w:w="60"/>
-              <w:right w:type="dxa" w:w="120"/>
-            </w:tcMar>
-          </w:tcPr>
-          <w:p>
-            <w:pPr>
-              <w:spacing w:after="0" w:line="320"/>
+              <w:right w:type="dxa" w:w="100"/>
+            </w:tcMar>
+          </w:tcPr>
+          <w:p>
+            <w:pPr>
+              <w:spacing w:after="0"/>
+            </w:pPr>
+            <w:r>
+              <w:rPr>
+                <w:b/>
+                <w:bCs/>
+                <w:color w:val="B97A12"/>
+                <w:sz w:val="16"/>
+                <w:szCs w:val="16"/>
+              </w:rPr>
+              <w:t xml:space="preserve">EXPLAIN YOUR REASONING</w:t>
+            </w:r>
+          </w:p>
+        </w:tc>
+      </w:tr>
+      <w:tr>
+        <w:trPr>
+          <w:cantSplit/>
+        </w:trPr>
+        <w:tc>
+          <w:tcPr>
+            <w:tcW w:type="dxa" w:w="2800"/>
+            <w:tcMar>
+              <w:top w:type="dxa" w:w="80"/>
+              <w:left w:type="dxa" w:w="100"/>
+              <w:bottom w:type="dxa" w:w="80"/>
+              <w:right w:type="dxa" w:w="100"/>
+            </w:tcMar>
+            <w:vAlign w:val="top"/>
+          </w:tcPr>
+          <w:p>
+            <w:pPr>
+              <w:spacing w:after="60"/>
+            </w:pPr>
+            <w:r>
+              <w:rPr>
+                <w:b/>
+                <w:bCs/>
+                <w:color w:val="12355B"/>
+                <w:sz w:val="21"/>
+                <w:szCs w:val="21"/>
+              </w:rPr>
+              <w:t xml:space="preserve">4.  </w:t>
+            </w:r>
+            <w:r>
+              <w:rPr>
+                <w:b/>
+                <w:bCs/>
+                <w:sz w:val="20"/>
+                <w:szCs w:val="20"/>
+              </w:rPr>
+              <w:t xml:space="preserve">A ratio table shows 5:8, 10:16, 15:24. What scale factor was used from the first row to the third row?</w:t>
+            </w:r>
+          </w:p>
+          <w:p>
+            <w:pPr>
+              <w:spacing w:after="30"/>
+              <w:ind w:left="180"/>
+            </w:pPr>
+            <w:r>
+              <w:rPr>
+                <w:sz w:val="19"/>
+                <w:szCs w:val="19"/>
+              </w:rPr>
+              <w:t xml:space="preserve">A)  2</w:t>
+            </w:r>
+          </w:p>
+          <w:p>
+            <w:pPr>
+              <w:spacing w:after="30"/>
+              <w:ind w:left="180"/>
+            </w:pPr>
+            <w:r>
+              <w:rPr>
+                <w:sz w:val="19"/>
+                <w:szCs w:val="19"/>
+              </w:rPr>
+              <w:t xml:space="preserve">B)  3</w:t>
+            </w:r>
+          </w:p>
+          <w:p>
+            <w:pPr>
+              <w:spacing w:after="30"/>
+              <w:ind w:left="180"/>
+            </w:pPr>
+            <w:r>
+              <w:rPr>
+                <w:sz w:val="19"/>
+                <w:szCs w:val="19"/>
+              </w:rPr>
+              <w:t xml:space="preserve">C)  5</w:t>
+            </w:r>
+          </w:p>
+          <w:p>
+            <w:pPr>
+              <w:spacing w:after="30"/>
+              <w:ind w:left="180"/>
+            </w:pPr>
+            <w:r>
+              <w:rPr>
+                <w:sz w:val="19"/>
+                <w:szCs w:val="19"/>
+              </w:rPr>
+              <w:t xml:space="preserve">D)  8</w:t>
+            </w:r>
+          </w:p>
+        </w:tc>
+        <w:tc>
+          <w:tcPr>
+            <w:tcW w:type="dxa" w:w="3560"/>
+            <w:tcMar>
+              <w:top w:type="dxa" w:w="80"/>
+              <w:left w:type="dxa" w:w="100"/>
+              <w:bottom w:type="dxa" w:w="80"/>
+              <w:right w:type="dxa" w:w="100"/>
+            </w:tcMar>
+            <w:vAlign w:val="top"/>
+          </w:tcPr>
+          <w:p>
+            <w:pPr>
+              <w:spacing w:after="40"/>
+            </w:pPr>
+            <w:r>
+              <w:rPr>
+                <w:b/>
+                <w:bCs/>
+                <w:color w:val="1FA6A2"/>
+                <w:sz w:val="19"/>
+                <w:szCs w:val="19"/>
+              </w:rPr>
+              <w:t xml:space="preserve">Solution:  </w:t>
+            </w:r>
+            <w:r>
+              <w:rPr>
+                <w:b/>
+                <w:bCs/>
+                <w:sz w:val="19"/>
+                <w:szCs w:val="19"/>
+              </w:rPr>
+              <w:t xml:space="preserve">B)  3</w:t>
+            </w:r>
+          </w:p>
+          <w:p>
+            <w:pPr>
+              <w:spacing w:after="40"/>
+            </w:pPr>
+            <w:r>
+              <w:rPr>
+                <w:i/>
+                <w:iCs/>
+                <w:color w:val="5F6F80"/>
+                <w:sz w:val="18"/>
+                <w:szCs w:val="18"/>
+              </w:rPr>
+              <w:t xml:space="preserve">From 5 to 15: 15 ÷ 5 = 3. From 8 to 24: 24 ÷ 8 = 3. The scale factor is 3.</w:t>
+            </w:r>
+          </w:p>
+          <w:p>
+            <w:pPr>
+              <w:pBdr>
+                <w:bottom w:val="single" w:color="AFBECC" w:sz="6"/>
+              </w:pBdr>
+              <w:spacing w:after="30" w:before="150"/>
             </w:pPr>
             <w:r>
               <w:t xml:space="preserve"/>
@@ -4556,7 +5871,125 @@
           </w:p>
           <w:p>
             <w:pPr>
-              <w:spacing w:after="0" w:line="320"/>
+              <w:pBdr>
+                <w:bottom w:val="single" w:color="AFBECC" w:sz="6"/>
+              </w:pBdr>
+              <w:spacing w:after="30" w:before="150"/>
+            </w:pPr>
+            <w:r>
+              <w:t xml:space="preserve"/>
+            </w:r>
+          </w:p>
+        </w:tc>
+        <w:tc>
+          <w:tcPr>
+            <w:tcW w:type="dxa" w:w="3000"/>
+            <w:shd w:fill="FBF3E2" w:color="auto" w:val="clear"/>
+            <w:tcMar>
+              <w:top w:type="dxa" w:w="80"/>
+              <w:left w:type="dxa" w:w="100"/>
+              <w:bottom w:type="dxa" w:w="80"/>
+              <w:right w:type="dxa" w:w="100"/>
+            </w:tcMar>
+            <w:vAlign w:val="top"/>
+          </w:tcPr>
+          <w:p>
+            <w:pPr>
+              <w:spacing w:after="40"/>
+            </w:pPr>
+            <w:r>
+              <w:rPr>
+                <w:b/>
+                <w:bCs/>
+                <w:color w:val="12355B"/>
+                <w:sz w:val="19"/>
+                <w:szCs w:val="19"/>
+              </w:rPr>
+              <w:t xml:space="preserve">Because... </w:t>
+            </w:r>
+            <w:r>
+              <w:rPr>
+                <w:color w:val="AFBECC"/>
+                <w:sz w:val="19"/>
+                <w:szCs w:val="19"/>
+              </w:rPr>
+              <w:t xml:space="preserve">________________</w:t>
+            </w:r>
+          </w:p>
+          <w:p>
+            <w:pPr>
+              <w:pBdr>
+                <w:bottom w:val="single" w:color="AFBECC" w:sz="6"/>
+              </w:pBdr>
+              <w:spacing w:after="30" w:before="150"/>
+            </w:pPr>
+            <w:r>
+              <w:t xml:space="preserve"/>
+            </w:r>
+          </w:p>
+          <w:p>
+            <w:pPr>
+              <w:spacing w:after="40" w:before="80"/>
+            </w:pPr>
+            <w:r>
+              <w:rPr>
+                <w:b/>
+                <w:bCs/>
+                <w:color w:val="6B4FA0"/>
+                <w:sz w:val="19"/>
+                <w:szCs w:val="19"/>
+              </w:rPr>
+              <w:t xml:space="preserve">Although... </w:t>
+            </w:r>
+            <w:r>
+              <w:rPr>
+                <w:color w:val="AFBECC"/>
+                <w:sz w:val="19"/>
+                <w:szCs w:val="19"/>
+              </w:rPr>
+              <w:t xml:space="preserve">_______________</w:t>
+            </w:r>
+          </w:p>
+          <w:p>
+            <w:pPr>
+              <w:pBdr>
+                <w:bottom w:val="single" w:color="AFBECC" w:sz="6"/>
+              </w:pBdr>
+              <w:spacing w:after="30" w:before="150"/>
+            </w:pPr>
+            <w:r>
+              <w:t xml:space="preserve"/>
+            </w:r>
+          </w:p>
+          <w:p>
+            <w:pPr>
+              <w:spacing w:after="40" w:before="80"/>
+            </w:pPr>
+            <w:r>
+              <w:rPr>
+                <w:b/>
+                <w:bCs/>
+                <w:color w:val="1FA6A2"/>
+                <w:sz w:val="19"/>
+                <w:szCs w:val="19"/>
+              </w:rPr>
+              <w:t xml:space="preserve">Therefore... </w:t>
+            </w:r>
+            <w:r>
+              <w:rPr>
+                <w:color w:val="AFBECC"/>
+                <w:sz w:val="19"/>
+                <w:szCs w:val="19"/>
+              </w:rPr>
+              <w:t xml:space="preserve">______________</w:t>
+            </w:r>
+          </w:p>
+          <w:p>
+            <w:pPr>
+              <w:pBdr>
+                <w:bottom w:val="single" w:color="AFBECC" w:sz="6"/>
+              </w:pBdr>
+              <w:spacing w:after="30" w:before="150"/>
             </w:pPr>
             <w:r>
               <w:t xml:space="preserve"/>
@@ -4565,6 +5998,14 @@
         </w:tc>
       </w:tr>
     </w:tbl>
+    <w:p>
+      <w:pPr>
+        <w:spacing w:after="80"/>
+      </w:pPr>
+      <w:r>
+        <w:t xml:space="preserve"/>
+      </w:r>
+    </w:p>
     <w:p>
       <w:pPr>
         <w:pStyle w:val="Heading2"/>
@@ -4591,60 +6032,206 @@
         <w:t xml:space="preserve">   stretch your thinking</w:t>
       </w:r>
     </w:p>
-    <w:p>
-      <w:pPr>
-        <w:keepNext/>
-        <w:spacing w:after="60" w:before="160"/>
-      </w:pPr>
-      <w:r>
-        <w:rPr>
-          <w:b/>
-          <w:bCs/>
-          <w:color w:val="12355B"/>
-          <w:sz w:val="22"/>
-          <w:szCs w:val="22"/>
-        </w:rPr>
-        <w:t xml:space="preserve">5.  </w:t>
-      </w:r>
-      <w:r>
-        <w:rPr>
-          <w:b/>
-          <w:bCs/>
-          <w:sz w:val="21"/>
-          <w:szCs w:val="21"/>
-        </w:rPr>
-        <w:t xml:space="preserve">A recipe uses 4 cups of flour for every 3 cups of sugar. A student filled in a ratio table: 4:3, 8:6, 12:9, 14:12. Find and fix the error in the last row. Explain what went wrong.</w:t>
-      </w:r>
-    </w:p>
     <w:tbl>
       <w:tblPr>
-        <w:tblW w:type="pct" w:w="100%"/>
+        <w:tblW w:type="dxa" w:w="9360"/>
         <w:tblBorders>
           <w:top w:val="single" w:color="C7D2DD" w:sz="6"/>
           <w:left w:val="single" w:color="C7D2DD" w:sz="6"/>
           <w:bottom w:val="single" w:color="C7D2DD" w:sz="6"/>
           <w:right w:val="single" w:color="C7D2DD" w:sz="6"/>
-          <w:insideH w:val="single" w:color="auto" w:sz="4"/>
-          <w:insideV w:val="single" w:color="auto" w:sz="4"/>
+          <w:insideH w:val="single" w:color="C7D2DD" w:sz="6"/>
+          <w:insideV w:val="single" w:color="C7D2DD" w:sz="6"/>
         </w:tblBorders>
       </w:tblPr>
       <w:tblGrid>
-        <w:gridCol w:w="100"/>
+        <w:gridCol w:w="2800"/>
+        <w:gridCol w:w="3560"/>
+        <w:gridCol w:w="3000"/>
       </w:tblGrid>
       <w:tr>
-        <w:tc>
-          <w:tcPr>
+        <w:trPr>
+          <w:cantSplit/>
+          <w:tblHeader/>
+        </w:trPr>
+        <w:tc>
+          <w:tcPr>
+            <w:tcW w:type="dxa" w:w="2800"/>
+            <w:shd w:fill="EEF4F8" w:color="auto" w:val="clear"/>
+            <w:tcMar>
+              <w:top w:type="dxa" w:w="60"/>
+              <w:left w:type="dxa" w:w="100"/>
+              <w:bottom w:type="dxa" w:w="60"/>
+              <w:right w:type="dxa" w:w="100"/>
+            </w:tcMar>
+          </w:tcPr>
+          <w:p>
+            <w:pPr>
+              <w:spacing w:after="0"/>
+            </w:pPr>
+            <w:r>
+              <w:rPr>
+                <w:b/>
+                <w:bCs/>
+                <w:color w:val="12355B"/>
+                <w:sz w:val="16"/>
+                <w:szCs w:val="16"/>
+              </w:rPr>
+              <w:t xml:space="preserve">CORE PROBLEM / GIVEN REPRESENTATION</w:t>
+            </w:r>
+          </w:p>
+        </w:tc>
+        <w:tc>
+          <w:tcPr>
+            <w:tcW w:type="dxa" w:w="3560"/>
+            <w:shd w:fill="EEF4F8" w:color="auto" w:val="clear"/>
+            <w:tcMar>
+              <w:top w:type="dxa" w:w="60"/>
+              <w:left w:type="dxa" w:w="100"/>
+              <w:bottom w:type="dxa" w:w="60"/>
+              <w:right w:type="dxa" w:w="100"/>
+            </w:tcMar>
+          </w:tcPr>
+          <w:p>
+            <w:pPr>
+              <w:spacing w:after="0"/>
+            </w:pPr>
+            <w:r>
+              <w:rPr>
+                <w:b/>
+                <w:bCs/>
+                <w:color w:val="12355B"/>
+                <w:sz w:val="16"/>
+                <w:szCs w:val="16"/>
+              </w:rPr>
+              <w:t xml:space="preserve">WORKING SPACE / CALCULATION STEPS</w:t>
+            </w:r>
+          </w:p>
+        </w:tc>
+        <w:tc>
+          <w:tcPr>
+            <w:tcW w:type="dxa" w:w="3000"/>
             <w:shd w:fill="FBF3E2" w:color="auto" w:val="clear"/>
             <w:tcMar>
               <w:top w:type="dxa" w:w="60"/>
-              <w:left w:type="dxa" w:w="120"/>
+              <w:left w:type="dxa" w:w="100"/>
               <w:bottom w:type="dxa" w:w="60"/>
-              <w:right w:type="dxa" w:w="120"/>
-            </w:tcMar>
-          </w:tcPr>
-          <w:p>
-            <w:pPr>
-              <w:spacing w:after="0" w:line="320"/>
+              <w:right w:type="dxa" w:w="100"/>
+            </w:tcMar>
+          </w:tcPr>
+          <w:p>
+            <w:pPr>
+              <w:spacing w:after="0"/>
+            </w:pPr>
+            <w:r>
+              <w:rPr>
+                <w:b/>
+                <w:bCs/>
+                <w:color w:val="B97A12"/>
+                <w:sz w:val="16"/>
+                <w:szCs w:val="16"/>
+              </w:rPr>
+              <w:t xml:space="preserve">EXPLAIN YOUR REASONING</w:t>
+            </w:r>
+          </w:p>
+        </w:tc>
+      </w:tr>
+      <w:tr>
+        <w:trPr>
+          <w:cantSplit/>
+        </w:trPr>
+        <w:tc>
+          <w:tcPr>
+            <w:tcW w:type="dxa" w:w="2800"/>
+            <w:tcMar>
+              <w:top w:type="dxa" w:w="80"/>
+              <w:left w:type="dxa" w:w="100"/>
+              <w:bottom w:type="dxa" w:w="80"/>
+              <w:right w:type="dxa" w:w="100"/>
+            </w:tcMar>
+            <w:vAlign w:val="top"/>
+          </w:tcPr>
+          <w:p>
+            <w:pPr>
+              <w:spacing w:after="60"/>
+            </w:pPr>
+            <w:r>
+              <w:rPr>
+                <w:b/>
+                <w:bCs/>
+                <w:color w:val="12355B"/>
+                <w:sz w:val="21"/>
+                <w:szCs w:val="21"/>
+              </w:rPr>
+              <w:t xml:space="preserve">5.  </w:t>
+            </w:r>
+            <w:r>
+              <w:rPr>
+                <w:b/>
+                <w:bCs/>
+                <w:sz w:val="20"/>
+                <w:szCs w:val="20"/>
+              </w:rPr>
+              <w:t xml:space="preserve">A recipe uses 4 cups of flour for every 3 cups of sugar. A student filled in a ratio table: 4:3, 8:6, 12:9, 14:12. Find and fix the error in the last row. Explain what went wrong.</w:t>
+            </w:r>
+          </w:p>
+        </w:tc>
+        <w:tc>
+          <w:tcPr>
+            <w:tcW w:type="dxa" w:w="3560"/>
+            <w:tcMar>
+              <w:top w:type="dxa" w:w="80"/>
+              <w:left w:type="dxa" w:w="100"/>
+              <w:bottom w:type="dxa" w:w="80"/>
+              <w:right w:type="dxa" w:w="100"/>
+            </w:tcMar>
+            <w:vAlign w:val="top"/>
+          </w:tcPr>
+          <w:p>
+            <w:pPr>
+              <w:spacing w:after="40"/>
+            </w:pPr>
+            <w:r>
+              <w:rPr>
+                <w:b/>
+                <w:bCs/>
+                <w:color w:val="1FA6A2"/>
+                <w:sz w:val="19"/>
+                <w:szCs w:val="19"/>
+              </w:rPr>
+              <w:t xml:space="preserve">Solution:  </w:t>
+            </w:r>
+            <w:r>
+              <w:rPr>
+                <w:b/>
+                <w:bCs/>
+                <w:sz w:val="19"/>
+                <w:szCs w:val="19"/>
+              </w:rPr>
+              <w:t xml:space="preserve">The last row is wrong. The pattern multiplies by the same scale factor. 4×1=4, 4×2=8, 4×3=12, so the 4th row should be 4×4=16 cups of flour and 3×4=12 cups of sugar → 16:12. The student added 2 to 12 instead of adding 4. Or: 12+4=16, not 12+2=14.</w:t>
+            </w:r>
+          </w:p>
+          <w:p>
+            <w:pPr>
+              <w:spacing w:after="40"/>
+            </w:pPr>
+            <w:r>
+              <w:rPr>
+                <w:i/>
+                <w:iCs/>
+                <w:color w:val="5F6F80"/>
+                <w:sz w:val="18"/>
+                <w:szCs w:val="18"/>
+              </w:rPr>
+              <w:t xml:space="preserve">The flour column grows by 4 each row, so after 12 it should be 16, not 14 — the last row should read 16:12. The student added 2 to the flour while still adding 3 to the sugar, which breaks the 4:3 relationship.</w:t>
+            </w:r>
+          </w:p>
+          <w:p>
+            <w:pPr>
+              <w:pBdr>
+                <w:bottom w:val="single" w:color="AFBECC" w:sz="6"/>
+              </w:pBdr>
+              <w:spacing w:after="30" w:before="150"/>
             </w:pPr>
             <w:r>
               <w:t xml:space="preserve"/>
@@ -4652,15 +6239,57 @@
           </w:p>
           <w:p>
             <w:pPr>
-              <w:spacing w:after="0" w:line="320"/>
+              <w:pBdr>
+                <w:bottom w:val="single" w:color="AFBECC" w:sz="6"/>
+              </w:pBdr>
+              <w:spacing w:after="30" w:before="150"/>
             </w:pPr>
             <w:r>
               <w:t xml:space="preserve"/>
             </w:r>
           </w:p>
-          <w:p>
-            <w:pPr>
-              <w:spacing w:after="0" w:line="320"/>
+        </w:tc>
+        <w:tc>
+          <w:tcPr>
+            <w:tcW w:type="dxa" w:w="3000"/>
+            <w:shd w:fill="FBF3E2" w:color="auto" w:val="clear"/>
+            <w:tcMar>
+              <w:top w:type="dxa" w:w="80"/>
+              <w:left w:type="dxa" w:w="100"/>
+              <w:bottom w:type="dxa" w:w="80"/>
+              <w:right w:type="dxa" w:w="100"/>
+            </w:tcMar>
+            <w:vAlign w:val="top"/>
+          </w:tcPr>
+          <w:p>
+            <w:pPr>
+              <w:spacing w:after="40"/>
+            </w:pPr>
+            <w:r>
+              <w:rPr>
+                <w:b/>
+                <w:bCs/>
+                <w:color w:val="12355B"/>
+                <w:sz w:val="19"/>
+                <w:szCs w:val="19"/>
+              </w:rPr>
+              <w:t xml:space="preserve">Because... </w:t>
+            </w:r>
+            <w:r>
+              <w:rPr>
+                <w:color w:val="AFBECC"/>
+                <w:sz w:val="19"/>
+                <w:szCs w:val="19"/>
+              </w:rPr>
+              <w:t xml:space="preserve">________________</w:t>
+            </w:r>
+          </w:p>
+          <w:p>
+            <w:pPr>
+              <w:pBdr>
+                <w:bottom w:val="single" w:color="AFBECC" w:sz="6"/>
+              </w:pBdr>
+              <w:spacing w:after="30" w:before="150"/>
             </w:pPr>
             <w:r>
               <w:t xml:space="preserve"/>
@@ -4668,7 +6297,67 @@
           </w:p>
           <w:p>
             <w:pPr>
-              <w:spacing w:after="0" w:line="320"/>
+              <w:spacing w:after="40" w:before="80"/>
+            </w:pPr>
+            <w:r>
+              <w:rPr>
+                <w:b/>
+                <w:bCs/>
+                <w:color w:val="6B4FA0"/>
+                <w:sz w:val="19"/>
+                <w:szCs w:val="19"/>
+              </w:rPr>
+              <w:t xml:space="preserve">Although... </w:t>
+            </w:r>
+            <w:r>
+              <w:rPr>
+                <w:color w:val="AFBECC"/>
+                <w:sz w:val="19"/>
+                <w:szCs w:val="19"/>
+              </w:rPr>
+              <w:t xml:space="preserve">_______________</w:t>
+            </w:r>
+          </w:p>
+          <w:p>
+            <w:pPr>
+              <w:pBdr>
+                <w:bottom w:val="single" w:color="AFBECC" w:sz="6"/>
+              </w:pBdr>
+              <w:spacing w:after="30" w:before="150"/>
+            </w:pPr>
+            <w:r>
+              <w:t xml:space="preserve"/>
+            </w:r>
+          </w:p>
+          <w:p>
+            <w:pPr>
+              <w:spacing w:after="40" w:before="80"/>
+            </w:pPr>
+            <w:r>
+              <w:rPr>
+                <w:b/>
+                <w:bCs/>
+                <w:color w:val="1FA6A2"/>
+                <w:sz w:val="19"/>
+                <w:szCs w:val="19"/>
+              </w:rPr>
+              <w:t xml:space="preserve">Therefore... </w:t>
+            </w:r>
+            <w:r>
+              <w:rPr>
+                <w:color w:val="AFBECC"/>
+                <w:sz w:val="19"/>
+                <w:szCs w:val="19"/>
+              </w:rPr>
+              <w:t xml:space="preserve">______________</w:t>
+            </w:r>
+          </w:p>
+          <w:p>
+            <w:pPr>
+              <w:pBdr>
+                <w:bottom w:val="single" w:color="AFBECC" w:sz="6"/>
+              </w:pBdr>
+              <w:spacing w:after="30" w:before="150"/>
             </w:pPr>
             <w:r>
               <w:t xml:space="preserve"/>
@@ -4677,6 +6366,14 @@
         </w:tc>
       </w:tr>
     </w:tbl>
+    <w:p>
+      <w:pPr>
+        <w:spacing w:after="80"/>
+      </w:pPr>
+      <w:r>
+        <w:t xml:space="preserve"/>
+      </w:r>
+    </w:p>
     <w:p>
       <w:pPr>
         <w:pStyle w:val="Heading1"/>
@@ -4795,6 +6492,149 @@
         <w:t xml:space="preserve"/>
       </w:r>
     </w:p>
+    <w:p>
+      <w:pPr>
+        <w:spacing w:after="60"/>
+      </w:pPr>
+      <w:r>
+        <w:t xml:space="preserve"/>
+      </w:r>
+    </w:p>
+    <w:tbl>
+      <w:tblPr>
+        <w:tblW w:type="dxa" w:w="9360"/>
+        <w:tblBorders>
+          <w:top w:val="single" w:color="C7D2DD" w:sz="6"/>
+          <w:left w:val="single" w:color="C7D2DD" w:sz="6"/>
+          <w:bottom w:val="single" w:color="C7D2DD" w:sz="6"/>
+          <w:right w:val="single" w:color="C7D2DD" w:sz="6"/>
+          <w:insideH w:val="single" w:color="C7D2DD" w:sz="6"/>
+          <w:insideV w:val="single" w:color="C7D2DD" w:sz="6"/>
+        </w:tblBorders>
+      </w:tblPr>
+      <w:tblGrid>
+        <w:gridCol w:w="3120"/>
+        <w:gridCol w:w="3120"/>
+        <w:gridCol w:w="3120"/>
+      </w:tblGrid>
+      <w:tr>
+        <w:trPr>
+          <w:cantSplit/>
+          <w:tblHeader/>
+        </w:trPr>
+        <w:tc>
+          <w:tcPr>
+            <w:tcW w:type="dxa" w:w="9360"/>
+            <w:gridSpan w:val="3"/>
+            <w:shd w:fill="EEF4F8" w:color="auto" w:val="clear"/>
+            <w:tcMar>
+              <w:top w:type="dxa" w:w="60"/>
+              <w:left w:type="dxa" w:w="100"/>
+              <w:bottom w:type="dxa" w:w="60"/>
+              <w:right w:type="dxa" w:w="100"/>
+            </w:tcMar>
+          </w:tcPr>
+          <w:p>
+            <w:pPr>
+              <w:spacing w:after="0"/>
+            </w:pPr>
+            <w:r>
+              <w:rPr>
+                <w:b/>
+                <w:bCs/>
+                <w:color w:val="12355B"/>
+                <w:sz w:val="18"/>
+                <w:szCs w:val="18"/>
+              </w:rPr>
+              <w:t xml:space="preserve">EXIT CHECK · 3-POINT SELF-ASSESSMENT CHECKLIST</w:t>
+            </w:r>
+          </w:p>
+        </w:tc>
+      </w:tr>
+      <w:tr>
+        <w:trPr>
+          <w:cantSplit/>
+        </w:trPr>
+        <w:tc>
+          <w:tcPr>
+            <w:tcW w:type="dxa" w:w="3120"/>
+            <w:tcMar>
+              <w:top w:type="dxa" w:w="80"/>
+              <w:left w:type="dxa" w:w="100"/>
+              <w:bottom w:type="dxa" w:w="80"/>
+              <w:right w:type="dxa" w:w="100"/>
+            </w:tcMar>
+          </w:tcPr>
+          <w:p>
+            <w:pPr>
+              <w:spacing w:after="0"/>
+            </w:pPr>
+            <w:r>
+              <w:rPr>
+                <w:b/>
+                <w:bCs/>
+                <w:color w:val="1A2733"/>
+                <w:sz w:val="18"/>
+                <w:szCs w:val="18"/>
+              </w:rPr>
+              <w:t xml:space="preserve">☐ 1. Units &amp; Labels Verified</w:t>
+            </w:r>
+          </w:p>
+        </w:tc>
+        <w:tc>
+          <w:tcPr>
+            <w:tcW w:type="dxa" w:w="3120"/>
+            <w:tcMar>
+              <w:top w:type="dxa" w:w="80"/>
+              <w:left w:type="dxa" w:w="100"/>
+              <w:bottom w:type="dxa" w:w="80"/>
+              <w:right w:type="dxa" w:w="100"/>
+            </w:tcMar>
+          </w:tcPr>
+          <w:p>
+            <w:pPr>
+              <w:spacing w:after="0"/>
+            </w:pPr>
+            <w:r>
+              <w:rPr>
+                <w:b/>
+                <w:bCs/>
+                <w:color w:val="1A2733"/>
+                <w:sz w:val="18"/>
+                <w:szCs w:val="18"/>
+              </w:rPr>
+              <w:t xml:space="preserve">☐ 2. Reasoning Stated (Because / Although / Therefore)</w:t>
+            </w:r>
+          </w:p>
+        </w:tc>
+        <w:tc>
+          <w:tcPr>
+            <w:tcW w:type="dxa" w:w="3120"/>
+            <w:tcMar>
+              <w:top w:type="dxa" w:w="80"/>
+              <w:left w:type="dxa" w:w="100"/>
+              <w:bottom w:type="dxa" w:w="80"/>
+              <w:right w:type="dxa" w:w="100"/>
+            </w:tcMar>
+          </w:tcPr>
+          <w:p>
+            <w:pPr>
+              <w:spacing w:after="0"/>
+            </w:pPr>
+            <w:r>
+              <w:rPr>
+                <w:b/>
+                <w:bCs/>
+                <w:color w:val="1A2733"/>
+                <w:sz w:val="18"/>
+                <w:szCs w:val="18"/>
+              </w:rPr>
+              <w:t xml:space="preserve">☐ 3. Calculations Double-Checked</w:t>
+            </w:r>
+          </w:p>
+        </w:tc>
+      </w:tr>
+    </w:tbl>
     <w:p>
       <w:pPr>
         <w:pStyle w:val="Heading1"/>
